--- a/public/templates/solarix-ilkin-qiymetlendirme.docx
+++ b/public/templates/solarix-ilkin-qiymetlendirme.docx
@@ -1,6 +1,6 @@
 
 <file path=word/document.xml><?xml version="1.0" encoding="utf-8"?>
-<w:document xmlns:wpc="http://schemas.microsoft.com/office/word/2010/wordprocessingCanvas" xmlns:cx="http://schemas.microsoft.com/office/drawing/2014/chartex" xmlns:cx1="http://schemas.microsoft.com/office/drawing/2015/9/8/chartex" xmlns:cx2="http://schemas.microsoft.com/office/drawing/2015/10/21/chartex" xmlns:cx3="http://schemas.microsoft.com/office/drawing/2016/5/9/chartex" xmlns:cx4="http://schemas.microsoft.com/office/drawing/2016/5/10/chartex" xmlns:cx5="http://schemas.microsoft.com/office/drawing/2016/5/11/chartex" xmlns:cx6="http://schemas.microsoft.com/office/drawing/2016/5/12/chartex" xmlns:cx7="http://schemas.microsoft.com/office/drawing/2016/5/13/chartex" xmlns:cx8="http://schemas.microsoft.com/office/drawing/2016/5/14/chartex" xmlns:mc="http://schemas.openxmlformats.org/markup-compatibility/2006" xmlns:aink="http://schemas.microsoft.com/office/drawing/2016/ink" xmlns:am3d="http://schemas.microsoft.com/office/drawing/2017/model3d" xmlns:o="urn:schemas-microsoft-com:office:office" xmlns:oel="http://schemas.microsoft.com/office/2019/extlst" xmlns:r="http://schemas.openxmlformats.org/officeDocument/2006/relationships" xmlns:m="http://schemas.openxmlformats.org/officeDocument/2006/math" xmlns:v="urn:schemas-microsoft-com:vml" xmlns:wp14="http://schemas.microsoft.com/office/word/2010/wordprocessingDrawing" xmlns:wp="http://schemas.openxmlformats.org/drawingml/2006/wordprocessingDrawing" xmlns:w10="urn:schemas-microsoft-com:office:word" xmlns:w="http://schemas.openxmlformats.org/wordprocessingml/2006/main" xmlns:w14="http://schemas.microsoft.com/office/word/2010/wordml" xmlns:w15="http://schemas.microsoft.com/office/word/2012/wordml" xmlns:w16cex="http://schemas.microsoft.com/office/word/2018/wordml/cex" xmlns:w16cid="http://schemas.microsoft.com/office/word/2016/wordml/cid" xmlns:w16="http://schemas.microsoft.com/office/word/2018/wordml" xmlns:w16du="http://schemas.microsoft.com/office/word/2023/wordml/word16du" xmlns:w16sdtdh="http://schemas.microsoft.com/office/word/2020/wordml/sdtdatahash" xmlns:w16sdtfl="http://schemas.microsoft.com/office/word/2024/wordml/sdtformatlock" xmlns:w16se="http://schemas.microsoft.com/office/word/2015/wordml/symex" xmlns:wpg="http://schemas.microsoft.com/office/word/2010/wordprocessingGroup" xmlns:wpi="http://schemas.microsoft.com/office/word/2010/wordprocessingInk" xmlns:wne="http://schemas.microsoft.com/office/word/2006/wordml" xmlns:wps="http://schemas.microsoft.com/office/word/2010/wordprocessingShape" mc:Ignorable="w14 w15 w16se w16cid w16 w16cex w16sdtdh w16sdtfl w16du wp14">
+<w:document xmlns:wpc="http://schemas.microsoft.com/office/word/2010/wordprocessingCanvas" xmlns:cx="http://schemas.microsoft.com/office/drawing/2014/chartex" xmlns:cx1="http://schemas.microsoft.com/office/drawing/2015/9/8/chartex" xmlns:cx2="http://schemas.microsoft.com/office/drawing/2015/10/21/chartex" xmlns:cx3="http://schemas.microsoft.com/office/drawing/2016/5/9/chartex" xmlns:cx4="http://schemas.microsoft.com/office/drawing/2016/5/10/chartex" xmlns:cx5="http://schemas.microsoft.com/office/drawing/2016/5/11/chartex" xmlns:cx6="http://schemas.microsoft.com/office/drawing/2016/5/12/chartex" xmlns:cx7="http://schemas.microsoft.com/office/drawing/2016/5/13/chartex" xmlns:cx8="http://schemas.microsoft.com/office/drawing/2016/5/14/chartex" xmlns:mc="http://schemas.openxmlformats.org/markup-compatibility/2006" xmlns:m="http://schemas.openxmlformats.org/officeDocument/2006/math" xmlns:aink="http://schemas.microsoft.com/office/drawing/2016/ink" xmlns:am3d="http://schemas.microsoft.com/office/drawing/2017/model3d" xmlns:oel="http://schemas.microsoft.com/office/2019/extlst" xmlns:r="http://schemas.openxmlformats.org/officeDocument/2006/relationships" xmlns:wp14="http://schemas.microsoft.com/office/word/2010/wordprocessingDrawing" xmlns:wp="http://schemas.openxmlformats.org/drawingml/2006/wordprocessingDrawing" xmlns:wpg="http://schemas.microsoft.com/office/word/2010/wordprocessingGroup" xmlns:wpi="http://schemas.microsoft.com/office/word/2010/wordprocessingInk" xmlns:wps="http://schemas.microsoft.com/office/word/2010/wordprocessingShape" xmlns:o="urn:schemas-microsoft-com:office:office" xmlns:v="urn:schemas-microsoft-com:vml" xmlns:w10="urn:schemas-microsoft-com:office:word" xmlns:w="http://schemas.openxmlformats.org/wordprocessingml/2006/main" xmlns:w14="http://schemas.microsoft.com/office/word/2010/wordml" xmlns:w15="http://schemas.microsoft.com/office/word/2012/wordml" xmlns:w16cex="http://schemas.microsoft.com/office/word/2018/wordml/cex" xmlns:w16cid="http://schemas.microsoft.com/office/word/2016/wordml/cid" xmlns:w16="http://schemas.microsoft.com/office/word/2018/wordml" xmlns:w16sdtdh="http://schemas.microsoft.com/office/word/2020/wordml/sdtdatahash" xmlns:w16sdtfl="http://schemas.microsoft.com/office/word/2024/wordml/sdtformatlock" xmlns:w16se="http://schemas.microsoft.com/office/word/2015/wordml/symex" xmlns:w16du="http://schemas.microsoft.com/office/word/2023/wordml/word16du" xmlns:wne="http://schemas.microsoft.com/office/word/2006/wordml" mc:Ignorable="w14 w15 w16se w16cid w16 w16cex w16sdtdh w16sdtfl w16du wp14">
   <w:body>
     <w:p>
       <w:pPr>
@@ -10,12 +10,14 @@
         </w:tabs>
         <w:jc w:val="center"/>
       </w:pPr>
+      <w:bookmarkStart w:id="0" w:name="_Hlk234589244"/>
+      <w:bookmarkEnd w:id="0"/>
       <w:r>
         <w:rPr>
           <w:noProof/>
         </w:rPr>
         <w:drawing>
-          <wp:anchor distT="0" distB="0" distL="114300" distR="114300" simplePos="0" relativeHeight="251658240" behindDoc="1" locked="0" layoutInCell="1" allowOverlap="1" wp14:anchorId="26BE1C49" wp14:editId="4C18C36C">
+          <wp:anchor distT="0" distB="0" distL="114300" distR="114300" simplePos="0" relativeHeight="251658240" behindDoc="1" locked="0" layoutInCell="1" allowOverlap="1" wp14:anchorId="26BE1C49" wp14:editId="66976907">
             <wp:simplePos x="0" y="0"/>
             <wp:positionH relativeFrom="column">
               <wp:posOffset>1217037</wp:posOffset>
@@ -43,11 +45,11 @@
                     <a:blip r:embed="rId8" cstate="print">
                       <a:extLst>
                         <a:ext uri="{28A0092B-C50C-407E-A947-70E740481C1C}">
-                          <a14:useLocalDpi xmlns:a14="http://schemas.microsoft.com/office/drawing/2010/main" val="0"/>
+                          <a14:useLocalDpi xmlns:a14="http://schemas.microsoft.com/office/drawing/2010/main"/>
                         </a:ext>
                       </a:extLst>
                     </a:blip>
-                    <a:srcRect t="22433" b="17768"/>
+                    <a:srcRect/>
                     <a:stretch/>
                   </pic:blipFill>
                   <pic:spPr bwMode="auto">
@@ -241,6 +243,7 @@
         <w:spacing w:after="0" w:line="240" w:lineRule="auto"/>
         <w:rPr>
           <w:sz w:val="18"/>
+          <w:lang w:val="az-Latn-AZ"/>
         </w:rPr>
       </w:pPr>
       <w:r>
@@ -248,7 +251,7 @@
           <w:sz w:val="18"/>
           <w:lang w:val="az-Latn-AZ"/>
         </w:rPr>
-        <w:t>Kövkəb  Səfərəliyeva  16, Tramvay döngəsi  4 ,</w:t>
+        <w:t>Kövkəb  Səfərəliyeva  16, Tramvay döngəsi 4 ,</w:t>
       </w:r>
       <w:r>
         <w:rPr>
@@ -302,6 +305,7 @@
       <w:r>
         <w:rPr>
           <w:sz w:val="18"/>
+          <w:lang w:val="az-Latn-AZ"/>
         </w:rPr>
         <w:t>www.volt.az</w:t>
       </w:r>
@@ -507,7 +511,7 @@
           <w:u w:val="single"/>
           <w:lang w:val="az-Latn-AZ"/>
         </w:rPr>
-        <w:t>25</w:t>
+        <w:t>18</w:t>
       </w:r>
       <w:r>
         <w:rPr>
@@ -553,6 +557,7 @@
           <w:lang w:val="az-Latn-AZ"/>
         </w:rPr>
         <w:tab/>
+        <w:t xml:space="preserve"> </w:t>
       </w:r>
       <w:r>
         <w:rPr>
@@ -561,8 +566,7 @@
           <w:szCs w:val="28"/>
           <w:lang w:val="az-Latn-AZ"/>
         </w:rPr>
-        <w:tab/>
-        <w:t xml:space="preserve"> </w:t>
+        <w:t xml:space="preserve">              </w:t>
       </w:r>
       <w:r>
         <w:rPr>
@@ -571,7 +575,7 @@
           <w:szCs w:val="28"/>
           <w:lang w:val="az-Latn-AZ"/>
         </w:rPr>
-        <w:t xml:space="preserve">              </w:t>
+        <w:t>“</w:t>
       </w:r>
       <w:r>
         <w:rPr>
@@ -580,7 +584,7 @@
           <w:szCs w:val="28"/>
           <w:lang w:val="az-Latn-AZ"/>
         </w:rPr>
-        <w:t>“</w:t>
+        <w:t>2</w:t>
       </w:r>
       <w:r>
         <w:rPr>
@@ -589,7 +593,7 @@
           <w:szCs w:val="28"/>
           <w:lang w:val="az-Latn-AZ"/>
         </w:rPr>
-        <w:t>25</w:t>
+        <w:t>4</w:t>
       </w:r>
       <w:r>
         <w:rPr>
@@ -658,19 +662,12 @@
     <w:p>
       <w:pPr>
         <w:spacing w:line="240" w:lineRule="auto"/>
-        <w:ind w:left="5040" w:firstLine="720"/>
-        <w:rPr>
-          <w:b/>
-          <w:bCs/>
-        </w:rPr>
-      </w:pPr>
-      <w:r>
-        <w:rPr>
-          <w:b/>
-          <w:bCs/>
-        </w:rPr>
-        <w:t xml:space="preserve">         </w:t>
-      </w:r>
+        <w:rPr>
+          <w:b/>
+          <w:bCs/>
+          <w:lang w:val="az-Latn-AZ"/>
+        </w:rPr>
+      </w:pPr>
     </w:p>
     <w:p>
       <w:pPr>
@@ -685,8 +682,95 @@
         <w:rPr>
           <w:b/>
           <w:bCs/>
+          <w:lang w:val="az-Latn-AZ"/>
+        </w:rPr>
+        <w:t>Layihənin adı : Soyuducu sistemin günəş panelləri ilə təmin edilməsi -50 k</w:t>
+      </w:r>
+      <w:r>
+        <w:rPr>
+          <w:b/>
+          <w:bCs/>
+          <w:lang w:val="az-Latn-AZ"/>
+        </w:rPr>
+        <w:t>Wp OnGrid stansiya</w:t>
+      </w:r>
+    </w:p>
+    <w:p>
+      <w:pPr>
+        <w:spacing w:line="240" w:lineRule="auto"/>
+        <w:rPr>
+          <w:b/>
+          <w:bCs/>
+          <w:lang w:val="az-Latn-AZ"/>
+        </w:rPr>
+      </w:pPr>
+      <w:r>
+        <w:rPr>
+          <w:b/>
+          <w:bCs/>
+          <w:lang w:val="az-Latn-AZ"/>
+        </w:rPr>
+        <w:t xml:space="preserve">Layihənin ünvanı : Şamaxı, </w:t>
+      </w:r>
+    </w:p>
+    <w:p>
+      <w:pPr>
+        <w:spacing w:line="240" w:lineRule="auto"/>
+        <w:rPr>
+          <w:b/>
+          <w:bCs/>
+          <w:lang w:val="az-Latn-AZ"/>
+        </w:rPr>
+      </w:pPr>
+      <w:r>
+        <w:rPr>
+          <w:b/>
+          <w:bCs/>
+          <w:lang w:val="az-Latn-AZ"/>
+        </w:rPr>
+        <w:t xml:space="preserve">Kimə </w:t>
+      </w:r>
+      <w:r>
+        <w:rPr>
+          <w:b/>
+          <w:bCs/>
+          <w:lang w:val="az-Latn-AZ"/>
+        </w:rPr>
+        <w:t>:</w:t>
+      </w:r>
+      <w:r>
+        <w:rPr>
+          <w:b/>
+          <w:bCs/>
+          <w:lang w:val="az-Latn-AZ"/>
+        </w:rPr>
+        <w:t xml:space="preserve">  </w:t>
+      </w:r>
+      <w:r>
+        <w:rPr>
+          <w:b/>
+          <w:bCs/>
+          <w:lang w:val="az-Latn-AZ"/>
+        </w:rPr>
+        <w:t>Əliyev Əli</w:t>
+      </w:r>
+    </w:p>
+    <w:p>
+      <w:pPr>
+        <w:spacing w:line="240" w:lineRule="auto"/>
+        <w:rPr>
+          <w:b/>
+          <w:bCs/>
+          <w:lang w:val="az-Latn-AZ"/>
+        </w:rPr>
+      </w:pPr>
+      <w:r>
+        <w:rPr>
+          <w:b/>
+          <w:bCs/>
           <w:sz w:val="28"/>
           <w:szCs w:val="28"/>
+          <w:lang w:val="az-Latn-AZ"/>
         </w:rPr>
         <w:tab/>
       </w:r>
@@ -696,6 +780,7 @@
           <w:bCs/>
           <w:sz w:val="28"/>
           <w:szCs w:val="28"/>
+          <w:lang w:val="az-Latn-AZ"/>
         </w:rPr>
         <w:tab/>
         <w:t xml:space="preserve">  </w:t>
@@ -711,468 +796,47 @@
           <w:lang w:val="az-Latn-AZ"/>
         </w:rPr>
       </w:pPr>
+      <w:r>
+        <w:rPr>
+          <w:b/>
+          <w:bCs/>
+          <w:lang w:val="az-Latn-AZ"/>
+        </w:rPr>
+        <w:t xml:space="preserve">Təklif </w:t>
+      </w:r>
+      <w:r>
+        <w:rPr>
+          <w:b/>
+          <w:bCs/>
+          <w:lang w:val="az-Latn-AZ"/>
+        </w:rPr>
+        <w:t xml:space="preserve">: </w:t>
+      </w:r>
+      <w:r>
+        <w:rPr>
+          <w:b/>
+          <w:bCs/>
+          <w:lang w:val="az-Latn-AZ"/>
+        </w:rPr>
+        <w:t>Günəş panellərinin satınalınması və quraşdırılması xidməti</w:t>
+      </w:r>
     </w:p>
     <w:p>
       <w:pPr>
         <w:spacing w:line="240" w:lineRule="auto"/>
-        <w:jc w:val="center"/>
-        <w:rPr>
-          <w:b/>
-          <w:bCs/>
-          <w:lang w:val="az-Latn-AZ"/>
-        </w:rPr>
-      </w:pPr>
-      <w:r>
-        <w:rPr>
-          <w:b/>
-          <w:bCs/>
-          <w:lang w:val="az-Latn-AZ"/>
-        </w:rPr>
-        <w:t xml:space="preserve">Təklif </w:t>
-      </w:r>
-      <w:r>
-        <w:rPr>
-          <w:b/>
-          <w:bCs/>
-        </w:rPr>
-        <w:t xml:space="preserve">: </w:t>
-      </w:r>
-      <w:r>
-        <w:rPr>
-          <w:b/>
-          <w:bCs/>
-          <w:lang w:val="az-Latn-AZ"/>
-        </w:rPr>
-        <w:t>Günəş panellərinin satınalınması və quraşdırılması xidməti</w:t>
-      </w:r>
-    </w:p>
-    <w:p>
-      <w:pPr>
-        <w:spacing w:line="240" w:lineRule="auto"/>
-        <w:rPr>
-          <w:b/>
-          <w:bCs/>
-          <w:sz w:val="24"/>
-          <w:szCs w:val="24"/>
-        </w:rPr>
-      </w:pPr>
-      <w:proofErr w:type="spellStart"/>
-      <w:r>
-        <w:rPr>
-          <w:b/>
-          <w:bCs/>
-          <w:sz w:val="24"/>
-          <w:szCs w:val="24"/>
-        </w:rPr>
-        <w:t>Layihənin</w:t>
-      </w:r>
-      <w:proofErr w:type="spellEnd"/>
-      <w:r>
-        <w:rPr>
-          <w:b/>
-          <w:bCs/>
-          <w:sz w:val="24"/>
-          <w:szCs w:val="24"/>
-        </w:rPr>
-        <w:t xml:space="preserve"> </w:t>
-      </w:r>
-      <w:proofErr w:type="spellStart"/>
-      <w:r>
-        <w:rPr>
-          <w:b/>
-          <w:bCs/>
-          <w:sz w:val="24"/>
-          <w:szCs w:val="24"/>
-        </w:rPr>
-        <w:t>adı</w:t>
-      </w:r>
-      <w:proofErr w:type="spellEnd"/>
-      <w:r>
-        <w:rPr>
-          <w:b/>
-          <w:bCs/>
-          <w:sz w:val="24"/>
-          <w:szCs w:val="24"/>
-        </w:rPr>
-        <w:t xml:space="preserve">: Günəş </w:t>
-      </w:r>
-      <w:proofErr w:type="spellStart"/>
-      <w:r>
-        <w:rPr>
-          <w:b/>
-          <w:bCs/>
-          <w:sz w:val="24"/>
-          <w:szCs w:val="24"/>
-        </w:rPr>
-        <w:t>Elektrik</w:t>
-      </w:r>
-      <w:proofErr w:type="spellEnd"/>
-      <w:r>
-        <w:rPr>
-          <w:b/>
-          <w:bCs/>
-          <w:sz w:val="24"/>
-          <w:szCs w:val="24"/>
-        </w:rPr>
-        <w:t xml:space="preserve"> </w:t>
-      </w:r>
-      <w:proofErr w:type="spellStart"/>
-      <w:r>
-        <w:rPr>
-          <w:b/>
-          <w:bCs/>
-          <w:sz w:val="24"/>
-          <w:szCs w:val="24"/>
-        </w:rPr>
-        <w:t>Stansiyasının</w:t>
-      </w:r>
-      <w:proofErr w:type="spellEnd"/>
-      <w:r>
-        <w:rPr>
-          <w:b/>
-          <w:bCs/>
-          <w:sz w:val="24"/>
-          <w:szCs w:val="24"/>
-        </w:rPr>
-        <w:t xml:space="preserve"> (On-Grid) </w:t>
-      </w:r>
-      <w:proofErr w:type="spellStart"/>
-      <w:r>
-        <w:rPr>
-          <w:b/>
-          <w:bCs/>
-          <w:sz w:val="24"/>
-          <w:szCs w:val="24"/>
-        </w:rPr>
-        <w:t>Quraşdırılması</w:t>
-      </w:r>
-      <w:proofErr w:type="spellEnd"/>
-      <w:r>
-        <w:rPr>
-          <w:b/>
-          <w:bCs/>
-          <w:sz w:val="24"/>
-          <w:szCs w:val="24"/>
-        </w:rPr>
-        <w:t xml:space="preserve"> / </w:t>
-      </w:r>
-      <w:proofErr w:type="spellStart"/>
-      <w:r>
-        <w:rPr>
-          <w:b/>
-          <w:bCs/>
-          <w:sz w:val="24"/>
-          <w:szCs w:val="24"/>
-        </w:rPr>
-        <w:t>Ünvan</w:t>
-      </w:r>
-      <w:proofErr w:type="spellEnd"/>
-      <w:r>
-        <w:rPr>
-          <w:b/>
-          <w:bCs/>
-          <w:sz w:val="24"/>
-          <w:szCs w:val="24"/>
-        </w:rPr>
-        <w:t>:</w:t>
-      </w:r>
-      <w:r>
-        <w:rPr>
-          <w:b/>
-          <w:bCs/>
-          <w:sz w:val="24"/>
-          <w:szCs w:val="24"/>
-          <w:lang w:val="az-Latn-AZ"/>
-        </w:rPr>
-        <w:t xml:space="preserve"> </w:t>
-      </w:r>
-      <w:r>
-        <w:rPr>
-          <w:b/>
-          <w:bCs/>
-          <w:sz w:val="24"/>
-          <w:szCs w:val="24"/>
-          <w:lang w:val="az-Latn-AZ"/>
-        </w:rPr>
-        <w:t>Bakı, Səbayıl.</w:t>
-      </w:r>
-      <w:r>
-        <w:rPr>
-          <w:b/>
-          <w:bCs/>
-          <w:sz w:val="24"/>
-          <w:szCs w:val="24"/>
-        </w:rPr>
-        <w:t xml:space="preserve"> </w:t>
-      </w:r>
-      <w:r>
-        <w:rPr>
-          <w:b/>
-          <w:bCs/>
-          <w:sz w:val="24"/>
-          <w:szCs w:val="24"/>
-          <w:lang w:val="az-Latn-AZ"/>
-        </w:rPr>
-        <w:t>Dam</w:t>
-      </w:r>
-      <w:r>
-        <w:rPr>
-          <w:b/>
-          <w:bCs/>
-          <w:sz w:val="24"/>
-          <w:szCs w:val="24"/>
-          <w:lang w:val="az-Latn-AZ"/>
-        </w:rPr>
-        <w:t xml:space="preserve"> </w:t>
-      </w:r>
-      <w:r>
-        <w:rPr>
-          <w:b/>
-          <w:bCs/>
-          <w:sz w:val="24"/>
-          <w:szCs w:val="24"/>
-          <w:lang w:val="az-Latn-AZ"/>
-        </w:rPr>
-        <w:t>örtüyü</w:t>
-      </w:r>
-      <w:r>
-        <w:rPr>
-          <w:b/>
-          <w:bCs/>
-          <w:sz w:val="24"/>
-          <w:szCs w:val="24"/>
-        </w:rPr>
-        <w:t>.</w:t>
-      </w:r>
-      <w:r>
-        <w:rPr>
-          <w:b/>
-          <w:bCs/>
-          <w:sz w:val="24"/>
-          <w:szCs w:val="24"/>
-        </w:rPr>
-        <w:t xml:space="preserve"> </w:t>
-      </w:r>
-      <w:proofErr w:type="spellStart"/>
-      <w:r>
-        <w:rPr>
-          <w:b/>
-          <w:bCs/>
-          <w:sz w:val="24"/>
-          <w:szCs w:val="24"/>
-        </w:rPr>
-        <w:t>Sistemin</w:t>
-      </w:r>
-      <w:proofErr w:type="spellEnd"/>
-      <w:r>
-        <w:rPr>
-          <w:b/>
-          <w:bCs/>
-          <w:sz w:val="24"/>
-          <w:szCs w:val="24"/>
-        </w:rPr>
-        <w:t xml:space="preserve"> </w:t>
-      </w:r>
-      <w:proofErr w:type="spellStart"/>
-      <w:r>
-        <w:rPr>
-          <w:b/>
-          <w:bCs/>
-          <w:sz w:val="24"/>
-          <w:szCs w:val="24"/>
-        </w:rPr>
-        <w:t>növü</w:t>
-      </w:r>
-      <w:proofErr w:type="spellEnd"/>
-      <w:r>
-        <w:rPr>
-          <w:b/>
-          <w:bCs/>
-          <w:sz w:val="24"/>
-          <w:szCs w:val="24"/>
-        </w:rPr>
-        <w:t xml:space="preserve">: </w:t>
-      </w:r>
-      <w:proofErr w:type="spellStart"/>
-      <w:r>
-        <w:rPr>
-          <w:b/>
-          <w:bCs/>
-          <w:sz w:val="24"/>
-          <w:szCs w:val="24"/>
-        </w:rPr>
-        <w:t>Şəbəkəyə</w:t>
-      </w:r>
-      <w:proofErr w:type="spellEnd"/>
-      <w:r>
-        <w:rPr>
-          <w:b/>
-          <w:bCs/>
-          <w:sz w:val="24"/>
-          <w:szCs w:val="24"/>
-        </w:rPr>
-        <w:t xml:space="preserve"> </w:t>
-      </w:r>
-      <w:proofErr w:type="spellStart"/>
-      <w:r>
-        <w:rPr>
-          <w:b/>
-          <w:bCs/>
-          <w:sz w:val="24"/>
-          <w:szCs w:val="24"/>
-        </w:rPr>
-        <w:t>qoşulu</w:t>
-      </w:r>
-      <w:proofErr w:type="spellEnd"/>
-      <w:r>
-        <w:rPr>
-          <w:b/>
-          <w:bCs/>
-          <w:sz w:val="24"/>
-          <w:szCs w:val="24"/>
-        </w:rPr>
-        <w:t xml:space="preserve"> (On-Grid) PV system/ </w:t>
-      </w:r>
-      <w:r>
-        <w:rPr>
-          <w:b/>
-          <w:bCs/>
-          <w:sz w:val="24"/>
-          <w:szCs w:val="24"/>
-          <w:lang w:val="az-Latn-AZ"/>
-        </w:rPr>
-        <w:t xml:space="preserve">Ümumi </w:t>
-      </w:r>
-      <w:proofErr w:type="gramStart"/>
-      <w:r>
-        <w:rPr>
-          <w:b/>
-          <w:bCs/>
-          <w:sz w:val="24"/>
-          <w:szCs w:val="24"/>
-          <w:lang w:val="az-Latn-AZ"/>
-        </w:rPr>
-        <w:t xml:space="preserve">güc </w:t>
-      </w:r>
-      <w:r>
-        <w:rPr>
-          <w:b/>
-          <w:bCs/>
-          <w:sz w:val="24"/>
-          <w:szCs w:val="24"/>
-        </w:rPr>
-        <w:t>:</w:t>
-      </w:r>
-      <w:proofErr w:type="gramEnd"/>
-      <w:r>
-        <w:rPr>
-          <w:b/>
-          <w:bCs/>
-          <w:sz w:val="24"/>
-          <w:szCs w:val="24"/>
-        </w:rPr>
-        <w:t xml:space="preserve"> </w:t>
-      </w:r>
-      <w:r>
-        <w:rPr>
-          <w:b/>
-          <w:bCs/>
-          <w:color w:val="000000" w:themeColor="text1"/>
-          <w:sz w:val="24"/>
-          <w:szCs w:val="24"/>
-        </w:rPr>
-        <w:t>15</w:t>
-      </w:r>
-      <w:r>
-        <w:rPr>
-          <w:b/>
-          <w:bCs/>
-          <w:sz w:val="24"/>
-          <w:szCs w:val="24"/>
-        </w:rPr>
-        <w:t xml:space="preserve"> </w:t>
-      </w:r>
-      <w:r>
-        <w:rPr>
-          <w:b/>
-          <w:bCs/>
-          <w:sz w:val="24"/>
-          <w:szCs w:val="24"/>
-        </w:rPr>
-        <w:t>kW</w:t>
-      </w:r>
-    </w:p>
-    <w:p>
-      <w:pPr>
-        <w:spacing w:line="240" w:lineRule="auto"/>
-        <w:rPr>
-          <w:b/>
-          <w:bCs/>
-        </w:rPr>
-      </w:pPr>
-      <w:proofErr w:type="spellStart"/>
-      <w:r>
-        <w:rPr>
-          <w:b/>
-          <w:bCs/>
-        </w:rPr>
-        <w:t>Layihənin</w:t>
-      </w:r>
-      <w:proofErr w:type="spellEnd"/>
-      <w:r>
-        <w:rPr>
-          <w:b/>
-          <w:bCs/>
-        </w:rPr>
-        <w:t xml:space="preserve"> Ümumi </w:t>
-      </w:r>
-      <w:proofErr w:type="spellStart"/>
-      <w:r>
-        <w:rPr>
-          <w:b/>
-          <w:bCs/>
-        </w:rPr>
-        <w:t>Tələbləri</w:t>
-      </w:r>
-      <w:proofErr w:type="spellEnd"/>
-      <w:r>
-        <w:rPr>
-          <w:b/>
-          <w:bCs/>
-        </w:rPr>
-        <w:t xml:space="preserve"> </w:t>
-      </w:r>
-      <w:proofErr w:type="spellStart"/>
-      <w:r>
-        <w:rPr>
-          <w:b/>
-          <w:bCs/>
-        </w:rPr>
-        <w:t>və</w:t>
-      </w:r>
-      <w:proofErr w:type="spellEnd"/>
-      <w:r>
-        <w:rPr>
-          <w:b/>
-          <w:bCs/>
-        </w:rPr>
-        <w:t xml:space="preserve"> </w:t>
-      </w:r>
-      <w:proofErr w:type="spellStart"/>
-      <w:r>
-        <w:rPr>
-          <w:b/>
-          <w:bCs/>
-        </w:rPr>
-        <w:t>İcra</w:t>
-      </w:r>
-      <w:proofErr w:type="spellEnd"/>
-      <w:r>
-        <w:rPr>
-          <w:b/>
-          <w:bCs/>
-        </w:rPr>
-        <w:t xml:space="preserve"> Sahəsi:</w:t>
+        <w:rPr>
+          <w:b/>
+          <w:bCs/>
+          <w:lang w:val="az-Latn-AZ"/>
+        </w:rPr>
+      </w:pPr>
+      <w:r>
+        <w:rPr>
+          <w:b/>
+          <w:bCs/>
+          <w:lang w:val="az-Latn-AZ"/>
+        </w:rPr>
+        <w:t>Layihənin Ümumi Tələbləri və İcra Sahəsi:</w:t>
       </w:r>
     </w:p>
     <w:p>
@@ -1182,289 +846,75 @@
           <w:numId w:val="6"/>
         </w:numPr>
         <w:spacing w:after="160" w:line="240" w:lineRule="auto"/>
-      </w:pPr>
-      <w:r>
-        <w:rPr>
-          <w:b/>
-          <w:bCs/>
-        </w:rPr>
-        <w:t xml:space="preserve">Günəş </w:t>
-      </w:r>
-      <w:proofErr w:type="spellStart"/>
-      <w:r>
-        <w:rPr>
-          <w:b/>
-          <w:bCs/>
-        </w:rPr>
-        <w:t>panellərinin</w:t>
-      </w:r>
-      <w:proofErr w:type="spellEnd"/>
-      <w:r>
-        <w:rPr>
-          <w:b/>
-          <w:bCs/>
+        <w:rPr>
+          <w:lang w:val="az-Latn-AZ"/>
+        </w:rPr>
+      </w:pPr>
+      <w:r>
+        <w:rPr>
+          <w:b/>
+          <w:bCs/>
+          <w:lang w:val="az-Latn-AZ"/>
+        </w:rPr>
+        <w:t>Günəş panellərinin şəbəkəyə ba</w:t>
+      </w:r>
+      <w:r>
+        <w:rPr>
+          <w:b/>
+          <w:bCs/>
+          <w:lang w:val="az-Latn-AZ"/>
+        </w:rPr>
+        <w:t>ğlı</w:t>
+      </w:r>
+      <w:r>
+        <w:rPr>
+          <w:b/>
+          <w:bCs/>
+          <w:lang w:val="az-Latn-AZ"/>
+        </w:rPr>
+        <w:t xml:space="preserve"> (On-Grid) mexanizm ilə quraşdırılması:</w:t>
+      </w:r>
+      <w:r>
+        <w:rPr>
+          <w:lang w:val="az-Latn-AZ"/>
+        </w:rPr>
+        <w:t xml:space="preserve"> Dam</w:t>
+      </w:r>
+      <w:r>
+        <w:rPr>
+          <w:lang w:val="az-Latn-AZ"/>
         </w:rPr>
         <w:t xml:space="preserve"> </w:t>
       </w:r>
-      <w:proofErr w:type="spellStart"/>
-      <w:r>
-        <w:rPr>
-          <w:b/>
-          <w:bCs/>
-        </w:rPr>
-        <w:t>şəbəkəyə</w:t>
-      </w:r>
-      <w:proofErr w:type="spellEnd"/>
-      <w:r>
-        <w:rPr>
-          <w:b/>
-          <w:bCs/>
-        </w:rPr>
-        <w:t xml:space="preserve"> </w:t>
-      </w:r>
-      <w:proofErr w:type="spellStart"/>
-      <w:r>
-        <w:rPr>
-          <w:b/>
-          <w:bCs/>
-        </w:rPr>
-        <w:t>ba</w:t>
-      </w:r>
-      <w:proofErr w:type="spellEnd"/>
-      <w:r>
-        <w:rPr>
-          <w:b/>
-          <w:bCs/>
-          <w:lang w:val="az-Latn-AZ"/>
-        </w:rPr>
-        <w:t>ğlı</w:t>
-      </w:r>
-      <w:r>
-        <w:rPr>
-          <w:b/>
-          <w:bCs/>
-        </w:rPr>
-        <w:t xml:space="preserve"> (On-Grid) </w:t>
-      </w:r>
-      <w:proofErr w:type="spellStart"/>
-      <w:r>
-        <w:rPr>
-          <w:b/>
-          <w:bCs/>
-        </w:rPr>
-        <w:t>mexanizm</w:t>
-      </w:r>
-      <w:proofErr w:type="spellEnd"/>
-      <w:r>
-        <w:rPr>
-          <w:b/>
-          <w:bCs/>
-        </w:rPr>
-        <w:t xml:space="preserve"> </w:t>
-      </w:r>
-      <w:proofErr w:type="spellStart"/>
-      <w:r>
-        <w:rPr>
-          <w:b/>
-          <w:bCs/>
-        </w:rPr>
-        <w:t>ilə</w:t>
-      </w:r>
-      <w:proofErr w:type="spellEnd"/>
-      <w:r>
-        <w:rPr>
-          <w:b/>
-          <w:bCs/>
-        </w:rPr>
-        <w:t xml:space="preserve"> </w:t>
-      </w:r>
-      <w:proofErr w:type="spellStart"/>
-      <w:r>
-        <w:rPr>
-          <w:b/>
-          <w:bCs/>
-        </w:rPr>
-        <w:t>quraşdırılması</w:t>
-      </w:r>
-      <w:proofErr w:type="spellEnd"/>
-      <w:r>
-        <w:rPr>
-          <w:b/>
-          <w:bCs/>
-        </w:rPr>
-        <w:t>:</w:t>
-      </w:r>
-      <w:r>
-        <w:t xml:space="preserve"> </w:t>
-      </w:r>
-      <w:r>
-        <w:t>D</w:t>
-      </w:r>
-      <w:r>
-        <w:t>am</w:t>
-      </w:r>
-      <w:r>
-        <w:t xml:space="preserve"> </w:t>
-      </w:r>
-      <w:proofErr w:type="spellStart"/>
-      <w:r>
+      <w:r>
+        <w:rPr>
+          <w:lang w:val="az-Latn-AZ"/>
+        </w:rPr>
         <w:t>örtüyü</w:t>
       </w:r>
-      <w:proofErr w:type="spellEnd"/>
-      <w:r>
-        <w:t xml:space="preserve"> </w:t>
-      </w:r>
-      <w:proofErr w:type="spellStart"/>
-      <w:r>
-        <w:t>və</w:t>
-      </w:r>
-      <w:proofErr w:type="spellEnd"/>
-      <w:r>
-        <w:t xml:space="preserve"> </w:t>
-      </w:r>
-      <w:proofErr w:type="spellStart"/>
-      <w:r>
-        <w:t>ya</w:t>
-      </w:r>
-      <w:proofErr w:type="spellEnd"/>
-      <w:r>
-        <w:t xml:space="preserve"> </w:t>
-      </w:r>
-      <w:proofErr w:type="spellStart"/>
-      <w:r>
-        <w:t>yerdə</w:t>
-      </w:r>
-      <w:proofErr w:type="spellEnd"/>
-      <w:r>
-        <w:t xml:space="preserve"> </w:t>
-      </w:r>
-      <w:proofErr w:type="spellStart"/>
-      <w:r>
-        <w:t>yüksək</w:t>
-      </w:r>
-      <w:proofErr w:type="spellEnd"/>
-      <w:r>
-        <w:t xml:space="preserve"> </w:t>
-      </w:r>
-      <w:proofErr w:type="spellStart"/>
-      <w:r>
-        <w:t>səmərəli</w:t>
-      </w:r>
-      <w:proofErr w:type="spellEnd"/>
-      <w:r>
-        <w:t xml:space="preserve"> </w:t>
-      </w:r>
-      <w:proofErr w:type="spellStart"/>
-      <w:r>
-        <w:t>günəş</w:t>
-      </w:r>
-      <w:proofErr w:type="spellEnd"/>
-      <w:r>
-        <w:t xml:space="preserve"> </w:t>
-      </w:r>
-      <w:proofErr w:type="spellStart"/>
-      <w:r>
-        <w:t>panellərinin</w:t>
-      </w:r>
-      <w:proofErr w:type="spellEnd"/>
-      <w:r>
-        <w:t xml:space="preserve"> </w:t>
-      </w:r>
-      <w:proofErr w:type="spellStart"/>
-      <w:r>
-        <w:t>və</w:t>
-      </w:r>
-      <w:proofErr w:type="spellEnd"/>
-      <w:r>
-        <w:t xml:space="preserve"> </w:t>
-      </w:r>
-      <w:proofErr w:type="spellStart"/>
-      <w:r>
-        <w:t>ev</w:t>
-      </w:r>
-      <w:proofErr w:type="spellEnd"/>
-      <w:r>
-        <w:t xml:space="preserve"> </w:t>
-      </w:r>
-      <w:proofErr w:type="spellStart"/>
-      <w:r>
-        <w:t>və</w:t>
-      </w:r>
-      <w:proofErr w:type="spellEnd"/>
-      <w:r>
-        <w:t xml:space="preserve"> </w:t>
-      </w:r>
-      <w:proofErr w:type="spellStart"/>
-      <w:r>
-        <w:t>ya</w:t>
-      </w:r>
-      <w:proofErr w:type="spellEnd"/>
-      <w:r>
-        <w:t xml:space="preserve"> </w:t>
-      </w:r>
-      <w:proofErr w:type="spellStart"/>
-      <w:r>
-        <w:t>sənaye</w:t>
-      </w:r>
-      <w:proofErr w:type="spellEnd"/>
-      <w:r>
-        <w:t xml:space="preserve"> </w:t>
-      </w:r>
-      <w:proofErr w:type="spellStart"/>
-      <w:r>
-        <w:t>tipli</w:t>
-      </w:r>
-      <w:proofErr w:type="spellEnd"/>
-      <w:r>
-        <w:t xml:space="preserve"> </w:t>
-      </w:r>
-      <w:proofErr w:type="spellStart"/>
-      <w:r>
-        <w:t>invertorların</w:t>
-      </w:r>
-      <w:proofErr w:type="spellEnd"/>
-      <w:r>
-        <w:t xml:space="preserve"> </w:t>
-      </w:r>
-      <w:proofErr w:type="spellStart"/>
-      <w:r>
-        <w:t>montajı</w:t>
-      </w:r>
-      <w:proofErr w:type="spellEnd"/>
-      <w:r>
-        <w:t xml:space="preserve">, </w:t>
-      </w:r>
-      <w:proofErr w:type="spellStart"/>
-      <w:r>
-        <w:t>daxili</w:t>
-      </w:r>
-      <w:proofErr w:type="spellEnd"/>
-      <w:r>
-        <w:t xml:space="preserve"> </w:t>
-      </w:r>
-      <w:proofErr w:type="spellStart"/>
-      <w:r>
-        <w:t>elektrik</w:t>
-      </w:r>
-      <w:proofErr w:type="spellEnd"/>
-      <w:r>
-        <w:t xml:space="preserve"> </w:t>
-      </w:r>
-      <w:proofErr w:type="spellStart"/>
-      <w:r>
-        <w:t>şəbəkəsinə</w:t>
-      </w:r>
-      <w:proofErr w:type="spellEnd"/>
-      <w:r>
-        <w:t xml:space="preserve"> </w:t>
-      </w:r>
-      <w:proofErr w:type="spellStart"/>
-      <w:r>
-        <w:t>inteqrasiyası</w:t>
-      </w:r>
-      <w:proofErr w:type="spellEnd"/>
-      <w:r>
-        <w:t>.</w:t>
+      <w:r>
+        <w:rPr>
+          <w:lang w:val="az-Latn-AZ"/>
+        </w:rPr>
+        <w:t xml:space="preserve"> və ya yerdə</w:t>
+      </w:r>
+      <w:r>
+        <w:rPr>
+          <w:lang w:val="az-Latn-AZ"/>
+        </w:rPr>
+        <w:t xml:space="preserve"> yüksək səmərəli günəş panellərinin və </w:t>
+      </w:r>
+      <w:r>
+        <w:rPr>
+          <w:lang w:val="az-Latn-AZ"/>
+        </w:rPr>
+        <w:t xml:space="preserve">ev və ya </w:t>
+      </w:r>
+      <w:r>
+        <w:rPr>
+          <w:lang w:val="az-Latn-AZ"/>
+        </w:rPr>
+        <w:t>sənaye tipli invertorların montajı, daxili elektrik şəbəkəsinə inteqrasiyası.</w:t>
       </w:r>
     </w:p>
     <w:p>
@@ -1474,307 +924,36 @@
           <w:numId w:val="6"/>
         </w:numPr>
         <w:spacing w:after="160" w:line="240" w:lineRule="auto"/>
-      </w:pPr>
-      <w:proofErr w:type="spellStart"/>
-      <w:r>
-        <w:rPr>
-          <w:b/>
-          <w:bCs/>
-        </w:rPr>
-        <w:t>M</w:t>
-      </w:r>
-      <w:r>
-        <w:rPr>
-          <w:b/>
-          <w:bCs/>
-        </w:rPr>
-        <w:t>onitorinq</w:t>
-      </w:r>
-      <w:proofErr w:type="spellEnd"/>
-      <w:r>
-        <w:rPr>
-          <w:b/>
-          <w:bCs/>
-        </w:rPr>
-        <w:t xml:space="preserve"> </w:t>
-      </w:r>
-      <w:proofErr w:type="spellStart"/>
-      <w:r>
-        <w:rPr>
-          <w:b/>
-          <w:bCs/>
-        </w:rPr>
-        <w:t>və</w:t>
-      </w:r>
-      <w:proofErr w:type="spellEnd"/>
-      <w:r>
-        <w:rPr>
-          <w:b/>
-          <w:bCs/>
-        </w:rPr>
-        <w:t xml:space="preserve"> </w:t>
-      </w:r>
-      <w:proofErr w:type="spellStart"/>
-      <w:r>
-        <w:rPr>
-          <w:b/>
-          <w:bCs/>
-        </w:rPr>
-        <w:t>Təhlükəsizlik</w:t>
-      </w:r>
-      <w:proofErr w:type="spellEnd"/>
-      <w:r>
-        <w:rPr>
-          <w:b/>
-          <w:bCs/>
-        </w:rPr>
-        <w:t xml:space="preserve"> </w:t>
-      </w:r>
-      <w:proofErr w:type="spellStart"/>
-      <w:r>
-        <w:rPr>
-          <w:b/>
-          <w:bCs/>
-        </w:rPr>
-        <w:t>Sistemlərinin</w:t>
-      </w:r>
-      <w:proofErr w:type="spellEnd"/>
-      <w:r>
-        <w:rPr>
-          <w:b/>
-          <w:bCs/>
-        </w:rPr>
-        <w:t xml:space="preserve"> Təminatı:</w:t>
-      </w:r>
-      <w:r>
-        <w:t xml:space="preserve"> </w:t>
-      </w:r>
-      <w:proofErr w:type="spellStart"/>
-      <w:r>
-        <w:t>Sistemin</w:t>
-      </w:r>
-      <w:proofErr w:type="spellEnd"/>
-      <w:r>
-        <w:t xml:space="preserve"> </w:t>
-      </w:r>
-      <w:proofErr w:type="spellStart"/>
-      <w:r>
-        <w:t>ildırımdan</w:t>
-      </w:r>
-      <w:proofErr w:type="spellEnd"/>
-      <w:r>
-        <w:t xml:space="preserve"> </w:t>
-      </w:r>
-      <w:proofErr w:type="spellStart"/>
-      <w:r>
-        <w:t>mühafizəsi</w:t>
-      </w:r>
-      <w:proofErr w:type="spellEnd"/>
-      <w:r>
-        <w:t xml:space="preserve"> (SPD Type 1+2), </w:t>
-      </w:r>
-      <w:proofErr w:type="spellStart"/>
-      <w:r>
-        <w:t>yüksək</w:t>
-      </w:r>
-      <w:proofErr w:type="spellEnd"/>
-      <w:r>
-        <w:t xml:space="preserve"> </w:t>
-      </w:r>
-      <w:proofErr w:type="spellStart"/>
-      <w:r>
-        <w:t>gərginlik</w:t>
-      </w:r>
-      <w:proofErr w:type="spellEnd"/>
-      <w:r>
-        <w:t xml:space="preserve"> </w:t>
-      </w:r>
-      <w:proofErr w:type="spellStart"/>
-      <w:r>
-        <w:t>və</w:t>
-      </w:r>
-      <w:proofErr w:type="spellEnd"/>
-      <w:r>
-        <w:t xml:space="preserve"> </w:t>
-      </w:r>
-      <w:proofErr w:type="spellStart"/>
-      <w:r>
-        <w:t>qısaqapanmadan</w:t>
-      </w:r>
-      <w:proofErr w:type="spellEnd"/>
-      <w:r>
-        <w:t xml:space="preserve"> </w:t>
-      </w:r>
-      <w:proofErr w:type="spellStart"/>
-      <w:r>
-        <w:t>qorunması</w:t>
-      </w:r>
-      <w:proofErr w:type="spellEnd"/>
-      <w:r>
-        <w:t xml:space="preserve"> </w:t>
-      </w:r>
-      <w:proofErr w:type="spellStart"/>
-      <w:r>
-        <w:t>üçün</w:t>
-      </w:r>
-      <w:proofErr w:type="spellEnd"/>
-      <w:r>
-        <w:t xml:space="preserve"> </w:t>
-      </w:r>
-      <w:proofErr w:type="spellStart"/>
-      <w:r>
-        <w:t>sənaye</w:t>
-      </w:r>
-      <w:proofErr w:type="spellEnd"/>
-      <w:r>
-        <w:t>/</w:t>
-      </w:r>
-      <w:proofErr w:type="spellStart"/>
-      <w:r>
-        <w:t>ev</w:t>
-      </w:r>
-      <w:proofErr w:type="spellEnd"/>
-      <w:r>
-        <w:t xml:space="preserve"> </w:t>
-      </w:r>
-      <w:proofErr w:type="spellStart"/>
-      <w:r>
-        <w:t>tipli</w:t>
-      </w:r>
-      <w:proofErr w:type="spellEnd"/>
-      <w:r>
-        <w:t xml:space="preserve"> </w:t>
-      </w:r>
-      <w:proofErr w:type="spellStart"/>
-      <w:r>
-        <w:t>avtomatik</w:t>
-      </w:r>
-      <w:proofErr w:type="spellEnd"/>
-      <w:r>
-        <w:t xml:space="preserve"> </w:t>
-      </w:r>
-      <w:proofErr w:type="spellStart"/>
-      <w:r>
-        <w:t>açarların</w:t>
-      </w:r>
-      <w:proofErr w:type="spellEnd"/>
-      <w:r>
-        <w:t xml:space="preserve"> (MCCB) </w:t>
-      </w:r>
-      <w:proofErr w:type="spellStart"/>
-      <w:r>
-        <w:t>və</w:t>
-      </w:r>
-      <w:proofErr w:type="spellEnd"/>
-      <w:r>
-        <w:t xml:space="preserve"> </w:t>
-      </w:r>
-      <w:proofErr w:type="spellStart"/>
-      <w:r>
-        <w:t>torpaqlama</w:t>
-      </w:r>
-      <w:proofErr w:type="spellEnd"/>
-      <w:r>
-        <w:t xml:space="preserve"> </w:t>
-      </w:r>
-      <w:proofErr w:type="spellStart"/>
-      <w:r>
-        <w:t>konturunun</w:t>
-      </w:r>
-      <w:proofErr w:type="spellEnd"/>
-      <w:r>
-        <w:t xml:space="preserve"> </w:t>
-      </w:r>
-      <w:proofErr w:type="spellStart"/>
-      <w:proofErr w:type="gramStart"/>
-      <w:r>
-        <w:t>qurulması</w:t>
-      </w:r>
-      <w:r>
-        <w:t>,sistemin</w:t>
-      </w:r>
-      <w:proofErr w:type="spellEnd"/>
-      <w:proofErr w:type="gramEnd"/>
-      <w:r>
-        <w:t xml:space="preserve"> </w:t>
-      </w:r>
-      <w:proofErr w:type="spellStart"/>
-      <w:r>
-        <w:t>günlük</w:t>
-      </w:r>
-      <w:proofErr w:type="spellEnd"/>
-      <w:r>
-        <w:t xml:space="preserve"> </w:t>
-      </w:r>
-      <w:proofErr w:type="spellStart"/>
-      <w:r>
-        <w:t>və</w:t>
-      </w:r>
-      <w:proofErr w:type="spellEnd"/>
-      <w:r>
-        <w:t xml:space="preserve"> </w:t>
-      </w:r>
-      <w:proofErr w:type="spellStart"/>
-      <w:r>
-        <w:t>illik</w:t>
-      </w:r>
-      <w:proofErr w:type="spellEnd"/>
-      <w:r>
-        <w:t xml:space="preserve"> </w:t>
-      </w:r>
-      <w:proofErr w:type="spellStart"/>
-      <w:r>
-        <w:t>monitorinqi</w:t>
-      </w:r>
-      <w:proofErr w:type="spellEnd"/>
-      <w:r>
-        <w:t xml:space="preserve">, </w:t>
-      </w:r>
-      <w:proofErr w:type="spellStart"/>
-      <w:r>
-        <w:t>istehsal</w:t>
-      </w:r>
-      <w:proofErr w:type="spellEnd"/>
-      <w:r>
-        <w:t xml:space="preserve"> </w:t>
-      </w:r>
-      <w:proofErr w:type="spellStart"/>
-      <w:r>
-        <w:t>qrafiklərinin</w:t>
-      </w:r>
-      <w:proofErr w:type="spellEnd"/>
-      <w:r>
-        <w:t xml:space="preserve"> </w:t>
-      </w:r>
-      <w:proofErr w:type="spellStart"/>
-      <w:r>
-        <w:t>təhlili</w:t>
-      </w:r>
-      <w:proofErr w:type="spellEnd"/>
-      <w:r>
-        <w:t xml:space="preserve"> </w:t>
-      </w:r>
-      <w:proofErr w:type="spellStart"/>
-      <w:r>
-        <w:t>və</w:t>
-      </w:r>
-      <w:proofErr w:type="spellEnd"/>
-      <w:r>
-        <w:t xml:space="preserve"> </w:t>
-      </w:r>
-      <w:proofErr w:type="spellStart"/>
-      <w:r>
-        <w:t>uzaqdan</w:t>
-      </w:r>
-      <w:proofErr w:type="spellEnd"/>
-      <w:r>
-        <w:t xml:space="preserve"> </w:t>
-      </w:r>
-      <w:proofErr w:type="spellStart"/>
-      <w:r>
-        <w:t>nəzarət</w:t>
-      </w:r>
-      <w:proofErr w:type="spellEnd"/>
+        <w:rPr>
+          <w:lang w:val="az-Latn-AZ"/>
+        </w:rPr>
+      </w:pPr>
+      <w:r>
+        <w:rPr>
+          <w:b/>
+          <w:bCs/>
+          <w:lang w:val="az-Latn-AZ"/>
+        </w:rPr>
+        <w:t>Monitorinq və Təhlükəsizlik Sistemlərinin Təminatı:</w:t>
+      </w:r>
+      <w:r>
+        <w:rPr>
+          <w:lang w:val="az-Latn-AZ"/>
+        </w:rPr>
+        <w:t xml:space="preserve"> Sistemin ildırımdan mühafizəsi (SPD Type 1+2), yüksək gərginlik və qısaqapanmadan qorunması üçün sənaye</w:t>
+      </w:r>
+      <w:r>
+        <w:rPr>
+          <w:lang w:val="az-Latn-AZ"/>
+        </w:rPr>
+        <w:t>/ev</w:t>
+      </w:r>
+      <w:r>
+        <w:rPr>
+          <w:lang w:val="az-Latn-AZ"/>
+        </w:rPr>
+        <w:t xml:space="preserve"> tipli avtomatik açarların (MCCB) və torpaqlama konturunun qurulması,sistemin günlük və illik monitorinqi, istehsal qrafiklərinin təhlili və uzaqdan nəzarət</w:t>
+      </w:r>
     </w:p>
     <w:p>
       <w:pPr>
@@ -1783,867 +962,347 @@
           <w:numId w:val="6"/>
         </w:numPr>
         <w:spacing w:after="160" w:line="240" w:lineRule="auto"/>
-      </w:pPr>
-      <w:proofErr w:type="spellStart"/>
-      <w:r>
-        <w:rPr>
-          <w:b/>
-          <w:bCs/>
-        </w:rPr>
-        <w:t>Sınaq</w:t>
-      </w:r>
-      <w:proofErr w:type="spellEnd"/>
-      <w:r>
-        <w:rPr>
-          <w:b/>
-          <w:bCs/>
-        </w:rPr>
-        <w:t xml:space="preserve">, </w:t>
-      </w:r>
-      <w:proofErr w:type="spellStart"/>
-      <w:r>
-        <w:rPr>
-          <w:b/>
-          <w:bCs/>
-        </w:rPr>
-        <w:t>Sazlama</w:t>
-      </w:r>
-      <w:proofErr w:type="spellEnd"/>
-      <w:r>
-        <w:rPr>
-          <w:b/>
-          <w:bCs/>
-        </w:rPr>
-        <w:t xml:space="preserve"> </w:t>
-      </w:r>
-      <w:proofErr w:type="spellStart"/>
-      <w:r>
-        <w:rPr>
-          <w:b/>
-          <w:bCs/>
-        </w:rPr>
-        <w:t>və</w:t>
-      </w:r>
-      <w:proofErr w:type="spellEnd"/>
-      <w:r>
-        <w:rPr>
-          <w:b/>
-          <w:bCs/>
-        </w:rPr>
-        <w:t xml:space="preserve"> </w:t>
-      </w:r>
-      <w:proofErr w:type="spellStart"/>
-      <w:r>
-        <w:rPr>
-          <w:b/>
-          <w:bCs/>
-        </w:rPr>
-        <w:t>İstismara</w:t>
-      </w:r>
-      <w:proofErr w:type="spellEnd"/>
-      <w:r>
-        <w:rPr>
-          <w:b/>
-          <w:bCs/>
-        </w:rPr>
-        <w:t xml:space="preserve"> </w:t>
-      </w:r>
-      <w:proofErr w:type="spellStart"/>
-      <w:r>
-        <w:rPr>
-          <w:b/>
-          <w:bCs/>
-        </w:rPr>
-        <w:t>Vermə</w:t>
-      </w:r>
-      <w:proofErr w:type="spellEnd"/>
-      <w:r>
-        <w:rPr>
-          <w:b/>
-          <w:bCs/>
-        </w:rPr>
-        <w:t xml:space="preserve"> (Commissioning):</w:t>
-      </w:r>
-      <w:r>
-        <w:t xml:space="preserve"> </w:t>
-      </w:r>
-      <w:proofErr w:type="spellStart"/>
-      <w:r>
-        <w:t>Quraşdırılmış</w:t>
-      </w:r>
-      <w:proofErr w:type="spellEnd"/>
-      <w:r>
-        <w:t xml:space="preserve"> </w:t>
-      </w:r>
-      <w:proofErr w:type="spellStart"/>
-      <w:r>
-        <w:t>sistemin</w:t>
-      </w:r>
-      <w:proofErr w:type="spellEnd"/>
-      <w:r>
-        <w:t xml:space="preserve"> </w:t>
-      </w:r>
-      <w:proofErr w:type="spellStart"/>
-      <w:r>
-        <w:t>beynəlxalq</w:t>
-      </w:r>
-      <w:proofErr w:type="spellEnd"/>
-      <w:r>
-        <w:t xml:space="preserve"> </w:t>
-      </w:r>
-      <w:proofErr w:type="spellStart"/>
-      <w:r>
-        <w:t>standartlara</w:t>
-      </w:r>
-      <w:proofErr w:type="spellEnd"/>
-      <w:r>
-        <w:t xml:space="preserve"> </w:t>
-      </w:r>
-      <w:proofErr w:type="spellStart"/>
-      <w:r>
-        <w:t>uyğun</w:t>
-      </w:r>
-      <w:proofErr w:type="spellEnd"/>
-      <w:r>
-        <w:t xml:space="preserve"> test </w:t>
-      </w:r>
-      <w:proofErr w:type="spellStart"/>
-      <w:r>
-        <w:t>edilməsi</w:t>
-      </w:r>
-      <w:proofErr w:type="spellEnd"/>
-      <w:r>
-        <w:t xml:space="preserve">, </w:t>
-      </w:r>
-      <w:proofErr w:type="spellStart"/>
-      <w:r>
-        <w:t>kabel</w:t>
-      </w:r>
-      <w:proofErr w:type="spellEnd"/>
-      <w:r>
-        <w:t xml:space="preserve"> </w:t>
-      </w:r>
-      <w:proofErr w:type="spellStart"/>
-      <w:r>
-        <w:t>izolyasiya</w:t>
-      </w:r>
-      <w:proofErr w:type="spellEnd"/>
-      <w:r>
-        <w:t xml:space="preserve"> </w:t>
-      </w:r>
-      <w:proofErr w:type="spellStart"/>
-      <w:r>
-        <w:t>müqavimətinin</w:t>
-      </w:r>
-      <w:proofErr w:type="spellEnd"/>
-      <w:r>
-        <w:t xml:space="preserve"> </w:t>
-      </w:r>
-      <w:proofErr w:type="spellStart"/>
-      <w:r>
-        <w:t>ölçülməsi</w:t>
-      </w:r>
-      <w:proofErr w:type="spellEnd"/>
-      <w:r>
-        <w:t xml:space="preserve"> </w:t>
-      </w:r>
-      <w:proofErr w:type="spellStart"/>
-      <w:r>
-        <w:t>və</w:t>
-      </w:r>
-      <w:proofErr w:type="spellEnd"/>
-      <w:r>
-        <w:t xml:space="preserve"> </w:t>
-      </w:r>
-      <w:proofErr w:type="spellStart"/>
-      <w:r>
-        <w:t>sistemin</w:t>
-      </w:r>
-      <w:proofErr w:type="spellEnd"/>
-      <w:r>
-        <w:t xml:space="preserve"> tam </w:t>
-      </w:r>
-      <w:proofErr w:type="spellStart"/>
-      <w:r>
-        <w:t>işlək</w:t>
-      </w:r>
-      <w:proofErr w:type="spellEnd"/>
-      <w:r>
-        <w:t xml:space="preserve"> </w:t>
-      </w:r>
-      <w:proofErr w:type="spellStart"/>
-      <w:r>
-        <w:t>vəziyyətdə</w:t>
-      </w:r>
-      <w:proofErr w:type="spellEnd"/>
-      <w:r>
-        <w:t xml:space="preserve"> </w:t>
-      </w:r>
-      <w:proofErr w:type="spellStart"/>
-      <w:r>
-        <w:t>sifarişçiyə</w:t>
-      </w:r>
-      <w:proofErr w:type="spellEnd"/>
-      <w:r>
-        <w:t xml:space="preserve"> </w:t>
-      </w:r>
-      <w:proofErr w:type="spellStart"/>
-      <w:r>
-        <w:t>təhvil</w:t>
-      </w:r>
-      <w:proofErr w:type="spellEnd"/>
-      <w:r>
-        <w:t xml:space="preserve"> </w:t>
-      </w:r>
-      <w:proofErr w:type="spellStart"/>
-      <w:r>
-        <w:t>verilməsi</w:t>
-      </w:r>
-      <w:proofErr w:type="spellEnd"/>
+        <w:rPr>
+          <w:lang w:val="az-Latn-AZ"/>
+        </w:rPr>
+      </w:pPr>
+      <w:r>
+        <w:rPr>
+          <w:b/>
+          <w:bCs/>
+          <w:lang w:val="az-Latn-AZ"/>
+        </w:rPr>
+        <w:t>Sınaq, Sazlama və İstismara Vermə (Commissioning):</w:t>
+      </w:r>
+      <w:r>
+        <w:rPr>
+          <w:lang w:val="az-Latn-AZ"/>
+        </w:rPr>
+        <w:t xml:space="preserve"> Quraşdırılmış sistemin beynəlxalq standartlara uyğun test edilməsi, kabel izolyasiya müqavimətinin ölçülməsi və sistemin tam işlək vəziyyətdə sifarişçiyə təhvil verilməsi</w:t>
+      </w:r>
     </w:p>
     <w:p>
       <w:pPr>
-        <w:spacing w:after="160" w:line="240" w:lineRule="auto"/>
-        <w:ind w:left="720"/>
-      </w:pPr>
+        <w:spacing w:line="240" w:lineRule="auto"/>
+        <w:jc w:val="center"/>
+        <w:rPr>
+          <w:b/>
+          <w:bCs/>
+          <w:lang w:val="az-Latn-AZ"/>
+        </w:rPr>
+      </w:pPr>
+      <w:r>
+        <w:rPr>
+          <w:b/>
+          <w:bCs/>
+          <w:lang w:val="az-Latn-AZ"/>
+        </w:rPr>
+        <w:t>Biz nə vəd edirik?</w:t>
+      </w:r>
+      <w:r>
+        <w:rPr>
+          <w:b/>
+          <w:bCs/>
+          <w:sz w:val="28"/>
+          <w:szCs w:val="28"/>
+          <w:lang w:val="az-Latn-AZ"/>
+        </w:rPr>
+        <w:t xml:space="preserve"> </w:t>
+      </w:r>
+      <w:r>
+        <w:rPr>
+          <w:b/>
+          <w:bCs/>
+          <w:lang w:val="az-Latn-AZ"/>
+        </w:rPr>
+        <w:t>Uzunmüddətli iqtisadi səmərəlilik</w:t>
+      </w:r>
     </w:p>
     <w:p>
       <w:pPr>
         <w:spacing w:line="240" w:lineRule="auto"/>
-        <w:jc w:val="center"/>
-        <w:rPr>
-          <w:b/>
-          <w:bCs/>
-        </w:rPr>
-      </w:pPr>
-      <w:r>
-        <w:rPr>
-          <w:b/>
-          <w:bCs/>
-        </w:rPr>
-        <w:t xml:space="preserve">Biz </w:t>
-      </w:r>
-      <w:proofErr w:type="spellStart"/>
-      <w:r>
-        <w:rPr>
-          <w:b/>
-          <w:bCs/>
-        </w:rPr>
-        <w:t>nə</w:t>
-      </w:r>
-      <w:proofErr w:type="spellEnd"/>
-      <w:r>
-        <w:rPr>
-          <w:b/>
-          <w:bCs/>
+        <w:rPr>
+          <w:lang w:val="az-Latn-AZ"/>
+        </w:rPr>
+      </w:pPr>
+      <w:r>
+        <w:rPr>
+          <w:lang w:val="az-Latn-AZ"/>
+        </w:rPr>
+        <w:t>Azərbaycanın</w:t>
+      </w:r>
+      <w:r>
+        <w:rPr>
+          <w:lang w:val="az-Latn-AZ"/>
+        </w:rPr>
+        <w:t xml:space="preserve"> günəş radiasiyası göstəricilərinə əsasən, quraşdırmış olacağımız </w:t>
+      </w:r>
+      <w:r>
+        <w:rPr>
+          <w:b/>
+          <w:bCs/>
+          <w:lang w:val="az-Latn-AZ"/>
+        </w:rPr>
+        <w:t>78</w:t>
+      </w:r>
+      <w:r>
+        <w:rPr>
+          <w:lang w:val="az-Latn-AZ"/>
+        </w:rPr>
+        <w:t xml:space="preserve"> ədəd </w:t>
+      </w:r>
+      <w:r>
+        <w:rPr>
+          <w:b/>
+          <w:bCs/>
+          <w:lang w:val="az-Latn-AZ"/>
+        </w:rPr>
+        <w:t>650</w:t>
+      </w:r>
+      <w:r>
+        <w:rPr>
+          <w:b/>
+          <w:bCs/>
+          <w:lang w:val="az-Latn-AZ"/>
+        </w:rPr>
+        <w:t> W</w:t>
+      </w:r>
+      <w:r>
+        <w:rPr>
+          <w:lang w:val="az-Latn-AZ"/>
+        </w:rPr>
+        <w:t xml:space="preserve"> gücündə</w:t>
+      </w:r>
+      <w:r>
+        <w:rPr>
+          <w:lang w:val="az-Latn-AZ"/>
+        </w:rPr>
+        <w:t xml:space="preserve">, </w:t>
+      </w:r>
+      <w:r>
+        <w:rPr>
+          <w:lang w:val="az-Latn-AZ"/>
+        </w:rPr>
+        <w:t xml:space="preserve">ümumi gücü </w:t>
+      </w:r>
+      <w:r>
+        <w:rPr>
+          <w:b/>
+          <w:bCs/>
+          <w:lang w:val="az-Latn-AZ"/>
+        </w:rPr>
+        <w:t>50.7</w:t>
+      </w:r>
+      <w:r>
+        <w:rPr>
+          <w:b/>
+          <w:bCs/>
+          <w:lang w:val="az-Latn-AZ"/>
+        </w:rPr>
+        <w:t xml:space="preserve"> kW</w:t>
+      </w:r>
+      <w:r>
+        <w:rPr>
+          <w:b/>
+          <w:bCs/>
+          <w:lang w:val="az-Latn-AZ"/>
+        </w:rPr>
+        <w:t>p</w:t>
+      </w:r>
+      <w:r>
+        <w:rPr>
+          <w:b/>
+          <w:bCs/>
+          <w:lang w:val="az-Latn-AZ"/>
         </w:rPr>
         <w:t xml:space="preserve"> </w:t>
       </w:r>
-      <w:proofErr w:type="spellStart"/>
-      <w:r>
-        <w:rPr>
-          <w:b/>
-          <w:bCs/>
-        </w:rPr>
-        <w:t>vəd</w:t>
-      </w:r>
-      <w:proofErr w:type="spellEnd"/>
-      <w:r>
-        <w:rPr>
-          <w:b/>
-          <w:bCs/>
+      <w:r>
+        <w:rPr>
+          <w:lang w:val="az-Latn-AZ"/>
         </w:rPr>
         <w:t xml:space="preserve"> </w:t>
       </w:r>
-      <w:proofErr w:type="spellStart"/>
-      <w:proofErr w:type="gramStart"/>
-      <w:r>
-        <w:rPr>
-          <w:b/>
-          <w:bCs/>
-        </w:rPr>
-        <w:t>edirik</w:t>
-      </w:r>
-      <w:proofErr w:type="spellEnd"/>
-      <w:r>
-        <w:rPr>
-          <w:b/>
-          <w:bCs/>
-        </w:rPr>
-        <w:t xml:space="preserve"> ?</w:t>
-      </w:r>
-      <w:proofErr w:type="gramEnd"/>
-      <w:r>
-        <w:rPr>
-          <w:b/>
-          <w:bCs/>
-          <w:sz w:val="28"/>
-          <w:szCs w:val="28"/>
+      <w:r>
+        <w:rPr>
+          <w:lang w:val="az-Latn-AZ"/>
+        </w:rPr>
+        <w:t xml:space="preserve">olan </w:t>
+      </w:r>
+      <w:r>
+        <w:rPr>
+          <w:b/>
+          <w:bCs/>
+          <w:lang w:val="az-Latn-AZ"/>
+        </w:rPr>
+        <w:t>On-Grid</w:t>
+      </w:r>
+      <w:r>
+        <w:rPr>
+          <w:lang w:val="az-Latn-AZ"/>
+        </w:rPr>
+        <w:t xml:space="preserve"> günəş elektrik stansiyası </w:t>
+      </w:r>
+      <w:r>
+        <w:rPr>
+          <w:lang w:val="az-Latn-AZ"/>
+        </w:rPr>
+        <w:t xml:space="preserve">illik </w:t>
+      </w:r>
+      <w:r>
+        <w:rPr>
+          <w:b/>
+          <w:bCs/>
+          <w:lang w:val="az-Latn-AZ"/>
+        </w:rPr>
+        <w:t>81 120 kW</w:t>
+      </w:r>
+      <w:r>
+        <w:rPr>
+          <w:b/>
+          <w:bCs/>
+          <w:lang w:val="az-Latn-AZ"/>
+        </w:rPr>
+        <w:t>h</w:t>
+      </w:r>
+      <w:r>
+        <w:rPr>
+          <w:lang w:val="az-Latn-AZ"/>
         </w:rPr>
         <w:t xml:space="preserve"> </w:t>
       </w:r>
-      <w:proofErr w:type="spellStart"/>
-      <w:r>
-        <w:rPr>
-          <w:b/>
-          <w:bCs/>
-        </w:rPr>
-        <w:t>Uzunmüddətli</w:t>
-      </w:r>
-      <w:proofErr w:type="spellEnd"/>
-      <w:r>
-        <w:rPr>
-          <w:b/>
-          <w:bCs/>
-        </w:rPr>
-        <w:t xml:space="preserve"> </w:t>
-      </w:r>
-      <w:proofErr w:type="spellStart"/>
-      <w:r>
-        <w:rPr>
-          <w:b/>
-          <w:bCs/>
-        </w:rPr>
-        <w:t>iqtisadi</w:t>
-      </w:r>
-      <w:proofErr w:type="spellEnd"/>
-      <w:r>
-        <w:rPr>
-          <w:b/>
-          <w:bCs/>
-        </w:rPr>
-        <w:t xml:space="preserve"> </w:t>
-      </w:r>
-      <w:proofErr w:type="spellStart"/>
-      <w:r>
-        <w:rPr>
-          <w:b/>
-          <w:bCs/>
-        </w:rPr>
-        <w:t>səmərəlilik</w:t>
-      </w:r>
-      <w:proofErr w:type="spellEnd"/>
+      <w:r>
+        <w:rPr>
+          <w:lang w:val="az-Latn-AZ"/>
+        </w:rPr>
+        <w:t>(</w:t>
+      </w:r>
+      <w:r>
+        <w:rPr>
+          <w:b/>
+          <w:bCs/>
+          <w:lang w:val="az-Latn-AZ"/>
+        </w:rPr>
+        <w:t>ayl</w:t>
+      </w:r>
+      <w:r>
+        <w:rPr>
+          <w:b/>
+          <w:bCs/>
+          <w:lang w:val="az-Latn-AZ"/>
+        </w:rPr>
+        <w:t>ıq 6760 k</w:t>
+      </w:r>
+      <w:r>
+        <w:rPr>
+          <w:b/>
+          <w:bCs/>
+          <w:lang w:val="az-Latn-AZ"/>
+        </w:rPr>
+        <w:t>Wh</w:t>
+      </w:r>
+      <w:r>
+        <w:rPr>
+          <w:lang w:val="az-Latn-AZ"/>
+        </w:rPr>
+        <w:t xml:space="preserve">) </w:t>
+      </w:r>
+      <w:r>
+        <w:rPr>
+          <w:lang w:val="az-Latn-AZ"/>
+        </w:rPr>
+        <w:t>elektrik enerjisi istehsal etm</w:t>
+      </w:r>
+      <w:r>
+        <w:rPr>
+          <w:lang w:val="az-Latn-AZ"/>
+        </w:rPr>
+        <w:t>əsi gözlənilir.</w:t>
+      </w:r>
     </w:p>
     <w:p>
       <w:pPr>
         <w:spacing w:line="240" w:lineRule="auto"/>
-      </w:pPr>
-      <w:proofErr w:type="spellStart"/>
-      <w:r>
-        <w:t>Azərbaycanın</w:t>
-      </w:r>
-      <w:proofErr w:type="spellEnd"/>
-      <w:r>
-        <w:t xml:space="preserve"> </w:t>
-      </w:r>
-      <w:proofErr w:type="spellStart"/>
-      <w:r>
-        <w:t>günəş</w:t>
-      </w:r>
-      <w:proofErr w:type="spellEnd"/>
-      <w:r>
-        <w:t xml:space="preserve"> </w:t>
-      </w:r>
-      <w:proofErr w:type="spellStart"/>
-      <w:r>
-        <w:t>radiasiyası</w:t>
-      </w:r>
-      <w:proofErr w:type="spellEnd"/>
-      <w:r>
-        <w:t xml:space="preserve"> </w:t>
-      </w:r>
-      <w:proofErr w:type="spellStart"/>
-      <w:r>
-        <w:t>göstəricilərinə</w:t>
-      </w:r>
-      <w:proofErr w:type="spellEnd"/>
-      <w:r>
-        <w:t xml:space="preserve"> </w:t>
-      </w:r>
-      <w:proofErr w:type="spellStart"/>
-      <w:r>
-        <w:t>əsasən</w:t>
-      </w:r>
-      <w:proofErr w:type="spellEnd"/>
-      <w:r>
-        <w:t xml:space="preserve">, </w:t>
-      </w:r>
-      <w:proofErr w:type="spellStart"/>
-      <w:r>
-        <w:t>quraşdırmış</w:t>
-      </w:r>
-      <w:proofErr w:type="spellEnd"/>
-      <w:r>
-        <w:t xml:space="preserve"> </w:t>
-      </w:r>
-      <w:proofErr w:type="spellStart"/>
-      <w:r>
-        <w:t>olacağımız</w:t>
-      </w:r>
-      <w:proofErr w:type="spellEnd"/>
-      <w:r>
-        <w:t xml:space="preserve"> </w:t>
-      </w:r>
-      <w:r>
-        <w:rPr>
-          <w:b/>
-          <w:bCs/>
-        </w:rPr>
-        <w:t>24</w:t>
-      </w:r>
-      <w:r>
-        <w:t xml:space="preserve"> </w:t>
-      </w:r>
-      <w:proofErr w:type="spellStart"/>
-      <w:r>
-        <w:t>ədəd</w:t>
-      </w:r>
-      <w:proofErr w:type="spellEnd"/>
-      <w:r>
-        <w:t xml:space="preserve"> </w:t>
-      </w:r>
-      <w:r>
-        <w:rPr>
-          <w:b/>
-          <w:bCs/>
-        </w:rPr>
-        <w:t>650</w:t>
-      </w:r>
-      <w:r>
-        <w:rPr>
-          <w:b/>
-          <w:bCs/>
-        </w:rPr>
-        <w:t> W</w:t>
-      </w:r>
-      <w:r>
-        <w:t xml:space="preserve"> </w:t>
-      </w:r>
-      <w:proofErr w:type="spellStart"/>
-      <w:r>
-        <w:t>gücündə</w:t>
-      </w:r>
-      <w:proofErr w:type="spellEnd"/>
-      <w:r>
-        <w:t xml:space="preserve">, </w:t>
-      </w:r>
-      <w:r>
-        <w:rPr>
-          <w:lang w:val="az-Latn-AZ"/>
-        </w:rPr>
-        <w:t xml:space="preserve">ümumi gücü </w:t>
-      </w:r>
-      <w:r>
-        <w:rPr>
-          <w:b/>
-          <w:bCs/>
-        </w:rPr>
-        <w:t>15</w:t>
-      </w:r>
-      <w:r>
-        <w:rPr>
-          <w:b/>
-          <w:bCs/>
-        </w:rPr>
-        <w:t xml:space="preserve"> </w:t>
-      </w:r>
-      <w:proofErr w:type="spellStart"/>
-      <w:proofErr w:type="gramStart"/>
-      <w:r>
-        <w:rPr>
-          <w:b/>
-          <w:bCs/>
-        </w:rPr>
-        <w:t>kW</w:t>
-      </w:r>
-      <w:r>
-        <w:rPr>
-          <w:b/>
-          <w:bCs/>
-        </w:rPr>
-        <w:t>p</w:t>
-      </w:r>
-      <w:proofErr w:type="spellEnd"/>
-      <w:r>
-        <w:rPr>
-          <w:b/>
-          <w:bCs/>
-        </w:rPr>
-        <w:t xml:space="preserve"> </w:t>
-      </w:r>
-      <w:r>
-        <w:t xml:space="preserve"> </w:t>
-      </w:r>
-      <w:proofErr w:type="spellStart"/>
-      <w:r>
-        <w:t>olan</w:t>
-      </w:r>
-      <w:proofErr w:type="spellEnd"/>
-      <w:proofErr w:type="gramEnd"/>
-      <w:r>
-        <w:t xml:space="preserve"> </w:t>
-      </w:r>
-      <w:r>
-        <w:rPr>
-          <w:b/>
-          <w:bCs/>
-        </w:rPr>
-        <w:t>On-Grid</w:t>
-      </w:r>
-      <w:r>
-        <w:t xml:space="preserve"> </w:t>
-      </w:r>
-      <w:proofErr w:type="spellStart"/>
-      <w:r>
-        <w:t>günəş</w:t>
-      </w:r>
-      <w:proofErr w:type="spellEnd"/>
-      <w:r>
-        <w:t xml:space="preserve"> </w:t>
-      </w:r>
-      <w:proofErr w:type="spellStart"/>
-      <w:r>
-        <w:t>elektrik</w:t>
-      </w:r>
-      <w:proofErr w:type="spellEnd"/>
-      <w:r>
-        <w:t xml:space="preserve"> </w:t>
-      </w:r>
-      <w:proofErr w:type="spellStart"/>
-      <w:r>
-        <w:t>stansiyası</w:t>
-      </w:r>
-      <w:proofErr w:type="spellEnd"/>
-      <w:r>
-        <w:t xml:space="preserve"> </w:t>
-      </w:r>
-      <w:proofErr w:type="spellStart"/>
-      <w:r>
-        <w:t>illik</w:t>
-      </w:r>
-      <w:proofErr w:type="spellEnd"/>
-      <w:r>
-        <w:t xml:space="preserve"> </w:t>
-      </w:r>
-      <w:r>
-        <w:rPr>
-          <w:b/>
-          <w:bCs/>
-        </w:rPr>
-        <w:t xml:space="preserve">≈ </w:t>
-      </w:r>
-      <w:r>
-        <w:rPr>
-          <w:b/>
-          <w:bCs/>
-        </w:rPr>
-        <w:t>24 000</w:t>
-      </w:r>
-      <w:r>
-        <w:rPr>
-          <w:b/>
-          <w:bCs/>
-        </w:rPr>
-        <w:t xml:space="preserve"> kW</w:t>
-      </w:r>
-      <w:r>
-        <w:rPr>
-          <w:b/>
-          <w:bCs/>
-        </w:rPr>
-        <w:t>h</w:t>
-      </w:r>
-      <w:r>
-        <w:t xml:space="preserve"> </w:t>
-      </w:r>
-      <w:r>
+        <w:rPr>
+          <w:lang w:val="az-Latn-AZ"/>
+        </w:rPr>
+      </w:pPr>
+      <w:r>
+        <w:rPr>
+          <w:lang w:val="az-Latn-AZ"/>
+        </w:rPr>
+        <w:br/>
+        <w:t xml:space="preserve">Bu mövcud kommersiya elektrik tariflərinə əsasən ildə təxminən </w:t>
+      </w:r>
+      <w:r>
+        <w:rPr>
+          <w:b/>
+          <w:bCs/>
+          <w:lang w:val="az-Latn-AZ"/>
+        </w:rPr>
         <w:t>(</w:t>
       </w:r>
-      <w:proofErr w:type="spellStart"/>
-      <w:r>
-        <w:rPr>
-          <w:b/>
-          <w:bCs/>
-        </w:rPr>
-        <w:t>ayl</w:t>
-      </w:r>
-      <w:proofErr w:type="spellEnd"/>
-      <w:r>
-        <w:rPr>
-          <w:b/>
-          <w:bCs/>
-          <w:lang w:val="az-Latn-AZ"/>
-        </w:rPr>
-        <w:t>ıq</w:t>
-      </w:r>
-      <w:r>
-        <w:rPr>
-          <w:b/>
-          <w:bCs/>
-          <w:lang w:val="az-Latn-AZ"/>
-        </w:rPr>
-        <w:t xml:space="preserve"> </w:t>
-      </w:r>
-      <w:r>
-        <w:t>≈</w:t>
-      </w:r>
-      <w:r>
-        <w:rPr>
-          <w:lang w:val="az-Latn-AZ"/>
-        </w:rPr>
-        <w:t xml:space="preserve"> </w:t>
-      </w:r>
-      <w:r>
-        <w:rPr>
-          <w:b/>
-          <w:bCs/>
-          <w:lang w:val="az-Latn-AZ"/>
-        </w:rPr>
-        <w:t>2000</w:t>
-      </w:r>
-      <w:r>
-        <w:rPr>
-          <w:b/>
-          <w:bCs/>
-          <w:lang w:val="az-Latn-AZ"/>
-        </w:rPr>
-        <w:t xml:space="preserve"> k</w:t>
-      </w:r>
-      <w:proofErr w:type="spellStart"/>
-      <w:r>
-        <w:rPr>
-          <w:b/>
-          <w:bCs/>
-        </w:rPr>
-        <w:t>Wh</w:t>
-      </w:r>
-      <w:proofErr w:type="spellEnd"/>
-      <w:r>
+      <w:r>
+        <w:rPr>
+          <w:b/>
+          <w:bCs/>
+          <w:lang w:val="az-Latn-AZ"/>
+        </w:rPr>
+        <w:t>hesablanm</w:t>
+      </w:r>
+      <w:r>
+        <w:rPr>
+          <w:b/>
+          <w:bCs/>
+          <w:lang w:val="az-Latn-AZ"/>
+        </w:rPr>
+        <w:t xml:space="preserve">ış </w:t>
+      </w:r>
+      <w:r>
+        <w:rPr>
+          <w:b/>
+          <w:bCs/>
+          <w:lang w:val="az-Latn-AZ"/>
+        </w:rPr>
+        <w:t>tarif 0.</w:t>
+      </w:r>
+      <w:r>
+        <w:rPr>
+          <w:b/>
+          <w:bCs/>
+          <w:lang w:val="az-Latn-AZ"/>
+        </w:rPr>
+        <w:t>125</w:t>
+      </w:r>
+      <w:r>
+        <w:rPr>
+          <w:b/>
+          <w:bCs/>
+          <w:lang w:val="az-Latn-AZ"/>
+        </w:rPr>
         <w:t xml:space="preserve">) </w:t>
       </w:r>
-      <w:proofErr w:type="spellStart"/>
-      <w:r>
-        <w:t>elektrik</w:t>
-      </w:r>
-      <w:proofErr w:type="spellEnd"/>
-      <w:r>
-        <w:t xml:space="preserve"> </w:t>
-      </w:r>
-      <w:proofErr w:type="spellStart"/>
-      <w:r>
-        <w:t>enerjisi</w:t>
-      </w:r>
-      <w:proofErr w:type="spellEnd"/>
-      <w:r>
-        <w:t xml:space="preserve"> </w:t>
-      </w:r>
-      <w:proofErr w:type="spellStart"/>
-      <w:r>
-        <w:t>istehsal</w:t>
-      </w:r>
-      <w:proofErr w:type="spellEnd"/>
-      <w:r>
-        <w:t xml:space="preserve"> </w:t>
-      </w:r>
-      <w:proofErr w:type="spellStart"/>
-      <w:r>
-        <w:t>etm</w:t>
-      </w:r>
-      <w:proofErr w:type="spellEnd"/>
-      <w:r>
-        <w:rPr>
-          <w:lang w:val="az-Latn-AZ"/>
-        </w:rPr>
-        <w:t>əsi gözlənilir.</w:t>
-      </w:r>
-      <w:r>
-        <w:br/>
-        <w:t xml:space="preserve">Bu </w:t>
-      </w:r>
-      <w:proofErr w:type="spellStart"/>
-      <w:r>
-        <w:t>isə</w:t>
-      </w:r>
-      <w:proofErr w:type="spellEnd"/>
-      <w:r>
-        <w:t xml:space="preserve"> </w:t>
-      </w:r>
-      <w:r>
-        <w:rPr>
-          <w:lang w:val="az-Latn-AZ"/>
-        </w:rPr>
-        <w:t xml:space="preserve">əhali üçün tətbiq olunan </w:t>
-      </w:r>
-      <w:proofErr w:type="spellStart"/>
-      <w:r>
-        <w:t>mövcud</w:t>
-      </w:r>
-      <w:proofErr w:type="spellEnd"/>
-      <w:r>
-        <w:t xml:space="preserve"> </w:t>
-      </w:r>
-      <w:proofErr w:type="spellStart"/>
-      <w:r>
-        <w:t>pilləli</w:t>
-      </w:r>
-      <w:proofErr w:type="spellEnd"/>
-      <w:r>
-        <w:t xml:space="preserve"> </w:t>
-      </w:r>
-      <w:proofErr w:type="spellStart"/>
-      <w:r>
-        <w:t>tariflərinə</w:t>
-      </w:r>
-      <w:proofErr w:type="spellEnd"/>
-      <w:r>
-        <w:t xml:space="preserve"> </w:t>
-      </w:r>
-      <w:proofErr w:type="spellStart"/>
-      <w:r>
-        <w:t>əsasən</w:t>
-      </w:r>
-      <w:proofErr w:type="spellEnd"/>
-      <w:r>
-        <w:t xml:space="preserve"> </w:t>
-      </w:r>
-      <w:proofErr w:type="spellStart"/>
-      <w:r>
-        <w:t>ildə</w:t>
-      </w:r>
-      <w:proofErr w:type="spellEnd"/>
-      <w:r>
-        <w:t xml:space="preserve"> </w:t>
-      </w:r>
-      <w:proofErr w:type="spellStart"/>
-      <w:r>
-        <w:t>təxminən</w:t>
-      </w:r>
-      <w:proofErr w:type="spellEnd"/>
-      <w:r>
-        <w:t xml:space="preserve"> </w:t>
-      </w:r>
-      <w:r>
-        <w:rPr>
-          <w:b/>
-          <w:bCs/>
-        </w:rPr>
-        <w:t>3</w:t>
-      </w:r>
-      <w:r>
-        <w:rPr>
-          <w:b/>
-          <w:bCs/>
-        </w:rPr>
-        <w:t>2</w:t>
-      </w:r>
-      <w:r>
-        <w:rPr>
-          <w:b/>
-          <w:bCs/>
-        </w:rPr>
-        <w:t>00</w:t>
-      </w:r>
-      <w:r>
-        <w:rPr>
-          <w:b/>
-          <w:bCs/>
+      <w:r>
+        <w:rPr>
+          <w:b/>
+          <w:bCs/>
+          <w:lang w:val="az-Latn-AZ"/>
+        </w:rPr>
+        <w:t>10 140</w:t>
+      </w:r>
+      <w:r>
+        <w:rPr>
+          <w:b/>
+          <w:bCs/>
+          <w:lang w:val="az-Latn-AZ"/>
         </w:rPr>
         <w:t xml:space="preserve"> AZN</w:t>
       </w:r>
       <w:r>
         <w:rPr>
-          <w:b/>
-          <w:bCs/>
-        </w:rPr>
-        <w:t xml:space="preserve"> (</w:t>
-      </w:r>
-      <w:proofErr w:type="spellStart"/>
-      <w:r>
-        <w:rPr>
-          <w:b/>
-          <w:bCs/>
-        </w:rPr>
-        <w:t>ayl</w:t>
-      </w:r>
-      <w:proofErr w:type="spellEnd"/>
-      <w:r>
-        <w:rPr>
-          <w:b/>
-          <w:bCs/>
-          <w:lang w:val="az-Latn-AZ"/>
-        </w:rPr>
-        <w:t xml:space="preserve">ıq </w:t>
-      </w:r>
-      <w:r>
-        <w:rPr>
-          <w:b/>
-          <w:bCs/>
-        </w:rPr>
-        <w:t>≈</w:t>
-      </w:r>
-      <w:r>
-        <w:rPr>
-          <w:b/>
-          <w:bCs/>
-        </w:rPr>
-        <w:t xml:space="preserve"> 2</w:t>
-      </w:r>
-      <w:r>
-        <w:rPr>
-          <w:b/>
-          <w:bCs/>
-        </w:rPr>
-        <w:t>66</w:t>
-      </w:r>
-      <w:r>
-        <w:rPr>
-          <w:b/>
-          <w:bCs/>
-        </w:rPr>
-        <w:t>)</w:t>
-      </w:r>
-      <w:r>
-        <w:t xml:space="preserve"> </w:t>
-      </w:r>
-      <w:proofErr w:type="spellStart"/>
-      <w:r>
-        <w:t>həcmində</w:t>
-      </w:r>
-      <w:proofErr w:type="spellEnd"/>
-      <w:r>
-        <w:t xml:space="preserve"> </w:t>
-      </w:r>
-      <w:proofErr w:type="spellStart"/>
-      <w:r>
-        <w:t>elektrik</w:t>
-      </w:r>
-      <w:proofErr w:type="spellEnd"/>
-      <w:r>
-        <w:t xml:space="preserve"> </w:t>
-      </w:r>
-      <w:proofErr w:type="spellStart"/>
-      <w:r>
-        <w:t>xərclərinə</w:t>
-      </w:r>
-      <w:proofErr w:type="spellEnd"/>
-      <w:r>
-        <w:t xml:space="preserve"> </w:t>
-      </w:r>
-      <w:proofErr w:type="spellStart"/>
-      <w:r>
-        <w:t>qənaət</w:t>
-      </w:r>
-      <w:proofErr w:type="spellEnd"/>
-      <w:r>
-        <w:t xml:space="preserve"> </w:t>
-      </w:r>
-      <w:proofErr w:type="spellStart"/>
-      <w:r>
-        <w:t>deməkdir</w:t>
-      </w:r>
-      <w:proofErr w:type="spellEnd"/>
-      <w:r>
-        <w:t>.</w:t>
+          <w:lang w:val="az-Latn-AZ"/>
+        </w:rPr>
+        <w:t xml:space="preserve"> həcmində elektrik xərclərinə qənaət deməkdir.</w:t>
       </w:r>
     </w:p>
     <w:p>
@@ -2652,705 +1311,159 @@
         <w:rPr>
           <w:b/>
           <w:bCs/>
-        </w:rPr>
-      </w:pPr>
-      <w:proofErr w:type="spellStart"/>
-      <w:r>
-        <w:rPr>
-          <w:b/>
-          <w:bCs/>
-        </w:rPr>
-        <w:t>Sistemin</w:t>
-      </w:r>
-      <w:proofErr w:type="spellEnd"/>
-      <w:r>
-        <w:rPr>
-          <w:b/>
-          <w:bCs/>
-        </w:rPr>
-        <w:t xml:space="preserve"> </w:t>
-      </w:r>
-      <w:proofErr w:type="spellStart"/>
-      <w:r>
-        <w:rPr>
-          <w:b/>
-          <w:bCs/>
-        </w:rPr>
-        <w:t>xidmət</w:t>
-      </w:r>
-      <w:proofErr w:type="spellEnd"/>
-      <w:r>
-        <w:rPr>
-          <w:b/>
-          <w:bCs/>
-        </w:rPr>
-        <w:t xml:space="preserve"> </w:t>
-      </w:r>
-      <w:proofErr w:type="spellStart"/>
-      <w:r>
-        <w:rPr>
-          <w:b/>
-          <w:bCs/>
-        </w:rPr>
-        <w:t>müddəti</w:t>
-      </w:r>
-      <w:proofErr w:type="spellEnd"/>
-      <w:r>
-        <w:rPr>
-          <w:b/>
-          <w:bCs/>
-        </w:rPr>
-        <w:t xml:space="preserve"> </w:t>
-      </w:r>
-      <w:proofErr w:type="spellStart"/>
-      <w:r>
-        <w:rPr>
-          <w:b/>
-          <w:bCs/>
-        </w:rPr>
-        <w:t>və</w:t>
-      </w:r>
-      <w:proofErr w:type="spellEnd"/>
-      <w:r>
-        <w:rPr>
-          <w:b/>
-          <w:bCs/>
-        </w:rPr>
-        <w:t xml:space="preserve"> </w:t>
-      </w:r>
-      <w:proofErr w:type="spellStart"/>
-      <w:r>
-        <w:rPr>
-          <w:b/>
-          <w:bCs/>
-        </w:rPr>
-        <w:t>ümumi</w:t>
-      </w:r>
-      <w:proofErr w:type="spellEnd"/>
-      <w:r>
-        <w:rPr>
-          <w:b/>
-          <w:bCs/>
-        </w:rPr>
-        <w:t xml:space="preserve"> </w:t>
-      </w:r>
-      <w:proofErr w:type="spellStart"/>
-      <w:r>
-        <w:rPr>
-          <w:b/>
-          <w:bCs/>
-        </w:rPr>
-        <w:t>qənaət</w:t>
-      </w:r>
-      <w:proofErr w:type="spellEnd"/>
-      <w:r>
-        <w:rPr>
-          <w:b/>
-          <w:bCs/>
-        </w:rPr>
-        <w:t>:</w:t>
+          <w:lang w:val="az-Latn-AZ"/>
+        </w:rPr>
+      </w:pPr>
+      <w:r>
+        <w:rPr>
+          <w:b/>
+          <w:bCs/>
+          <w:lang w:val="az-Latn-AZ"/>
+        </w:rPr>
+        <w:t>Sistemin xidmət müddəti və ümumi qənaət:</w:t>
       </w:r>
     </w:p>
     <w:p>
       <w:pPr>
         <w:spacing w:line="240" w:lineRule="auto"/>
         <w:rPr>
-          <w:b/>
-          <w:bCs/>
-        </w:rPr>
-      </w:pPr>
-      <w:r>
+          <w:lang w:val="az-Latn-AZ"/>
+        </w:rPr>
+      </w:pPr>
+      <w:r>
+        <w:rPr>
+          <w:lang w:val="az-Latn-AZ"/>
+        </w:rPr>
+        <w:t xml:space="preserve">Müasir günəş panellərinin orta istismar müddəti </w:t>
+      </w:r>
+      <w:r>
+        <w:rPr>
+          <w:b/>
+          <w:bCs/>
+          <w:lang w:val="az-Latn-AZ"/>
+        </w:rPr>
+        <w:t>25</w:t>
+      </w:r>
+      <w:r>
+        <w:rPr>
+          <w:b/>
+          <w:bCs/>
+          <w:lang w:val="az-Latn-AZ"/>
+        </w:rPr>
+        <w:t xml:space="preserve"> il</w:t>
+      </w:r>
+      <w:r>
+        <w:rPr>
+          <w:lang w:val="az-Latn-AZ"/>
+        </w:rPr>
+        <w:t xml:space="preserve"> və daha çox təşkil edir. Bu müddət ərzində günəş elektrik stansiyası obyekt üçün stabil şəkildə enerji istehsal etməyə davam edir. Orta hesabla ildə </w:t>
+      </w:r>
+      <w:r>
+        <w:rPr>
+          <w:b/>
+          <w:bCs/>
+          <w:lang w:val="az-Latn-AZ"/>
+        </w:rPr>
+        <w:t>10 140</w:t>
+      </w:r>
+      <w:r>
+        <w:rPr>
+          <w:b/>
+          <w:bCs/>
+          <w:lang w:val="az-Latn-AZ"/>
+        </w:rPr>
+        <w:t xml:space="preserve"> AZN</w:t>
+      </w:r>
+      <w:r>
+        <w:rPr>
+          <w:lang w:val="az-Latn-AZ"/>
+        </w:rPr>
+        <w:t xml:space="preserve"> qənaət nəzərə alındıqda, </w:t>
+      </w:r>
+      <w:r>
+        <w:rPr>
+          <w:b/>
+          <w:bCs/>
+          <w:lang w:val="az-Latn-AZ"/>
+        </w:rPr>
+        <w:t>25</w:t>
+      </w:r>
+      <w:r>
+        <w:rPr>
+          <w:b/>
+          <w:bCs/>
+          <w:lang w:val="az-Latn-AZ"/>
+        </w:rPr>
+        <w:t xml:space="preserve"> illik</w:t>
+      </w:r>
+      <w:r>
+        <w:rPr>
+          <w:lang w:val="az-Latn-AZ"/>
+        </w:rPr>
+        <w:t xml:space="preserve"> istismar müddətində ümumi iqtisadi qənaət: </w:t>
+      </w:r>
+      <w:r>
+        <w:rPr>
+          <w:b/>
+          <w:bCs/>
+          <w:lang w:val="az-Latn-AZ"/>
+        </w:rPr>
+        <w:t>253 5</w:t>
+      </w:r>
+      <w:r>
+        <w:rPr>
+          <w:b/>
+          <w:bCs/>
+          <w:lang w:val="az-Latn-AZ"/>
+        </w:rPr>
+        <w:t>00</w:t>
+      </w:r>
+      <w:r>
+        <w:rPr>
+          <w:b/>
+          <w:bCs/>
+          <w:lang w:val="az-Latn-AZ"/>
+        </w:rPr>
+        <w:t xml:space="preserve"> </w:t>
+      </w:r>
+      <w:r>
+        <w:rPr>
+          <w:b/>
+          <w:bCs/>
+          <w:lang w:val="az-Latn-AZ"/>
+        </w:rPr>
+        <w:t xml:space="preserve"> </w:t>
+      </w:r>
+      <w:r>
+        <w:rPr>
+          <w:b/>
+          <w:bCs/>
+          <w:lang w:val="az-Latn-AZ"/>
+        </w:rPr>
+        <w:t>AZN</w:t>
+      </w:r>
+      <w:r>
+        <w:rPr>
+          <w:lang w:val="az-Latn-AZ"/>
+        </w:rPr>
+        <w:t xml:space="preserve"> təşkil edə bilər.</w:t>
+      </w:r>
+    </w:p>
+    <w:p>
+      <w:pPr>
+        <w:spacing w:line="240" w:lineRule="auto"/>
+        <w:rPr>
+          <w:b/>
+          <w:bCs/>
+          <w:lang w:val="az-Latn-AZ"/>
+        </w:rPr>
+      </w:pPr>
+      <w:r>
+        <w:rPr>
+          <w:lang w:val="az-Latn-AZ"/>
+        </w:rPr>
         <w:br/>
-      </w:r>
-      <w:proofErr w:type="spellStart"/>
-      <w:r>
-        <w:t>Müasir</w:t>
-      </w:r>
-      <w:proofErr w:type="spellEnd"/>
-      <w:r>
-        <w:t xml:space="preserve"> </w:t>
-      </w:r>
-      <w:proofErr w:type="spellStart"/>
-      <w:r>
-        <w:t>günəş</w:t>
-      </w:r>
-      <w:proofErr w:type="spellEnd"/>
-      <w:r>
-        <w:t xml:space="preserve"> </w:t>
-      </w:r>
-      <w:proofErr w:type="spellStart"/>
-      <w:r>
-        <w:t>panellərinin</w:t>
-      </w:r>
-      <w:proofErr w:type="spellEnd"/>
-      <w:r>
-        <w:t xml:space="preserve"> </w:t>
-      </w:r>
-      <w:proofErr w:type="spellStart"/>
-      <w:r>
-        <w:t>orta</w:t>
-      </w:r>
-      <w:proofErr w:type="spellEnd"/>
-      <w:r>
-        <w:t xml:space="preserve"> </w:t>
-      </w:r>
-      <w:proofErr w:type="spellStart"/>
-      <w:r>
-        <w:t>istismar</w:t>
-      </w:r>
-      <w:proofErr w:type="spellEnd"/>
-      <w:r>
-        <w:t xml:space="preserve"> </w:t>
-      </w:r>
-      <w:proofErr w:type="spellStart"/>
-      <w:r>
-        <w:t>müddəti</w:t>
-      </w:r>
-      <w:proofErr w:type="spellEnd"/>
-      <w:r>
-        <w:t xml:space="preserve"> </w:t>
-      </w:r>
-      <w:r>
-        <w:rPr>
-          <w:b/>
-          <w:bCs/>
-        </w:rPr>
-        <w:t>25</w:t>
-      </w:r>
-      <w:r>
-        <w:rPr>
-          <w:b/>
-          <w:bCs/>
-        </w:rPr>
-        <w:t xml:space="preserve"> il</w:t>
-      </w:r>
-      <w:r>
-        <w:t xml:space="preserve"> </w:t>
-      </w:r>
-      <w:proofErr w:type="spellStart"/>
-      <w:r>
-        <w:t>və</w:t>
-      </w:r>
-      <w:proofErr w:type="spellEnd"/>
-      <w:r>
-        <w:t xml:space="preserve"> </w:t>
-      </w:r>
-      <w:proofErr w:type="spellStart"/>
-      <w:r>
-        <w:t>daha</w:t>
-      </w:r>
-      <w:proofErr w:type="spellEnd"/>
-      <w:r>
-        <w:t xml:space="preserve"> </w:t>
-      </w:r>
-      <w:proofErr w:type="spellStart"/>
-      <w:r>
-        <w:t>çox</w:t>
-      </w:r>
-      <w:proofErr w:type="spellEnd"/>
-      <w:r>
-        <w:t xml:space="preserve"> </w:t>
-      </w:r>
-      <w:proofErr w:type="spellStart"/>
-      <w:r>
-        <w:t>təşkil</w:t>
-      </w:r>
-      <w:proofErr w:type="spellEnd"/>
-      <w:r>
-        <w:t xml:space="preserve"> </w:t>
-      </w:r>
-      <w:proofErr w:type="spellStart"/>
-      <w:r>
-        <w:t>edir</w:t>
-      </w:r>
-      <w:proofErr w:type="spellEnd"/>
-      <w:r>
-        <w:t xml:space="preserve">. Bu </w:t>
-      </w:r>
-      <w:proofErr w:type="spellStart"/>
-      <w:r>
-        <w:t>müddət</w:t>
-      </w:r>
-      <w:proofErr w:type="spellEnd"/>
-      <w:r>
-        <w:t xml:space="preserve"> </w:t>
-      </w:r>
-      <w:proofErr w:type="spellStart"/>
-      <w:r>
-        <w:t>ərzində</w:t>
-      </w:r>
-      <w:proofErr w:type="spellEnd"/>
-      <w:r>
-        <w:t xml:space="preserve"> </w:t>
-      </w:r>
-      <w:proofErr w:type="spellStart"/>
-      <w:r>
-        <w:t>günəş</w:t>
-      </w:r>
-      <w:proofErr w:type="spellEnd"/>
-      <w:r>
-        <w:t xml:space="preserve"> </w:t>
-      </w:r>
-      <w:proofErr w:type="spellStart"/>
-      <w:r>
-        <w:t>elektrik</w:t>
-      </w:r>
-      <w:proofErr w:type="spellEnd"/>
-      <w:r>
-        <w:t xml:space="preserve"> </w:t>
-      </w:r>
-      <w:proofErr w:type="spellStart"/>
-      <w:r>
-        <w:t>stansiyası</w:t>
-      </w:r>
-      <w:proofErr w:type="spellEnd"/>
-      <w:r>
-        <w:t xml:space="preserve"> </w:t>
-      </w:r>
-      <w:proofErr w:type="spellStart"/>
-      <w:r>
-        <w:t>obyekt</w:t>
-      </w:r>
-      <w:proofErr w:type="spellEnd"/>
-      <w:r>
-        <w:t xml:space="preserve"> </w:t>
-      </w:r>
-      <w:proofErr w:type="spellStart"/>
-      <w:r>
-        <w:t>üçün</w:t>
-      </w:r>
-      <w:proofErr w:type="spellEnd"/>
-      <w:r>
-        <w:t xml:space="preserve"> </w:t>
-      </w:r>
-      <w:proofErr w:type="spellStart"/>
-      <w:r>
-        <w:t>stabil</w:t>
-      </w:r>
-      <w:proofErr w:type="spellEnd"/>
-      <w:r>
-        <w:t xml:space="preserve"> </w:t>
-      </w:r>
-      <w:proofErr w:type="spellStart"/>
-      <w:r>
-        <w:t>şəkildə</w:t>
-      </w:r>
-      <w:proofErr w:type="spellEnd"/>
-      <w:r>
-        <w:t xml:space="preserve"> </w:t>
-      </w:r>
-      <w:proofErr w:type="spellStart"/>
-      <w:r>
-        <w:t>enerji</w:t>
-      </w:r>
-      <w:proofErr w:type="spellEnd"/>
-      <w:r>
-        <w:t xml:space="preserve"> </w:t>
-      </w:r>
-      <w:proofErr w:type="spellStart"/>
-      <w:r>
-        <w:t>istehsal</w:t>
-      </w:r>
-      <w:proofErr w:type="spellEnd"/>
-      <w:r>
-        <w:t xml:space="preserve"> </w:t>
-      </w:r>
-      <w:proofErr w:type="spellStart"/>
-      <w:r>
-        <w:t>etməyə</w:t>
-      </w:r>
-      <w:proofErr w:type="spellEnd"/>
-      <w:r>
-        <w:t xml:space="preserve"> </w:t>
-      </w:r>
-      <w:proofErr w:type="spellStart"/>
-      <w:r>
-        <w:t>davam</w:t>
-      </w:r>
-      <w:proofErr w:type="spellEnd"/>
-      <w:r>
-        <w:t xml:space="preserve"> </w:t>
-      </w:r>
-      <w:proofErr w:type="spellStart"/>
-      <w:r>
-        <w:t>edir</w:t>
-      </w:r>
-      <w:proofErr w:type="spellEnd"/>
-      <w:r>
-        <w:t xml:space="preserve">. Orta </w:t>
-      </w:r>
-      <w:proofErr w:type="spellStart"/>
-      <w:r>
-        <w:t>hesabla</w:t>
-      </w:r>
-      <w:proofErr w:type="spellEnd"/>
-      <w:r>
-        <w:t xml:space="preserve"> </w:t>
-      </w:r>
-      <w:proofErr w:type="spellStart"/>
-      <w:r>
-        <w:t>ildə</w:t>
-      </w:r>
-      <w:proofErr w:type="spellEnd"/>
-      <w:r>
-        <w:t xml:space="preserve"> </w:t>
-      </w:r>
-      <w:r>
-        <w:rPr>
-          <w:b/>
-          <w:bCs/>
-        </w:rPr>
-        <w:t>3400</w:t>
-      </w:r>
-      <w:r>
-        <w:rPr>
-          <w:b/>
-          <w:bCs/>
-        </w:rPr>
-        <w:t xml:space="preserve"> AZN</w:t>
-      </w:r>
-      <w:r>
-        <w:t xml:space="preserve"> </w:t>
-      </w:r>
-      <w:proofErr w:type="spellStart"/>
-      <w:r>
-        <w:t>qənaət</w:t>
-      </w:r>
-      <w:proofErr w:type="spellEnd"/>
-      <w:r>
-        <w:t xml:space="preserve"> </w:t>
-      </w:r>
-      <w:proofErr w:type="spellStart"/>
-      <w:r>
-        <w:t>nəzərə</w:t>
-      </w:r>
-      <w:proofErr w:type="spellEnd"/>
-      <w:r>
-        <w:t xml:space="preserve"> </w:t>
-      </w:r>
-      <w:proofErr w:type="spellStart"/>
-      <w:r>
-        <w:t>alındıqda</w:t>
-      </w:r>
-      <w:proofErr w:type="spellEnd"/>
-      <w:r>
-        <w:t xml:space="preserve">, </w:t>
-      </w:r>
-      <w:r>
-        <w:rPr>
-          <w:b/>
-          <w:bCs/>
-        </w:rPr>
-        <w:t>25</w:t>
-      </w:r>
-      <w:r>
-        <w:rPr>
-          <w:b/>
-          <w:bCs/>
-        </w:rPr>
-        <w:t xml:space="preserve"> </w:t>
-      </w:r>
-      <w:proofErr w:type="spellStart"/>
-      <w:r>
-        <w:rPr>
-          <w:b/>
-          <w:bCs/>
-        </w:rPr>
-        <w:t>illik</w:t>
-      </w:r>
-      <w:proofErr w:type="spellEnd"/>
-      <w:r>
-        <w:t xml:space="preserve"> </w:t>
-      </w:r>
-      <w:proofErr w:type="spellStart"/>
-      <w:r>
-        <w:t>istismar</w:t>
-      </w:r>
-      <w:proofErr w:type="spellEnd"/>
-      <w:r>
-        <w:t xml:space="preserve"> </w:t>
-      </w:r>
-      <w:proofErr w:type="spellStart"/>
-      <w:r>
-        <w:t>müddətində</w:t>
-      </w:r>
-      <w:proofErr w:type="spellEnd"/>
-      <w:r>
-        <w:t xml:space="preserve"> </w:t>
-      </w:r>
-      <w:proofErr w:type="spellStart"/>
-      <w:r>
-        <w:t>ümumi</w:t>
-      </w:r>
-      <w:proofErr w:type="spellEnd"/>
-      <w:r>
-        <w:t xml:space="preserve"> </w:t>
-      </w:r>
-      <w:proofErr w:type="spellStart"/>
-      <w:r>
-        <w:t>iqtisadi</w:t>
-      </w:r>
-      <w:proofErr w:type="spellEnd"/>
-      <w:r>
-        <w:t xml:space="preserve"> </w:t>
-      </w:r>
-      <w:proofErr w:type="spellStart"/>
-      <w:r>
-        <w:t>qənaət</w:t>
-      </w:r>
-      <w:proofErr w:type="spellEnd"/>
-      <w:r>
-        <w:t xml:space="preserve">: </w:t>
-      </w:r>
-      <w:r>
-        <w:rPr>
-          <w:b/>
-          <w:bCs/>
-        </w:rPr>
-        <w:t>85</w:t>
-      </w:r>
-      <w:r>
-        <w:rPr>
-          <w:b/>
-          <w:bCs/>
-        </w:rPr>
-        <w:t xml:space="preserve"> </w:t>
-      </w:r>
-      <w:proofErr w:type="gramStart"/>
-      <w:r>
-        <w:rPr>
-          <w:b/>
-          <w:bCs/>
-        </w:rPr>
-        <w:t>0</w:t>
-      </w:r>
-      <w:r>
-        <w:rPr>
-          <w:b/>
-          <w:bCs/>
-        </w:rPr>
-        <w:t>00</w:t>
-      </w:r>
-      <w:r>
-        <w:rPr>
-          <w:b/>
-          <w:bCs/>
-        </w:rPr>
-        <w:t xml:space="preserve"> </w:t>
-      </w:r>
-      <w:r>
-        <w:rPr>
-          <w:b/>
-          <w:bCs/>
-        </w:rPr>
-        <w:t xml:space="preserve"> </w:t>
-      </w:r>
-      <w:r>
-        <w:rPr>
-          <w:b/>
-          <w:bCs/>
-        </w:rPr>
-        <w:t>AZN</w:t>
-      </w:r>
-      <w:proofErr w:type="gramEnd"/>
-      <w:r>
-        <w:t xml:space="preserve"> </w:t>
-      </w:r>
-      <w:proofErr w:type="spellStart"/>
-      <w:r>
-        <w:t>təşkil</w:t>
-      </w:r>
-      <w:proofErr w:type="spellEnd"/>
-      <w:r>
-        <w:t xml:space="preserve"> </w:t>
-      </w:r>
-      <w:proofErr w:type="spellStart"/>
-      <w:r>
-        <w:t>edə</w:t>
-      </w:r>
-      <w:proofErr w:type="spellEnd"/>
-      <w:r>
-        <w:t xml:space="preserve"> </w:t>
-      </w:r>
-      <w:proofErr w:type="spellStart"/>
-      <w:r>
-        <w:t>bilər</w:t>
-      </w:r>
-      <w:proofErr w:type="spellEnd"/>
-      <w:r>
-        <w:t>.</w:t>
-      </w:r>
-      <w:r>
-        <w:br/>
-        <w:t xml:space="preserve">Bu </w:t>
-      </w:r>
-      <w:proofErr w:type="spellStart"/>
-      <w:r>
-        <w:t>isə</w:t>
-      </w:r>
-      <w:proofErr w:type="spellEnd"/>
-      <w:r>
-        <w:t xml:space="preserve"> </w:t>
-      </w:r>
-      <w:proofErr w:type="spellStart"/>
-      <w:r>
-        <w:t>layihənin</w:t>
-      </w:r>
-      <w:proofErr w:type="spellEnd"/>
-      <w:r>
-        <w:t xml:space="preserve"> </w:t>
-      </w:r>
-      <w:proofErr w:type="spellStart"/>
-      <w:r>
-        <w:t>ilkin</w:t>
-      </w:r>
-      <w:proofErr w:type="spellEnd"/>
-      <w:r>
-        <w:t xml:space="preserve"> </w:t>
-      </w:r>
-      <w:proofErr w:type="spellStart"/>
-      <w:r>
-        <w:t>investisiyadan</w:t>
-      </w:r>
-      <w:proofErr w:type="spellEnd"/>
-      <w:r>
-        <w:t xml:space="preserve"> </w:t>
-      </w:r>
-      <w:proofErr w:type="spellStart"/>
-      <w:r>
-        <w:t>dəfələrlə</w:t>
-      </w:r>
-      <w:proofErr w:type="spellEnd"/>
-      <w:r>
-        <w:t xml:space="preserve"> </w:t>
-      </w:r>
-      <w:proofErr w:type="spellStart"/>
-      <w:r>
-        <w:t>artıq</w:t>
-      </w:r>
-      <w:proofErr w:type="spellEnd"/>
-      <w:r>
-        <w:t xml:space="preserve"> </w:t>
-      </w:r>
-      <w:proofErr w:type="spellStart"/>
-      <w:r>
-        <w:t>iqtisadi</w:t>
-      </w:r>
-      <w:proofErr w:type="spellEnd"/>
-      <w:r>
-        <w:t xml:space="preserve"> </w:t>
-      </w:r>
-      <w:proofErr w:type="spellStart"/>
-      <w:r>
-        <w:t>fayda</w:t>
-      </w:r>
-      <w:proofErr w:type="spellEnd"/>
-      <w:r>
-        <w:t xml:space="preserve"> </w:t>
-      </w:r>
-      <w:proofErr w:type="spellStart"/>
-      <w:r>
-        <w:t>verdiyini</w:t>
-      </w:r>
-      <w:proofErr w:type="spellEnd"/>
-      <w:r>
-        <w:t xml:space="preserve"> </w:t>
-      </w:r>
-      <w:proofErr w:type="spellStart"/>
-      <w:r>
-        <w:t>göstərir</w:t>
-      </w:r>
-      <w:proofErr w:type="spellEnd"/>
-      <w:r>
-        <w:t xml:space="preserve"> </w:t>
-      </w:r>
-      <w:proofErr w:type="spellStart"/>
-      <w:r>
-        <w:t>və</w:t>
-      </w:r>
-      <w:proofErr w:type="spellEnd"/>
-      <w:r>
-        <w:t xml:space="preserve"> </w:t>
-      </w:r>
-      <w:proofErr w:type="spellStart"/>
-      <w:r>
-        <w:t>onu</w:t>
-      </w:r>
-      <w:proofErr w:type="spellEnd"/>
-      <w:r>
-        <w:t xml:space="preserve"> </w:t>
-      </w:r>
-      <w:proofErr w:type="spellStart"/>
-      <w:r>
-        <w:t>uzunmüddətli</w:t>
-      </w:r>
-      <w:proofErr w:type="spellEnd"/>
-      <w:r>
-        <w:t xml:space="preserve"> </w:t>
-      </w:r>
-      <w:proofErr w:type="spellStart"/>
-      <w:r>
-        <w:t>və</w:t>
-      </w:r>
-      <w:proofErr w:type="spellEnd"/>
-      <w:r>
-        <w:t xml:space="preserve"> </w:t>
-      </w:r>
-      <w:proofErr w:type="spellStart"/>
-      <w:r>
-        <w:t>yüksək</w:t>
-      </w:r>
-      <w:proofErr w:type="spellEnd"/>
-      <w:r>
-        <w:t xml:space="preserve"> </w:t>
-      </w:r>
-      <w:proofErr w:type="spellStart"/>
-      <w:r>
-        <w:t>səmərəli</w:t>
-      </w:r>
-      <w:proofErr w:type="spellEnd"/>
-      <w:r>
-        <w:t xml:space="preserve"> </w:t>
-      </w:r>
-      <w:proofErr w:type="spellStart"/>
-      <w:r>
-        <w:t>investisiya</w:t>
-      </w:r>
-      <w:proofErr w:type="spellEnd"/>
-      <w:r>
-        <w:t xml:space="preserve"> </w:t>
-      </w:r>
-      <w:proofErr w:type="spellStart"/>
-      <w:r>
-        <w:t>kimi</w:t>
-      </w:r>
-      <w:proofErr w:type="spellEnd"/>
-      <w:r>
-        <w:t xml:space="preserve"> </w:t>
-      </w:r>
-      <w:proofErr w:type="spellStart"/>
-      <w:r>
-        <w:t>qiymətləndirməyə</w:t>
-      </w:r>
-      <w:proofErr w:type="spellEnd"/>
-      <w:r>
-        <w:t xml:space="preserve"> </w:t>
-      </w:r>
-      <w:proofErr w:type="spellStart"/>
-      <w:r>
-        <w:t>imkan</w:t>
-      </w:r>
-      <w:proofErr w:type="spellEnd"/>
-      <w:r>
-        <w:t xml:space="preserve"> </w:t>
-      </w:r>
-      <w:proofErr w:type="spellStart"/>
-      <w:r>
-        <w:t>yaradır</w:t>
-      </w:r>
-      <w:proofErr w:type="spellEnd"/>
-      <w:r>
-        <w:t>.</w:t>
+        <w:t>Bu isə layihənin ilkin investisiyadan dəfələrlə artıq iqtisadi fayda verdiyini göstərir və onu uzunmüddətli və yüksək səmərəli investisiya kimi qiymətləndirməyə imkan yaradır.</w:t>
       </w:r>
     </w:p>
     <w:p>
@@ -3365,9 +1478,9 @@
           <w:color w:val="000000" w:themeColor="text1"/>
           <w:sz w:val="28"/>
           <w:szCs w:val="28"/>
-        </w:rPr>
-      </w:pPr>
-      <w:proofErr w:type="spellStart"/>
+          <w:lang w:val="az-Latn-AZ"/>
+        </w:rPr>
+      </w:pPr>
       <w:r>
         <w:rPr>
           <w:b/>
@@ -3377,11 +1490,11 @@
           <w:color w:val="000000" w:themeColor="text1"/>
           <w:sz w:val="28"/>
           <w:szCs w:val="28"/>
+          <w:lang w:val="az-Latn-AZ"/>
         </w:rPr>
         <w:lastRenderedPageBreak/>
-        <w:t>Malların</w:t>
-      </w:r>
-      <w:proofErr w:type="spellEnd"/>
+        <w:t xml:space="preserve">Malların (işlərin və xidmətlərin) qiymət </w:t>
+      </w:r>
       <w:r>
         <w:rPr>
           <w:b/>
@@ -3391,10 +1504,10 @@
           <w:color w:val="000000" w:themeColor="text1"/>
           <w:sz w:val="28"/>
           <w:szCs w:val="28"/>
-        </w:rPr>
-        <w:t xml:space="preserve"> (</w:t>
-      </w:r>
-      <w:proofErr w:type="spellStart"/>
+          <w:lang w:val="az-Latn-AZ"/>
+        </w:rPr>
+        <w:t>c</w:t>
+      </w:r>
       <w:r>
         <w:rPr>
           <w:b/>
@@ -3404,133 +1517,22 @@
           <w:color w:val="000000" w:themeColor="text1"/>
           <w:sz w:val="28"/>
           <w:szCs w:val="28"/>
-        </w:rPr>
-        <w:t>işlərin</w:t>
-      </w:r>
-      <w:proofErr w:type="spellEnd"/>
-      <w:r>
-        <w:rPr>
-          <w:b/>
-          <w:bCs/>
-          <w:i w:val="0"/>
-          <w:iCs w:val="0"/>
-          <w:color w:val="000000" w:themeColor="text1"/>
-          <w:sz w:val="28"/>
-          <w:szCs w:val="28"/>
-        </w:rPr>
-        <w:t xml:space="preserve"> </w:t>
-      </w:r>
-      <w:proofErr w:type="spellStart"/>
-      <w:r>
-        <w:rPr>
-          <w:b/>
-          <w:bCs/>
-          <w:i w:val="0"/>
-          <w:iCs w:val="0"/>
-          <w:color w:val="000000" w:themeColor="text1"/>
-          <w:sz w:val="28"/>
-          <w:szCs w:val="28"/>
-        </w:rPr>
-        <w:t>və</w:t>
-      </w:r>
-      <w:proofErr w:type="spellEnd"/>
-      <w:r>
-        <w:rPr>
-          <w:b/>
-          <w:bCs/>
-          <w:i w:val="0"/>
-          <w:iCs w:val="0"/>
-          <w:color w:val="000000" w:themeColor="text1"/>
-          <w:sz w:val="28"/>
-          <w:szCs w:val="28"/>
-        </w:rPr>
-        <w:t xml:space="preserve"> </w:t>
-      </w:r>
-      <w:proofErr w:type="spellStart"/>
-      <w:r>
-        <w:rPr>
-          <w:b/>
-          <w:bCs/>
-          <w:i w:val="0"/>
-          <w:iCs w:val="0"/>
-          <w:color w:val="000000" w:themeColor="text1"/>
-          <w:sz w:val="28"/>
-          <w:szCs w:val="28"/>
-        </w:rPr>
-        <w:t>xidmətlərin</w:t>
-      </w:r>
-      <w:proofErr w:type="spellEnd"/>
-      <w:r>
-        <w:rPr>
-          <w:b/>
-          <w:bCs/>
-          <w:i w:val="0"/>
-          <w:iCs w:val="0"/>
-          <w:color w:val="000000" w:themeColor="text1"/>
-          <w:sz w:val="28"/>
-          <w:szCs w:val="28"/>
-        </w:rPr>
-        <w:t xml:space="preserve">) </w:t>
-      </w:r>
-      <w:proofErr w:type="spellStart"/>
-      <w:r>
-        <w:rPr>
-          <w:b/>
-          <w:bCs/>
-          <w:i w:val="0"/>
-          <w:iCs w:val="0"/>
-          <w:color w:val="000000" w:themeColor="text1"/>
-          <w:sz w:val="28"/>
-          <w:szCs w:val="28"/>
-        </w:rPr>
-        <w:t>qiymət</w:t>
-      </w:r>
-      <w:proofErr w:type="spellEnd"/>
-      <w:r>
-        <w:rPr>
-          <w:b/>
-          <w:bCs/>
-          <w:i w:val="0"/>
-          <w:iCs w:val="0"/>
-          <w:color w:val="000000" w:themeColor="text1"/>
-          <w:sz w:val="28"/>
-          <w:szCs w:val="28"/>
-        </w:rPr>
-        <w:t xml:space="preserve"> </w:t>
-      </w:r>
-      <w:r>
-        <w:rPr>
-          <w:b/>
-          <w:bCs/>
-          <w:i w:val="0"/>
-          <w:iCs w:val="0"/>
-          <w:color w:val="000000" w:themeColor="text1"/>
-          <w:sz w:val="28"/>
-          <w:szCs w:val="28"/>
-          <w:lang w:val="az-Latn-AZ"/>
-        </w:rPr>
-        <w:t>c</w:t>
-      </w:r>
-      <w:proofErr w:type="spellStart"/>
-      <w:r>
-        <w:rPr>
-          <w:b/>
-          <w:bCs/>
-          <w:i w:val="0"/>
-          <w:iCs w:val="0"/>
-          <w:color w:val="000000" w:themeColor="text1"/>
-          <w:sz w:val="28"/>
-          <w:szCs w:val="28"/>
+          <w:lang w:val="az-Latn-AZ"/>
         </w:rPr>
         <w:t>ədvəli</w:t>
       </w:r>
-      <w:proofErr w:type="spellEnd"/>
     </w:p>
-    <w:p/>
+    <w:p>
+      <w:pPr>
+        <w:rPr>
+          <w:lang w:val="az-Latn-AZ"/>
+        </w:rPr>
+      </w:pPr>
+    </w:p>
     <w:tbl>
       <w:tblPr>
-        <w:tblW w:w="10594" w:type="dxa"/>
-        <w:tblInd w:w="-635" w:type="dxa"/>
+        <w:tblW w:w="10390" w:type="dxa"/>
+        <w:tblInd w:w="-431" w:type="dxa"/>
         <w:tblBorders>
           <w:top w:val="single" w:sz="4" w:space="0" w:color="auto"/>
           <w:left w:val="single" w:sz="4" w:space="0" w:color="auto"/>
@@ -3542,7 +1544,7 @@
         <w:tblLook w:val="04A0" w:firstRow="1" w:lastRow="0" w:firstColumn="1" w:lastColumn="0" w:noHBand="0" w:noVBand="1"/>
       </w:tblPr>
       <w:tblGrid>
-        <w:gridCol w:w="2273"/>
+        <w:gridCol w:w="2069"/>
         <w:gridCol w:w="6187"/>
         <w:gridCol w:w="1530"/>
         <w:gridCol w:w="604"/>
@@ -3553,7 +1555,7 @@
         </w:trPr>
         <w:tc>
           <w:tcPr>
-            <w:tcW w:w="2273" w:type="dxa"/>
+            <w:tcW w:w="2069" w:type="dxa"/>
             <w:shd w:val="clear" w:color="000000" w:fill="D9D9D9"/>
             <w:vAlign w:val="center"/>
             <w:hideMark/>
@@ -3791,7 +1793,7 @@
         </w:trPr>
         <w:tc>
           <w:tcPr>
-            <w:tcW w:w="2273" w:type="dxa"/>
+            <w:tcW w:w="2069" w:type="dxa"/>
             <w:hideMark/>
           </w:tcPr>
           <w:p>
@@ -3871,7 +1873,25 @@
                 <w:sz w:val="20"/>
                 <w:szCs w:val="20"/>
               </w:rPr>
-              <w:t xml:space="preserve">N-tipli </w:t>
+              <w:t>N-</w:t>
+            </w:r>
+            <w:proofErr w:type="spellStart"/>
+            <w:r>
+              <w:rPr>
+                <w:rFonts w:cstheme="minorHAnsi"/>
+                <w:sz w:val="20"/>
+                <w:szCs w:val="20"/>
+              </w:rPr>
+              <w:t>tipli</w:t>
+            </w:r>
+            <w:proofErr w:type="spellEnd"/>
+            <w:r>
+              <w:rPr>
+                <w:rFonts w:cstheme="minorHAnsi"/>
+                <w:sz w:val="20"/>
+                <w:szCs w:val="20"/>
+              </w:rPr>
+              <w:t xml:space="preserve"> </w:t>
             </w:r>
             <w:proofErr w:type="spellStart"/>
             <w:r>
@@ -4064,7 +2084,7 @@
                 <w:sz w:val="20"/>
                 <w:szCs w:val="20"/>
               </w:rPr>
-              <w:t>24</w:t>
+              <w:t>78</w:t>
             </w:r>
           </w:p>
         </w:tc>
@@ -4075,7 +2095,7 @@
         </w:trPr>
         <w:tc>
           <w:tcPr>
-            <w:tcW w:w="2273" w:type="dxa"/>
+            <w:tcW w:w="2069" w:type="dxa"/>
             <w:hideMark/>
           </w:tcPr>
           <w:p>
@@ -4104,55 +2124,7 @@
                 <w:sz w:val="20"/>
                 <w:szCs w:val="20"/>
               </w:rPr>
-              <w:t xml:space="preserve"> </w:t>
-            </w:r>
-            <w:r>
-              <w:rPr>
-                <w:rFonts w:cstheme="minorHAnsi"/>
-                <w:sz w:val="20"/>
-                <w:szCs w:val="20"/>
-              </w:rPr>
-              <w:t>MID</w:t>
-            </w:r>
-            <w:r>
-              <w:rPr>
-                <w:rFonts w:cstheme="minorHAnsi"/>
-                <w:sz w:val="20"/>
-                <w:szCs w:val="20"/>
-              </w:rPr>
-              <w:t xml:space="preserve"> </w:t>
-            </w:r>
-            <w:r>
-              <w:rPr>
-                <w:rFonts w:cstheme="minorHAnsi"/>
-                <w:sz w:val="20"/>
-                <w:szCs w:val="20"/>
-              </w:rPr>
-              <w:t>15</w:t>
-            </w:r>
-            <w:r>
-              <w:rPr>
-                <w:rFonts w:cstheme="minorHAnsi"/>
-                <w:sz w:val="20"/>
-                <w:szCs w:val="20"/>
-              </w:rPr>
-              <w:t>KTL3</w:t>
-            </w:r>
-            <w:r>
-              <w:rPr>
-                <w:rFonts w:cstheme="minorHAnsi"/>
-                <w:sz w:val="20"/>
-                <w:szCs w:val="20"/>
-              </w:rPr>
-              <w:t>-X</w:t>
-            </w:r>
-            <w:r>
-              <w:rPr>
-                <w:rFonts w:cstheme="minorHAnsi"/>
-                <w:sz w:val="20"/>
-                <w:szCs w:val="20"/>
-              </w:rPr>
-              <w:t xml:space="preserve"> On-Grid inverter</w:t>
+              <w:t xml:space="preserve"> MAX 50KTL3 LV On-Grid inverter</w:t>
             </w:r>
           </w:p>
         </w:tc>
@@ -4176,7 +2148,7 @@
                 <w:sz w:val="20"/>
                 <w:szCs w:val="20"/>
               </w:rPr>
-              <w:t xml:space="preserve">15 kW, 3 </w:t>
+              <w:t xml:space="preserve">50 kW, 3 </w:t>
             </w:r>
             <w:proofErr w:type="spellStart"/>
             <w:r>
@@ -4194,7 +2166,7 @@
                 <w:sz w:val="20"/>
                 <w:szCs w:val="20"/>
               </w:rPr>
-              <w:t xml:space="preserve">, 380/400 V; 2 MPPT; max. DC 1100 V; max. </w:t>
+              <w:t xml:space="preserve">, 380/400 V; 6 MPPT; max. DC 1100 V; max. </w:t>
             </w:r>
             <w:proofErr w:type="spellStart"/>
             <w:r>
@@ -4212,7 +2184,7 @@
                 <w:sz w:val="20"/>
                 <w:szCs w:val="20"/>
               </w:rPr>
-              <w:t xml:space="preserve"> 98.6%; 15.6 </w:t>
+              <w:t xml:space="preserve"> 99%; 50,7 </w:t>
             </w:r>
             <w:proofErr w:type="spellStart"/>
             <w:r>
@@ -4260,14 +2232,6 @@
               <w:t>üçün</w:t>
             </w:r>
             <w:proofErr w:type="spellEnd"/>
-            <w:r>
-              <w:rPr>
-                <w:rFonts w:cstheme="minorHAnsi"/>
-                <w:sz w:val="20"/>
-                <w:szCs w:val="20"/>
-              </w:rPr>
-              <w:t>.</w:t>
-            </w:r>
           </w:p>
         </w:tc>
         <w:tc>
@@ -4334,7 +2298,7 @@
         </w:trPr>
         <w:tc>
           <w:tcPr>
-            <w:tcW w:w="2273" w:type="dxa"/>
+            <w:tcW w:w="2069" w:type="dxa"/>
             <w:hideMark/>
           </w:tcPr>
           <w:p>
@@ -4642,7 +2606,7 @@
         </w:trPr>
         <w:tc>
           <w:tcPr>
-            <w:tcW w:w="2273" w:type="dxa"/>
+            <w:tcW w:w="2069" w:type="dxa"/>
             <w:hideMark/>
           </w:tcPr>
           <w:p>
@@ -5064,7 +3028,7 @@
         </w:trPr>
         <w:tc>
           <w:tcPr>
-            <w:tcW w:w="2273" w:type="dxa"/>
+            <w:tcW w:w="2069" w:type="dxa"/>
             <w:hideMark/>
           </w:tcPr>
           <w:p>
@@ -5208,41 +3172,7 @@
                 <w:sz w:val="20"/>
                 <w:szCs w:val="20"/>
               </w:rPr>
-              <w:t>S</w:t>
-            </w:r>
-            <w:r>
-              <w:rPr>
-                <w:rFonts w:cstheme="minorHAnsi"/>
-                <w:sz w:val="20"/>
-                <w:szCs w:val="20"/>
-              </w:rPr>
-              <w:t>tring</w:t>
-            </w:r>
-            <w:r>
-              <w:rPr>
-                <w:rFonts w:cstheme="minorHAnsi"/>
-                <w:sz w:val="20"/>
-                <w:szCs w:val="20"/>
-              </w:rPr>
-              <w:t>-</w:t>
-            </w:r>
-            <w:proofErr w:type="spellStart"/>
-            <w:r>
-              <w:rPr>
-                <w:rFonts w:cstheme="minorHAnsi"/>
-                <w:sz w:val="20"/>
-                <w:szCs w:val="20"/>
-              </w:rPr>
-              <w:t>lər</w:t>
-            </w:r>
-            <w:proofErr w:type="spellEnd"/>
-            <w:r>
-              <w:rPr>
-                <w:rFonts w:cstheme="minorHAnsi"/>
-                <w:sz w:val="20"/>
-                <w:szCs w:val="20"/>
-              </w:rPr>
-              <w:t xml:space="preserve"> </w:t>
+              <w:t xml:space="preserve">6 string </w:t>
             </w:r>
             <w:proofErr w:type="spellStart"/>
             <w:r>
@@ -5448,7 +3378,23 @@
                 <w:sz w:val="20"/>
                 <w:szCs w:val="20"/>
               </w:rPr>
-              <w:t>400</w:t>
+              <w:t>12</w:t>
+            </w:r>
+            <w:r>
+              <w:rPr>
+                <w:rFonts w:cstheme="minorHAnsi"/>
+                <w:sz w:val="20"/>
+                <w:szCs w:val="20"/>
+              </w:rPr>
+              <w:t>00-</w:t>
+            </w:r>
+            <w:r>
+              <w:rPr>
+                <w:rFonts w:cstheme="minorHAnsi"/>
+                <w:sz w:val="20"/>
+                <w:szCs w:val="20"/>
+              </w:rPr>
+              <w:t>1400</w:t>
             </w:r>
             <w:r>
               <w:rPr>
@@ -5541,7 +3487,7 @@
         </w:trPr>
         <w:tc>
           <w:tcPr>
-            <w:tcW w:w="2273" w:type="dxa"/>
+            <w:tcW w:w="2069" w:type="dxa"/>
             <w:hideMark/>
           </w:tcPr>
           <w:p>
@@ -5964,7 +3910,7 @@
         </w:trPr>
         <w:tc>
           <w:tcPr>
-            <w:tcW w:w="2273" w:type="dxa"/>
+            <w:tcW w:w="2069" w:type="dxa"/>
             <w:hideMark/>
           </w:tcPr>
           <w:p>
@@ -6293,7 +4239,7 @@
         </w:trPr>
         <w:tc>
           <w:tcPr>
-            <w:tcW w:w="2273" w:type="dxa"/>
+            <w:tcW w:w="2069" w:type="dxa"/>
             <w:hideMark/>
           </w:tcPr>
           <w:p>
@@ -6614,7 +4560,7 @@
         </w:trPr>
         <w:tc>
           <w:tcPr>
-            <w:tcW w:w="2273" w:type="dxa"/>
+            <w:tcW w:w="2069" w:type="dxa"/>
             <w:hideMark/>
           </w:tcPr>
           <w:p>
@@ -7007,7 +4953,7 @@
         </w:trPr>
         <w:tc>
           <w:tcPr>
-            <w:tcW w:w="2273" w:type="dxa"/>
+            <w:tcW w:w="2069" w:type="dxa"/>
             <w:hideMark/>
           </w:tcPr>
           <w:p>
@@ -7356,7 +5302,7 @@
         </w:trPr>
         <w:tc>
           <w:tcPr>
-            <w:tcW w:w="2273" w:type="dxa"/>
+            <w:tcW w:w="2069" w:type="dxa"/>
             <w:hideMark/>
           </w:tcPr>
           <w:p>
@@ -7723,7 +5669,7 @@
         </w:trPr>
         <w:tc>
           <w:tcPr>
-            <w:tcW w:w="2273" w:type="dxa"/>
+            <w:tcW w:w="2069" w:type="dxa"/>
           </w:tcPr>
           <w:p>
             <w:pPr>
@@ -7847,23 +5793,7 @@
                 <w:sz w:val="20"/>
                 <w:szCs w:val="20"/>
               </w:rPr>
-              <w:t xml:space="preserve">, </w:t>
-            </w:r>
-            <w:r>
-              <w:rPr>
-                <w:rFonts w:cstheme="minorHAnsi"/>
-                <w:sz w:val="20"/>
-                <w:szCs w:val="20"/>
-              </w:rPr>
-              <w:t>24</w:t>
-            </w:r>
-            <w:r>
-              <w:rPr>
-                <w:rFonts w:cstheme="minorHAnsi"/>
-                <w:sz w:val="20"/>
-                <w:szCs w:val="20"/>
-              </w:rPr>
-              <w:t xml:space="preserve"> </w:t>
+              <w:t xml:space="preserve">, 78 </w:t>
             </w:r>
             <w:proofErr w:type="spellStart"/>
             <w:r>
@@ -8102,7 +6032,7 @@
         </w:trPr>
         <w:tc>
           <w:tcPr>
-            <w:tcW w:w="2273" w:type="dxa"/>
+            <w:tcW w:w="2069" w:type="dxa"/>
           </w:tcPr>
           <w:p>
             <w:pPr>
@@ -8491,7 +6421,7 @@
         </w:trPr>
         <w:tc>
           <w:tcPr>
-            <w:tcW w:w="2273" w:type="dxa"/>
+            <w:tcW w:w="2069" w:type="dxa"/>
             <w:hideMark/>
           </w:tcPr>
           <w:p>
@@ -9016,7 +6946,7 @@
         </w:trPr>
         <w:tc>
           <w:tcPr>
-            <w:tcW w:w="2273" w:type="dxa"/>
+            <w:tcW w:w="2069" w:type="dxa"/>
           </w:tcPr>
           <w:p>
             <w:pPr>
@@ -9089,18 +7019,7 @@
                 <w:sz w:val="20"/>
                 <w:szCs w:val="20"/>
               </w:rPr>
-              <w:t>12 750</w:t>
-            </w:r>
-            <w:r>
-              <w:rPr>
-                <w:rFonts w:ascii="Calibri" w:eastAsia="Times New Roman" w:hAnsi="Calibri" w:cs="Calibri"/>
-                <w:b/>
-                <w:bCs/>
-                <w:color w:val="000000"/>
-                <w:sz w:val="20"/>
-                <w:szCs w:val="20"/>
-              </w:rPr>
-              <w:t xml:space="preserve"> AZN</w:t>
+              <w:t>39 500 AZN</w:t>
             </w:r>
           </w:p>
         </w:tc>
@@ -9133,7 +7052,7 @@
         </w:trPr>
         <w:tc>
           <w:tcPr>
-            <w:tcW w:w="2273" w:type="dxa"/>
+            <w:tcW w:w="2069" w:type="dxa"/>
           </w:tcPr>
           <w:p>
             <w:pPr>
@@ -9215,18 +7134,7 @@
                 <w:sz w:val="20"/>
                 <w:szCs w:val="20"/>
               </w:rPr>
-              <w:t>2295</w:t>
-            </w:r>
-            <w:r>
-              <w:rPr>
-                <w:rFonts w:ascii="Calibri" w:eastAsia="Times New Roman" w:hAnsi="Calibri" w:cs="Calibri"/>
-                <w:b/>
-                <w:bCs/>
-                <w:color w:val="000000"/>
-                <w:sz w:val="20"/>
-                <w:szCs w:val="20"/>
-              </w:rPr>
-              <w:t xml:space="preserve"> AZN</w:t>
+              <w:t>7110 AZN</w:t>
             </w:r>
           </w:p>
         </w:tc>
@@ -9259,7 +7167,7 @@
         </w:trPr>
         <w:tc>
           <w:tcPr>
-            <w:tcW w:w="2273" w:type="dxa"/>
+            <w:tcW w:w="2069" w:type="dxa"/>
           </w:tcPr>
           <w:p>
             <w:pPr>
@@ -9332,18 +7240,7 @@
                 <w:sz w:val="20"/>
                 <w:szCs w:val="20"/>
               </w:rPr>
-              <w:t>15 045</w:t>
-            </w:r>
-            <w:r>
-              <w:rPr>
-                <w:rFonts w:ascii="Calibri" w:eastAsia="Times New Roman" w:hAnsi="Calibri" w:cs="Calibri"/>
-                <w:b/>
-                <w:bCs/>
-                <w:color w:val="000000"/>
-                <w:sz w:val="20"/>
-                <w:szCs w:val="20"/>
-              </w:rPr>
-              <w:t xml:space="preserve"> AZN</w:t>
+              <w:t>46 610 AZN</w:t>
             </w:r>
           </w:p>
         </w:tc>
@@ -9385,13 +7282,200 @@
     <w:p>
       <w:pPr>
         <w:spacing w:line="240" w:lineRule="auto"/>
+      </w:pPr>
+      <w:proofErr w:type="spellStart"/>
+      <w:r>
+        <w:rPr>
+          <w:b/>
+          <w:bCs/>
+          <w:color w:val="000000" w:themeColor="text1"/>
+          <w:sz w:val="24"/>
+          <w:szCs w:val="24"/>
+        </w:rPr>
+        <w:t>Qeyd</w:t>
+      </w:r>
+      <w:proofErr w:type="spellEnd"/>
+      <w:r>
+        <w:rPr>
+          <w:b/>
+          <w:bCs/>
+          <w:color w:val="000000" w:themeColor="text1"/>
+          <w:sz w:val="24"/>
+          <w:szCs w:val="24"/>
+          <w:lang w:val="az-Latn-AZ"/>
+        </w:rPr>
+        <w:t>:</w:t>
+      </w:r>
+      <w:r>
         <w:rPr>
           <w:b/>
           <w:bCs/>
           <w:sz w:val="28"/>
           <w:szCs w:val="28"/>
-        </w:rPr>
-      </w:pPr>
+          <w:lang w:val="az-Latn-AZ"/>
+        </w:rPr>
+        <w:t xml:space="preserve"> </w:t>
+      </w:r>
+      <w:proofErr w:type="spellStart"/>
+      <w:r>
+        <w:t>Qiymət</w:t>
+      </w:r>
+      <w:proofErr w:type="spellEnd"/>
+      <w:r>
+        <w:t xml:space="preserve"> </w:t>
+      </w:r>
+      <w:proofErr w:type="spellStart"/>
+      <w:r>
+        <w:t>Bakı</w:t>
+      </w:r>
+      <w:proofErr w:type="spellEnd"/>
+      <w:r>
+        <w:t xml:space="preserve"> </w:t>
+      </w:r>
+      <w:proofErr w:type="spellStart"/>
+      <w:r>
+        <w:t>çatdırılma</w:t>
+      </w:r>
+      <w:proofErr w:type="spellEnd"/>
+      <w:r>
+        <w:t xml:space="preserve"> </w:t>
+      </w:r>
+      <w:proofErr w:type="spellStart"/>
+      <w:r>
+        <w:t>üçün</w:t>
+      </w:r>
+      <w:proofErr w:type="spellEnd"/>
+      <w:r>
+        <w:t xml:space="preserve"> </w:t>
+      </w:r>
+      <w:proofErr w:type="spellStart"/>
+      <w:r>
+        <w:t>nəzərdə</w:t>
+      </w:r>
+      <w:proofErr w:type="spellEnd"/>
+      <w:r>
+        <w:t xml:space="preserve"> </w:t>
+      </w:r>
+      <w:proofErr w:type="spellStart"/>
+      <w:r>
+        <w:t>tutlmuşdur</w:t>
+      </w:r>
+      <w:proofErr w:type="spellEnd"/>
+      <w:r>
+        <w:t xml:space="preserve">. </w:t>
+      </w:r>
+      <w:proofErr w:type="spellStart"/>
+      <w:r>
+        <w:t>Digər</w:t>
+      </w:r>
+      <w:proofErr w:type="spellEnd"/>
+      <w:r>
+        <w:t xml:space="preserve"> rayon </w:t>
+      </w:r>
+      <w:proofErr w:type="spellStart"/>
+      <w:r>
+        <w:t>və</w:t>
+      </w:r>
+      <w:proofErr w:type="spellEnd"/>
+      <w:r>
+        <w:t xml:space="preserve"> </w:t>
+      </w:r>
+      <w:proofErr w:type="spellStart"/>
+      <w:r>
+        <w:t>bölgələrə</w:t>
+      </w:r>
+      <w:proofErr w:type="spellEnd"/>
+      <w:r>
+        <w:t xml:space="preserve"> </w:t>
+      </w:r>
+      <w:proofErr w:type="spellStart"/>
+      <w:r>
+        <w:t>çadırılma</w:t>
+      </w:r>
+      <w:proofErr w:type="spellEnd"/>
+      <w:r>
+        <w:t xml:space="preserve">, </w:t>
+      </w:r>
+      <w:proofErr w:type="spellStart"/>
+      <w:r>
+        <w:t>marşurut</w:t>
+      </w:r>
+      <w:proofErr w:type="spellEnd"/>
+      <w:r>
+        <w:t xml:space="preserve"> </w:t>
+      </w:r>
+      <w:proofErr w:type="spellStart"/>
+      <w:r>
+        <w:t>xətti</w:t>
+      </w:r>
+      <w:proofErr w:type="spellEnd"/>
+      <w:r>
+        <w:t xml:space="preserve">, </w:t>
+      </w:r>
+      <w:proofErr w:type="spellStart"/>
+      <w:r>
+        <w:t>məhsulların</w:t>
+      </w:r>
+      <w:proofErr w:type="spellEnd"/>
+      <w:r>
+        <w:t xml:space="preserve"> </w:t>
+      </w:r>
+      <w:proofErr w:type="spellStart"/>
+      <w:r>
+        <w:t>sayı</w:t>
+      </w:r>
+      <w:proofErr w:type="spellEnd"/>
+      <w:r>
+        <w:t xml:space="preserve"> </w:t>
+      </w:r>
+      <w:proofErr w:type="spellStart"/>
+      <w:r>
+        <w:t>və</w:t>
+      </w:r>
+      <w:proofErr w:type="spellEnd"/>
+      <w:r>
+        <w:t xml:space="preserve"> </w:t>
+      </w:r>
+      <w:proofErr w:type="spellStart"/>
+      <w:r>
+        <w:t>çəkisindən</w:t>
+      </w:r>
+      <w:proofErr w:type="spellEnd"/>
+      <w:r>
+        <w:t xml:space="preserve"> </w:t>
+      </w:r>
+      <w:proofErr w:type="spellStart"/>
+      <w:r>
+        <w:t>asılı</w:t>
+      </w:r>
+      <w:proofErr w:type="spellEnd"/>
+      <w:r>
+        <w:t xml:space="preserve"> </w:t>
+      </w:r>
+      <w:proofErr w:type="spellStart"/>
+      <w:r>
+        <w:t>olaraq</w:t>
+      </w:r>
+      <w:proofErr w:type="spellEnd"/>
+      <w:r>
+        <w:t xml:space="preserve"> </w:t>
+      </w:r>
+      <w:proofErr w:type="spellStart"/>
+      <w:r>
+        <w:t>dəyişə</w:t>
+      </w:r>
+      <w:proofErr w:type="spellEnd"/>
+      <w:r>
+        <w:t xml:space="preserve"> </w:t>
+      </w:r>
+      <w:proofErr w:type="spellStart"/>
+      <w:r>
+        <w:t>bilər</w:t>
+      </w:r>
+      <w:proofErr w:type="spellEnd"/>
+      <w:r>
+        <w:t>.</w:t>
+      </w:r>
     </w:p>
     <w:p>
       <w:pPr>
@@ -9400,8 +7484,495 @@
           <w:color w:val="EE0000"/>
         </w:rPr>
       </w:pPr>
+    </w:p>
+    <w:p>
+      <w:pPr>
+        <w:spacing w:line="240" w:lineRule="auto"/>
+        <w:jc w:val="center"/>
+        <w:rPr>
+          <w:b/>
+          <w:bCs/>
+          <w:color w:val="92D050"/>
+          <w:sz w:val="28"/>
+          <w:szCs w:val="28"/>
+          <w:lang w:val="az-Latn-AZ"/>
+        </w:rPr>
+      </w:pPr>
+      <w:r>
+        <w:rPr>
+          <w:b/>
+          <w:bCs/>
+          <w:color w:val="92D050"/>
+          <w:sz w:val="28"/>
+          <w:szCs w:val="28"/>
+        </w:rPr>
+        <w:lastRenderedPageBreak/>
+        <w:t xml:space="preserve">SOLARIX </w:t>
+      </w:r>
       <w:proofErr w:type="spellStart"/>
       <w:r>
+        <w:rPr>
+          <w:b/>
+          <w:bCs/>
+          <w:color w:val="92D050"/>
+          <w:sz w:val="28"/>
+          <w:szCs w:val="28"/>
+        </w:rPr>
+        <w:t>Keyfi</w:t>
+      </w:r>
+      <w:proofErr w:type="spellEnd"/>
+      <w:r>
+        <w:rPr>
+          <w:b/>
+          <w:bCs/>
+          <w:color w:val="92D050"/>
+          <w:sz w:val="28"/>
+          <w:szCs w:val="28"/>
+          <w:lang w:val="az-Latn-AZ"/>
+        </w:rPr>
+        <w:t>yyət standartı</w:t>
+      </w:r>
+    </w:p>
+    <w:p>
+      <w:pPr>
+        <w:spacing w:line="240" w:lineRule="auto"/>
+        <w:jc w:val="both"/>
+      </w:pPr>
+      <w:r>
+        <w:t xml:space="preserve">Bu </w:t>
+      </w:r>
+      <w:proofErr w:type="spellStart"/>
+      <w:r>
+        <w:t>layihədə</w:t>
+      </w:r>
+      <w:proofErr w:type="spellEnd"/>
+      <w:r>
+        <w:t xml:space="preserve"> </w:t>
+      </w:r>
+      <w:proofErr w:type="spellStart"/>
+      <w:r>
+        <w:t>yalnız</w:t>
+      </w:r>
+      <w:proofErr w:type="spellEnd"/>
+      <w:r>
+        <w:t xml:space="preserve"> 2026-cı il </w:t>
+      </w:r>
+      <w:proofErr w:type="spellStart"/>
+      <w:r>
+        <w:t>istehsalı</w:t>
+      </w:r>
+      <w:proofErr w:type="spellEnd"/>
+      <w:r>
+        <w:t xml:space="preserve"> </w:t>
+      </w:r>
+      <w:proofErr w:type="spellStart"/>
+      <w:r>
+        <w:t>LONGi</w:t>
+      </w:r>
+      <w:proofErr w:type="spellEnd"/>
+      <w:r>
+        <w:t xml:space="preserve"> </w:t>
+      </w:r>
+      <w:proofErr w:type="spellStart"/>
+      <w:r>
+        <w:t>günəş</w:t>
+      </w:r>
+      <w:proofErr w:type="spellEnd"/>
+      <w:r>
+        <w:t xml:space="preserve"> </w:t>
+      </w:r>
+      <w:proofErr w:type="spellStart"/>
+      <w:r>
+        <w:t>panelləri</w:t>
+      </w:r>
+      <w:proofErr w:type="spellEnd"/>
+      <w:r>
+        <w:t xml:space="preserve">, </w:t>
+      </w:r>
+      <w:proofErr w:type="spellStart"/>
+      <w:r>
+        <w:t>ən</w:t>
+      </w:r>
+      <w:proofErr w:type="spellEnd"/>
+      <w:r>
+        <w:t xml:space="preserve"> son </w:t>
+      </w:r>
+      <w:proofErr w:type="spellStart"/>
+      <w:r>
+        <w:t>nəsil</w:t>
+      </w:r>
+      <w:proofErr w:type="spellEnd"/>
+      <w:r>
+        <w:t xml:space="preserve"> Growatt </w:t>
+      </w:r>
+      <w:proofErr w:type="spellStart"/>
+      <w:r>
+        <w:t>invertorları</w:t>
+      </w:r>
+      <w:proofErr w:type="spellEnd"/>
+      <w:r>
+        <w:t xml:space="preserve"> </w:t>
+      </w:r>
+      <w:proofErr w:type="spellStart"/>
+      <w:r>
+        <w:t>və</w:t>
+      </w:r>
+      <w:proofErr w:type="spellEnd"/>
+      <w:r>
+        <w:t xml:space="preserve"> </w:t>
+      </w:r>
+      <w:proofErr w:type="spellStart"/>
+      <w:r>
+        <w:t>beynəlxalq</w:t>
+      </w:r>
+      <w:proofErr w:type="spellEnd"/>
+      <w:r>
+        <w:t xml:space="preserve"> </w:t>
+      </w:r>
+      <w:proofErr w:type="spellStart"/>
+      <w:r>
+        <w:t>standartlara</w:t>
+      </w:r>
+      <w:proofErr w:type="spellEnd"/>
+      <w:r>
+        <w:t xml:space="preserve"> </w:t>
+      </w:r>
+      <w:proofErr w:type="spellStart"/>
+      <w:r>
+        <w:t>uyğun</w:t>
+      </w:r>
+      <w:proofErr w:type="spellEnd"/>
+      <w:r>
+        <w:t xml:space="preserve"> </w:t>
+      </w:r>
+      <w:proofErr w:type="spellStart"/>
+      <w:r>
+        <w:t>sertifikatlı</w:t>
+      </w:r>
+      <w:proofErr w:type="spellEnd"/>
+      <w:r>
+        <w:t xml:space="preserve"> </w:t>
+      </w:r>
+      <w:proofErr w:type="spellStart"/>
+      <w:r>
+        <w:t>montaj</w:t>
+      </w:r>
+      <w:proofErr w:type="spellEnd"/>
+      <w:r>
+        <w:t xml:space="preserve"> </w:t>
+      </w:r>
+      <w:proofErr w:type="spellStart"/>
+      <w:r>
+        <w:t>komponentlərindən</w:t>
+      </w:r>
+      <w:proofErr w:type="spellEnd"/>
+      <w:r>
+        <w:t xml:space="preserve"> </w:t>
+      </w:r>
+      <w:proofErr w:type="spellStart"/>
+      <w:r>
+        <w:t>istifadə</w:t>
+      </w:r>
+      <w:proofErr w:type="spellEnd"/>
+      <w:r>
+        <w:t xml:space="preserve"> </w:t>
+      </w:r>
+      <w:proofErr w:type="spellStart"/>
+      <w:r>
+        <w:t>edilir</w:t>
+      </w:r>
+      <w:proofErr w:type="spellEnd"/>
+      <w:r>
+        <w:t>. S</w:t>
+      </w:r>
+      <w:r>
+        <w:t>OLARI</w:t>
+      </w:r>
+      <w:r>
+        <w:t xml:space="preserve">X </w:t>
+      </w:r>
+      <w:r>
+        <w:t xml:space="preserve">MMC </w:t>
+      </w:r>
+      <w:proofErr w:type="spellStart"/>
+      <w:r>
+        <w:t>olaraq</w:t>
+      </w:r>
+      <w:proofErr w:type="spellEnd"/>
+      <w:r>
+        <w:t xml:space="preserve"> </w:t>
+      </w:r>
+      <w:proofErr w:type="spellStart"/>
+      <w:r>
+        <w:t>LONGi</w:t>
+      </w:r>
+      <w:proofErr w:type="spellEnd"/>
+      <w:r>
+        <w:t xml:space="preserve"> </w:t>
+      </w:r>
+      <w:proofErr w:type="spellStart"/>
+      <w:r>
+        <w:t>və</w:t>
+      </w:r>
+      <w:proofErr w:type="spellEnd"/>
+      <w:r>
+        <w:t xml:space="preserve"> </w:t>
+      </w:r>
+      <w:proofErr w:type="spellStart"/>
+      <w:r>
+        <w:t>Growatt</w:t>
+      </w:r>
+      <w:proofErr w:type="spellEnd"/>
+      <w:r>
+        <w:t xml:space="preserve"> </w:t>
+      </w:r>
+      <w:proofErr w:type="spellStart"/>
+      <w:r>
+        <w:t>şirkətlərinin</w:t>
+      </w:r>
+      <w:proofErr w:type="spellEnd"/>
+      <w:r>
+        <w:t xml:space="preserve"> </w:t>
+      </w:r>
+      <w:r>
+        <w:rPr>
+          <w:b/>
+          <w:bCs/>
+        </w:rPr>
+        <w:t>Gold Partner</w:t>
+      </w:r>
+      <w:r>
+        <w:t xml:space="preserve"> </w:t>
+      </w:r>
+      <w:proofErr w:type="spellStart"/>
+      <w:r>
+        <w:t>statusuna</w:t>
+      </w:r>
+      <w:proofErr w:type="spellEnd"/>
+      <w:r>
+        <w:t xml:space="preserve"> </w:t>
+      </w:r>
+      <w:proofErr w:type="spellStart"/>
+      <w:r>
+        <w:t>malikik</w:t>
+      </w:r>
+      <w:proofErr w:type="spellEnd"/>
+      <w:r>
+        <w:t xml:space="preserve">. Bu </w:t>
+      </w:r>
+      <w:proofErr w:type="spellStart"/>
+      <w:r>
+        <w:t>əməkdaşlıq</w:t>
+      </w:r>
+      <w:proofErr w:type="spellEnd"/>
+      <w:r>
+        <w:t xml:space="preserve"> </w:t>
+      </w:r>
+      <w:proofErr w:type="spellStart"/>
+      <w:r>
+        <w:t>sayəsində</w:t>
+      </w:r>
+      <w:proofErr w:type="spellEnd"/>
+      <w:r>
+        <w:t xml:space="preserve"> </w:t>
+      </w:r>
+      <w:proofErr w:type="spellStart"/>
+      <w:r>
+        <w:t>müştərilərimizə</w:t>
+      </w:r>
+      <w:proofErr w:type="spellEnd"/>
+      <w:r>
+        <w:t xml:space="preserve"> </w:t>
+      </w:r>
+      <w:proofErr w:type="spellStart"/>
+      <w:r>
+        <w:t>Azərbaycanda</w:t>
+      </w:r>
+      <w:proofErr w:type="spellEnd"/>
+      <w:r>
+        <w:t xml:space="preserve"> </w:t>
+      </w:r>
+      <w:proofErr w:type="spellStart"/>
+      <w:r>
+        <w:t>daha</w:t>
+      </w:r>
+      <w:proofErr w:type="spellEnd"/>
+      <w:r>
+        <w:t xml:space="preserve"> </w:t>
+      </w:r>
+      <w:proofErr w:type="spellStart"/>
+      <w:r>
+        <w:t>sərfəli</w:t>
+      </w:r>
+      <w:proofErr w:type="spellEnd"/>
+      <w:r>
+        <w:t xml:space="preserve"> </w:t>
+      </w:r>
+      <w:proofErr w:type="spellStart"/>
+      <w:r>
+        <w:t>qiymət</w:t>
+      </w:r>
+      <w:proofErr w:type="spellEnd"/>
+      <w:r>
+        <w:t xml:space="preserve">, </w:t>
+      </w:r>
+      <w:proofErr w:type="spellStart"/>
+      <w:r>
+        <w:t>rəsmi</w:t>
+      </w:r>
+      <w:proofErr w:type="spellEnd"/>
+      <w:r>
+        <w:t xml:space="preserve"> </w:t>
+      </w:r>
+      <w:proofErr w:type="spellStart"/>
+      <w:r>
+        <w:t>məhsullar</w:t>
+      </w:r>
+      <w:proofErr w:type="spellEnd"/>
+      <w:r>
+        <w:t xml:space="preserve">, </w:t>
+      </w:r>
+      <w:proofErr w:type="spellStart"/>
+      <w:r>
+        <w:t>texniki</w:t>
+      </w:r>
+      <w:proofErr w:type="spellEnd"/>
+      <w:r>
+        <w:t xml:space="preserve"> </w:t>
+      </w:r>
+      <w:proofErr w:type="spellStart"/>
+      <w:r>
+        <w:t>dəstək</w:t>
+      </w:r>
+      <w:proofErr w:type="spellEnd"/>
+      <w:r>
+        <w:t xml:space="preserve"> </w:t>
+      </w:r>
+      <w:proofErr w:type="spellStart"/>
+      <w:r>
+        <w:t>və</w:t>
+      </w:r>
+      <w:proofErr w:type="spellEnd"/>
+      <w:r>
+        <w:t xml:space="preserve"> </w:t>
+      </w:r>
+      <w:proofErr w:type="spellStart"/>
+      <w:r>
+        <w:t>zəmanətli</w:t>
+      </w:r>
+      <w:proofErr w:type="spellEnd"/>
+      <w:r>
+        <w:t xml:space="preserve"> </w:t>
+      </w:r>
+      <w:proofErr w:type="spellStart"/>
+      <w:r>
+        <w:t>həllər</w:t>
+      </w:r>
+      <w:proofErr w:type="spellEnd"/>
+      <w:r>
+        <w:t xml:space="preserve"> </w:t>
+      </w:r>
+      <w:proofErr w:type="spellStart"/>
+      <w:r>
+        <w:t>təqdim</w:t>
+      </w:r>
+      <w:proofErr w:type="spellEnd"/>
+      <w:r>
+        <w:t xml:space="preserve"> </w:t>
+      </w:r>
+      <w:proofErr w:type="spellStart"/>
+      <w:r>
+        <w:t>edirik</w:t>
+      </w:r>
+      <w:proofErr w:type="spellEnd"/>
+      <w:r>
+        <w:t>.</w:t>
+      </w:r>
+    </w:p>
+    <w:p>
+      <w:pPr>
+        <w:spacing w:line="240" w:lineRule="auto"/>
+        <w:ind w:left="-900" w:firstLine="360"/>
+        <w:rPr>
+          <w:b/>
+          <w:bCs/>
+          <w:sz w:val="28"/>
+          <w:szCs w:val="28"/>
+        </w:rPr>
+      </w:pPr>
+      <w:r>
+        <w:rPr>
+          <w:noProof/>
+        </w:rPr>
+        <w:drawing>
+          <wp:inline distT="0" distB="0" distL="0" distR="0" wp14:anchorId="59442494" wp14:editId="79F59342">
+            <wp:extent cx="6610350" cy="7120255"/>
+            <wp:effectExtent l="0" t="0" r="0" b="4445"/>
+            <wp:docPr id="1144755096" name="Picture 2"/>
+            <wp:cNvGraphicFramePr>
+              <a:graphicFrameLocks xmlns:a="http://schemas.openxmlformats.org/drawingml/2006/main" noChangeAspect="1"/>
+            </wp:cNvGraphicFramePr>
+            <a:graphic xmlns:a="http://schemas.openxmlformats.org/drawingml/2006/main">
+              <a:graphicData uri="http://schemas.openxmlformats.org/drawingml/2006/picture">
+                <pic:pic xmlns:pic="http://schemas.openxmlformats.org/drawingml/2006/picture">
+                  <pic:nvPicPr>
+                    <pic:cNvPr id="0" name="Picture 2"/>
+                    <pic:cNvPicPr>
+                      <a:picLocks noChangeAspect="1" noChangeArrowheads="1"/>
+                    </pic:cNvPicPr>
+                  </pic:nvPicPr>
+                  <pic:blipFill rotWithShape="1">
+                    <a:blip r:embed="rId9">
+                      <a:extLst>
+                        <a:ext uri="{28A0092B-C50C-407E-A947-70E740481C1C}">
+                          <a14:useLocalDpi xmlns:a14="http://schemas.microsoft.com/office/drawing/2010/main" val="0"/>
+                        </a:ext>
+                      </a:extLst>
+                    </a:blip>
+                    <a:srcRect t="7430"/>
+                    <a:stretch>
+                      <a:fillRect/>
+                    </a:stretch>
+                  </pic:blipFill>
+                  <pic:spPr bwMode="auto">
+                    <a:xfrm>
+                      <a:off x="0" y="0"/>
+                      <a:ext cx="6610350" cy="7120255"/>
+                    </a:xfrm>
+                    <a:prstGeom prst="rect">
+                      <a:avLst/>
+                    </a:prstGeom>
+                    <a:noFill/>
+                    <a:ln>
+                      <a:noFill/>
+                    </a:ln>
+                    <a:extLst>
+                      <a:ext uri="{53640926-AAD7-44D8-BBD7-CCE9431645EC}">
+                        <a14:shadowObscured xmlns:a14="http://schemas.microsoft.com/office/drawing/2010/main"/>
+                      </a:ext>
+                    </a:extLst>
+                  </pic:spPr>
+                </pic:pic>
+              </a:graphicData>
+            </a:graphic>
+          </wp:inline>
+        </w:drawing>
+      </w:r>
+    </w:p>
+    <w:p>
+      <w:pPr>
+        <w:spacing w:line="240" w:lineRule="auto"/>
+        <w:rPr>
+          <w:b/>
+          <w:bCs/>
+          <w:sz w:val="28"/>
+          <w:szCs w:val="28"/>
+        </w:rPr>
+      </w:pPr>
+    </w:p>
+    <w:p>
+      <w:pPr>
+        <w:spacing w:line="240" w:lineRule="auto"/>
         <w:rPr>
           <w:b/>
           <w:bCs/>
@@ -9409,9 +7980,7 @@
           <w:sz w:val="24"/>
           <w:szCs w:val="24"/>
         </w:rPr>
-        <w:t>Qeyd</w:t>
-      </w:r>
-      <w:proofErr w:type="spellEnd"/>
+      </w:pPr>
       <w:r>
         <w:rPr>
           <w:b/>
@@ -9421,177 +7990,18 @@
           <w:szCs w:val="24"/>
           <w:lang w:val="az-Latn-AZ"/>
         </w:rPr>
+        <w:lastRenderedPageBreak/>
+        <w:t xml:space="preserve">XÜSUSİ QEYDLƏR </w:t>
+      </w:r>
+      <w:r>
+        <w:rPr>
+          <w:b/>
+          <w:bCs/>
+          <w:color w:val="EE0000"/>
+          <w:sz w:val="24"/>
+          <w:szCs w:val="24"/>
+        </w:rPr>
         <w:t>:</w:t>
-      </w:r>
-      <w:r>
-        <w:rPr>
-          <w:b/>
-          <w:bCs/>
-          <w:sz w:val="28"/>
-          <w:szCs w:val="28"/>
-          <w:lang w:val="az-Latn-AZ"/>
-        </w:rPr>
-        <w:t xml:space="preserve"> </w:t>
-      </w:r>
-      <w:proofErr w:type="spellStart"/>
-      <w:r>
-        <w:t>Qiymət</w:t>
-      </w:r>
-      <w:proofErr w:type="spellEnd"/>
-      <w:r>
-        <w:t xml:space="preserve"> </w:t>
-      </w:r>
-      <w:proofErr w:type="spellStart"/>
-      <w:r>
-        <w:t>Bakı</w:t>
-      </w:r>
-      <w:proofErr w:type="spellEnd"/>
-      <w:r>
-        <w:t xml:space="preserve"> </w:t>
-      </w:r>
-      <w:proofErr w:type="spellStart"/>
-      <w:r>
-        <w:t>çatdırılma</w:t>
-      </w:r>
-      <w:proofErr w:type="spellEnd"/>
-      <w:r>
-        <w:t xml:space="preserve"> </w:t>
-      </w:r>
-      <w:proofErr w:type="spellStart"/>
-      <w:r>
-        <w:t>üçün</w:t>
-      </w:r>
-      <w:proofErr w:type="spellEnd"/>
-      <w:r>
-        <w:t xml:space="preserve"> </w:t>
-      </w:r>
-      <w:proofErr w:type="spellStart"/>
-      <w:r>
-        <w:t>nəzərdə</w:t>
-      </w:r>
-      <w:proofErr w:type="spellEnd"/>
-      <w:r>
-        <w:t xml:space="preserve"> </w:t>
-      </w:r>
-      <w:proofErr w:type="spellStart"/>
-      <w:r>
-        <w:t>tutlmuşdur</w:t>
-      </w:r>
-      <w:proofErr w:type="spellEnd"/>
-      <w:r>
-        <w:t xml:space="preserve">. </w:t>
-      </w:r>
-      <w:proofErr w:type="spellStart"/>
-      <w:r>
-        <w:t>Digər</w:t>
-      </w:r>
-      <w:proofErr w:type="spellEnd"/>
-      <w:r>
-        <w:t xml:space="preserve"> rayon </w:t>
-      </w:r>
-      <w:proofErr w:type="spellStart"/>
-      <w:r>
-        <w:t>və</w:t>
-      </w:r>
-      <w:proofErr w:type="spellEnd"/>
-      <w:r>
-        <w:t xml:space="preserve"> </w:t>
-      </w:r>
-      <w:proofErr w:type="spellStart"/>
-      <w:r>
-        <w:t>bölgələrə</w:t>
-      </w:r>
-      <w:proofErr w:type="spellEnd"/>
-      <w:r>
-        <w:t xml:space="preserve"> </w:t>
-      </w:r>
-      <w:proofErr w:type="spellStart"/>
-      <w:r>
-        <w:t>çadırılma</w:t>
-      </w:r>
-      <w:proofErr w:type="spellEnd"/>
-      <w:r>
-        <w:t xml:space="preserve">, </w:t>
-      </w:r>
-      <w:proofErr w:type="spellStart"/>
-      <w:r>
-        <w:t>marşurut</w:t>
-      </w:r>
-      <w:proofErr w:type="spellEnd"/>
-      <w:r>
-        <w:t xml:space="preserve"> </w:t>
-      </w:r>
-      <w:proofErr w:type="spellStart"/>
-      <w:r>
-        <w:t>xətti</w:t>
-      </w:r>
-      <w:proofErr w:type="spellEnd"/>
-      <w:r>
-        <w:t xml:space="preserve">, </w:t>
-      </w:r>
-      <w:proofErr w:type="spellStart"/>
-      <w:r>
-        <w:t>məhsulların</w:t>
-      </w:r>
-      <w:proofErr w:type="spellEnd"/>
-      <w:r>
-        <w:t xml:space="preserve"> </w:t>
-      </w:r>
-      <w:proofErr w:type="spellStart"/>
-      <w:r>
-        <w:t>sayı</w:t>
-      </w:r>
-      <w:proofErr w:type="spellEnd"/>
-      <w:r>
-        <w:t xml:space="preserve"> </w:t>
-      </w:r>
-      <w:proofErr w:type="spellStart"/>
-      <w:r>
-        <w:t>və</w:t>
-      </w:r>
-      <w:proofErr w:type="spellEnd"/>
-      <w:r>
-        <w:t xml:space="preserve"> </w:t>
-      </w:r>
-      <w:proofErr w:type="spellStart"/>
-      <w:r>
-        <w:t>çəkisindən</w:t>
-      </w:r>
-      <w:proofErr w:type="spellEnd"/>
-      <w:r>
-        <w:t xml:space="preserve"> </w:t>
-      </w:r>
-      <w:proofErr w:type="spellStart"/>
-      <w:r>
-        <w:t>asılı</w:t>
-      </w:r>
-      <w:proofErr w:type="spellEnd"/>
-      <w:r>
-        <w:t xml:space="preserve"> </w:t>
-      </w:r>
-      <w:proofErr w:type="spellStart"/>
-      <w:r>
-        <w:t>olaraq</w:t>
-      </w:r>
-      <w:proofErr w:type="spellEnd"/>
-      <w:r>
-        <w:t xml:space="preserve"> </w:t>
-      </w:r>
-      <w:proofErr w:type="spellStart"/>
-      <w:r>
-        <w:t>dəyişə</w:t>
-      </w:r>
-      <w:proofErr w:type="spellEnd"/>
-      <w:r>
-        <w:t xml:space="preserve"> </w:t>
-      </w:r>
-      <w:proofErr w:type="spellStart"/>
-      <w:r>
-        <w:t>bilər</w:t>
-      </w:r>
-      <w:proofErr w:type="spellEnd"/>
-      <w:r>
-        <w:t>.</w:t>
       </w:r>
     </w:p>
     <w:p>
@@ -9600,61 +8010,64 @@
         <w:rPr>
           <w:b/>
           <w:bCs/>
-          <w:sz w:val="28"/>
-          <w:szCs w:val="28"/>
-        </w:rPr>
-      </w:pPr>
+          <w:color w:val="EE0000"/>
+          <w:lang w:val="az-Latn-AZ"/>
+        </w:rPr>
+      </w:pPr>
+      <w:r>
+        <w:rPr>
+          <w:b/>
+          <w:bCs/>
+          <w:lang w:val="az-Latn-AZ"/>
+        </w:rPr>
+        <w:t xml:space="preserve">Təklif olunan texniki həll </w:t>
+      </w:r>
+      <w:r>
+        <w:rPr>
+          <w:b/>
+          <w:bCs/>
+          <w:color w:val="92D050"/>
+          <w:lang w:val="az-Latn-AZ"/>
+        </w:rPr>
+        <w:t xml:space="preserve">aktiv istehlakçı </w:t>
+      </w:r>
+      <w:r>
+        <w:rPr>
+          <w:b/>
+          <w:bCs/>
+          <w:lang w:val="az-Latn-AZ"/>
+        </w:rPr>
+        <w:t>statusunun əldə edilməsi və obyektin şəbəkə operatorunun tələblərinə uyğun olması şərti ilə hazırlanmışdır. Şəbəkəyə qoşulma şərtlərində dəyişiklik olduğu halda, sistemin gücü və avadanlıqların tərkibi yenidən nəzərdən keçirilə və müvafiq qaydada yenilənə bilər.</w:t>
+      </w:r>
     </w:p>
     <w:p>
       <w:pPr>
         <w:spacing w:line="240" w:lineRule="auto"/>
-        <w:rPr>
-          <w:b/>
-          <w:bCs/>
-          <w:sz w:val="28"/>
-          <w:szCs w:val="28"/>
+        <w:ind w:left="720"/>
+        <w:rPr>
+          <w:b/>
+          <w:bCs/>
+          <w:lang w:val="az-Latn-AZ"/>
         </w:rPr>
       </w:pPr>
     </w:p>
     <w:p>
       <w:pPr>
         <w:spacing w:line="240" w:lineRule="auto"/>
-        <w:rPr>
-          <w:b/>
-          <w:bCs/>
-          <w:sz w:val="28"/>
-          <w:szCs w:val="28"/>
-        </w:rPr>
-      </w:pPr>
-    </w:p>
-    <w:p>
-      <w:pPr>
-        <w:spacing w:line="240" w:lineRule="auto"/>
-        <w:rPr>
-          <w:b/>
-          <w:bCs/>
-          <w:sz w:val="28"/>
-          <w:szCs w:val="28"/>
-        </w:rPr>
-      </w:pPr>
-      <w:r>
-        <w:rPr>
-          <w:b/>
-          <w:bCs/>
-          <w:sz w:val="28"/>
-          <w:szCs w:val="28"/>
-          <w:lang w:val="az-Latn-AZ"/>
-        </w:rPr>
-        <w:t>Xüsusi qeydlər</w:t>
-      </w:r>
-      <w:r>
-        <w:rPr>
-          <w:b/>
-          <w:bCs/>
-          <w:sz w:val="28"/>
-          <w:szCs w:val="28"/>
-        </w:rPr>
-        <w:t xml:space="preserve"> :</w:t>
+        <w:ind w:left="720"/>
+        <w:rPr>
+          <w:b/>
+          <w:bCs/>
+          <w:lang w:val="az-Latn-AZ"/>
+        </w:rPr>
+      </w:pPr>
+      <w:r>
+        <w:rPr>
+          <w:b/>
+          <w:bCs/>
+          <w:lang w:val="az-Latn-AZ"/>
+        </w:rPr>
+        <w:t>SOLARIX MMC Şərtləri :</w:t>
       </w:r>
     </w:p>
     <w:p>
@@ -9707,7 +8120,7 @@
         <w:rPr>
           <w:b/>
           <w:bCs/>
-          <w:lang w:val="en-US"/>
+          <w:lang w:val="az-Latn-AZ"/>
         </w:rPr>
         <w:t>%</w:t>
       </w:r>
@@ -9723,6 +8136,7 @@
         <w:rPr>
           <w:b/>
           <w:bCs/>
+          <w:lang w:val="az-Latn-AZ"/>
         </w:rPr>
         <w:t xml:space="preserve">, </w:t>
       </w:r>
@@ -9819,7 +8233,7 @@
           <w:bCs/>
           <w:lang w:val="az-Latn-AZ"/>
         </w:rPr>
-        <w:t>7</w:t>
+        <w:t>10</w:t>
       </w:r>
       <w:r>
         <w:rPr>
@@ -9858,7 +8272,7 @@
           <w:bCs/>
           <w:lang w:val="az-Latn-AZ"/>
         </w:rPr>
-        <w:t>15.6</w:t>
+        <w:t>50.7</w:t>
       </w:r>
       <w:r>
         <w:rPr>
@@ -10005,13 +8419,15 @@
         <w:rPr>
           <w:b/>
           <w:bCs/>
+          <w:lang w:val="az-Latn-AZ"/>
         </w:rPr>
         <w:t>Şirkətimiz tərəfindən görülən montaj işlərinə, kabelləşməyə və qoşulma nöqtələrinin sızdırmazlığına verilən zəmanət</w:t>
       </w:r>
     </w:p>
     <w:p>
       <w:pPr>
-        <w:spacing w:line="240" w:lineRule="auto"/>
+        <w:pStyle w:val="ListParagraph"/>
+        <w:spacing w:after="160" w:line="240" w:lineRule="auto"/>
         <w:rPr>
           <w:b/>
           <w:bCs/>
@@ -10022,11 +8438,108 @@
     <w:p>
       <w:pPr>
         <w:spacing w:line="240" w:lineRule="auto"/>
-      </w:pPr>
+        <w:rPr>
+          <w:b/>
+          <w:bCs/>
+          <w:lang w:val="az-Latn-AZ"/>
+        </w:rPr>
+      </w:pPr>
+      <w:r>
+        <w:rPr>
+          <w:b/>
+          <w:bCs/>
+          <w:lang w:val="az-Latn-AZ"/>
+        </w:rPr>
+        <w:t xml:space="preserve"> </w:t>
+      </w:r>
     </w:p>
     <w:p>
       <w:pPr>
         <w:spacing w:line="240" w:lineRule="auto"/>
+        <w:rPr>
+          <w:lang w:val="az-Latn-AZ"/>
+        </w:rPr>
+      </w:pPr>
+      <w:r>
+        <w:rPr>
+          <w:lang w:val="az-Latn-AZ"/>
+        </w:rPr>
+        <w:t xml:space="preserve">       </w:t>
+      </w:r>
+      <w:r>
+        <w:rPr>
+          <w:lang w:val="az-Latn-AZ"/>
+        </w:rPr>
+        <w:t xml:space="preserve">                                                                      </w:t>
+      </w:r>
+      <w:r>
+        <w:rPr>
+          <w:lang w:val="az-Latn-AZ"/>
+        </w:rPr>
+        <w:t xml:space="preserve">            </w:t>
+      </w:r>
+      <w:r>
+        <w:rPr>
+          <w:noProof/>
+        </w:rPr>
+        <w:drawing>
+          <wp:inline distT="0" distB="0" distL="0" distR="0" wp14:anchorId="02BB2712" wp14:editId="60D69668">
+            <wp:extent cx="2557947" cy="896424"/>
+            <wp:effectExtent l="0" t="0" r="0" b="0"/>
+            <wp:docPr id="1271089485" name="Picture 1"/>
+            <wp:cNvGraphicFramePr>
+              <a:graphicFrameLocks xmlns:a="http://schemas.openxmlformats.org/drawingml/2006/main" noChangeAspect="1"/>
+            </wp:cNvGraphicFramePr>
+            <a:graphic xmlns:a="http://schemas.openxmlformats.org/drawingml/2006/main">
+              <a:graphicData uri="http://schemas.openxmlformats.org/drawingml/2006/picture">
+                <pic:pic xmlns:pic="http://schemas.openxmlformats.org/drawingml/2006/picture">
+                  <pic:nvPicPr>
+                    <pic:cNvPr id="0" name="Picture 1"/>
+                    <pic:cNvPicPr>
+                      <a:picLocks noChangeAspect="1" noChangeArrowheads="1"/>
+                    </pic:cNvPicPr>
+                  </pic:nvPicPr>
+                  <pic:blipFill rotWithShape="1">
+                    <a:blip r:embed="rId10">
+                      <a:extLst>
+                        <a:ext uri="{28A0092B-C50C-407E-A947-70E740481C1C}">
+                          <a14:useLocalDpi xmlns:a14="http://schemas.microsoft.com/office/drawing/2010/main"/>
+                        </a:ext>
+                      </a:extLst>
+                    </a:blip>
+                    <a:srcRect t="36323" b="37412"/>
+                    <a:stretch>
+                      <a:fillRect/>
+                    </a:stretch>
+                  </pic:blipFill>
+                  <pic:spPr bwMode="auto">
+                    <a:xfrm>
+                      <a:off x="0" y="0"/>
+                      <a:ext cx="2557947" cy="896424"/>
+                    </a:xfrm>
+                    <a:prstGeom prst="rect">
+                      <a:avLst/>
+                    </a:prstGeom>
+                    <a:noFill/>
+                    <a:ln>
+                      <a:noFill/>
+                    </a:ln>
+                    <a:extLst>
+                      <a:ext uri="{53640926-AAD7-44D8-BBD7-CCE9431645EC}">
+                        <a14:shadowObscured xmlns:a14="http://schemas.microsoft.com/office/drawing/2010/main"/>
+                      </a:ext>
+                    </a:extLst>
+                  </pic:spPr>
+                </pic:pic>
+              </a:graphicData>
+            </a:graphic>
+          </wp:inline>
+        </w:drawing>
+      </w:r>
+    </w:p>
+    <w:p>
+      <w:pPr>
+        <w:spacing w:line="240" w:lineRule="auto"/>
         <w:ind w:left="5040"/>
         <w:rPr>
           <w:b/>
@@ -10048,17 +8561,8 @@
           <w:b/>
           <w:bCs/>
         </w:rPr>
-        <w:t xml:space="preserve">  </w:t>
-      </w:r>
-      <w:proofErr w:type="spellStart"/>
-      <w:r>
-        <w:rPr>
-          <w:b/>
-          <w:bCs/>
-        </w:rPr>
-        <w:t>Rəcəbov</w:t>
-      </w:r>
-      <w:proofErr w:type="spellEnd"/>
+        <w:t xml:space="preserve">  Rəcəbov</w:t>
+      </w:r>
       <w:proofErr w:type="gramEnd"/>
     </w:p>
     <w:p>
@@ -10071,65 +8575,97 @@
         <w:spacing w:before="120"/>
         <w:jc w:val="both"/>
         <w:rPr>
+          <w:b/>
+          <w:bCs/>
+          <w:lang w:val="az-Latn-AZ"/>
+        </w:rPr>
+      </w:pPr>
+      <w:r>
+        <w:rPr>
+          <w:b/>
+          <w:bCs/>
+          <w:lang w:val="az-Latn-AZ"/>
+        </w:rPr>
+        <w:tab/>
+      </w:r>
+      <w:r>
+        <w:rPr>
+          <w:b/>
+          <w:bCs/>
+          <w:lang w:val="az-Latn-AZ"/>
+        </w:rPr>
+        <w:tab/>
+      </w:r>
+      <w:r>
+        <w:rPr>
+          <w:b/>
+          <w:bCs/>
+          <w:lang w:val="az-Latn-AZ"/>
+        </w:rPr>
+        <w:tab/>
+      </w:r>
+      <w:r>
+        <w:rPr>
+          <w:b/>
+          <w:bCs/>
+          <w:lang w:val="az-Latn-AZ"/>
+        </w:rPr>
+        <w:tab/>
+        <w:t>Layihə Men</w:t>
+      </w:r>
+      <w:r>
+        <w:rPr>
+          <w:b/>
+          <w:bCs/>
+          <w:lang w:val="az-Latn-AZ"/>
+        </w:rPr>
+        <w:t>e</w:t>
+      </w:r>
+      <w:r>
+        <w:rPr>
+          <w:b/>
+          <w:bCs/>
+          <w:lang w:val="az-Latn-AZ"/>
+        </w:rPr>
+        <w:t>ceri</w:t>
+      </w:r>
+    </w:p>
+    <w:p>
+      <w:pPr>
+        <w:tabs>
+          <w:tab w:val="left" w:pos="1605"/>
+          <w:tab w:val="left" w:pos="3690"/>
+          <w:tab w:val="center" w:pos="4680"/>
+        </w:tabs>
+        <w:spacing w:before="120"/>
+        <w:jc w:val="both"/>
+        <w:rPr>
+          <w:b/>
+          <w:bCs/>
+          <w:lang w:val="az-Latn-AZ"/>
+        </w:rPr>
+      </w:pPr>
+    </w:p>
+    <w:p>
+      <w:pPr>
+        <w:tabs>
+          <w:tab w:val="left" w:pos="1605"/>
+          <w:tab w:val="left" w:pos="3690"/>
+          <w:tab w:val="center" w:pos="4680"/>
+        </w:tabs>
+        <w:spacing w:before="120"/>
+        <w:jc w:val="both"/>
+        <w:rPr>
           <w:sz w:val="24"/>
           <w:szCs w:val="28"/>
           <w:lang w:val="az-Latn-AZ"/>
         </w:rPr>
       </w:pPr>
-      <w:r>
-        <w:rPr>
-          <w:b/>
-          <w:bCs/>
-          <w:lang w:val="az-Latn-AZ"/>
-        </w:rPr>
-        <w:tab/>
-      </w:r>
-      <w:r>
-        <w:rPr>
-          <w:b/>
-          <w:bCs/>
-          <w:lang w:val="az-Latn-AZ"/>
-        </w:rPr>
-        <w:tab/>
-      </w:r>
-      <w:r>
-        <w:rPr>
-          <w:b/>
-          <w:bCs/>
-          <w:lang w:val="az-Latn-AZ"/>
-        </w:rPr>
-        <w:tab/>
-      </w:r>
-      <w:r>
-        <w:rPr>
-          <w:b/>
-          <w:bCs/>
-          <w:lang w:val="az-Latn-AZ"/>
-        </w:rPr>
-        <w:tab/>
-        <w:t>Layihə Men</w:t>
-      </w:r>
-      <w:r>
-        <w:rPr>
-          <w:b/>
-          <w:bCs/>
-          <w:lang w:val="az-Latn-AZ"/>
-        </w:rPr>
-        <w:t>e</w:t>
-      </w:r>
-      <w:r>
-        <w:rPr>
-          <w:b/>
-          <w:bCs/>
-          <w:lang w:val="az-Latn-AZ"/>
-        </w:rPr>
-        <w:t>ceri</w:t>
-      </w:r>
     </w:p>
     <w:sectPr>
-      <w:footerReference w:type="default" r:id="rId9"/>
+      <w:footerReference w:type="default" r:id="rId11"/>
       <w:pgSz w:w="12240" w:h="15840"/>
-      <w:pgMar w:top="993" w:right="1440" w:bottom="993" w:left="1440" w:header="720" w:footer="720" w:gutter="0"/>
+      <w:pgMar w:top="993" w:right="1260" w:bottom="993" w:left="1440" w:header="720" w:footer="720" w:gutter="0"/>
       <w:pgBorders w:offsetFrom="page">
         <w:top w:val="double" w:sz="18" w:space="24" w:color="auto"/>
         <w:left w:val="double" w:sz="18" w:space="24" w:color="auto"/>
@@ -10144,7 +8680,7 @@
 </file>
 
 <file path=word/endnotes.xml><?xml version="1.0" encoding="utf-8"?>
-<w:endnotes xmlns:wpc="http://schemas.microsoft.com/office/word/2010/wordprocessingCanvas" xmlns:cx="http://schemas.microsoft.com/office/drawing/2014/chartex" xmlns:cx1="http://schemas.microsoft.com/office/drawing/2015/9/8/chartex" xmlns:cx2="http://schemas.microsoft.com/office/drawing/2015/10/21/chartex" xmlns:cx3="http://schemas.microsoft.com/office/drawing/2016/5/9/chartex" xmlns:cx4="http://schemas.microsoft.com/office/drawing/2016/5/10/chartex" xmlns:cx5="http://schemas.microsoft.com/office/drawing/2016/5/11/chartex" xmlns:cx6="http://schemas.microsoft.com/office/drawing/2016/5/12/chartex" xmlns:cx7="http://schemas.microsoft.com/office/drawing/2016/5/13/chartex" xmlns:cx8="http://schemas.microsoft.com/office/drawing/2016/5/14/chartex" xmlns:mc="http://schemas.openxmlformats.org/markup-compatibility/2006" xmlns:aink="http://schemas.microsoft.com/office/drawing/2016/ink" xmlns:am3d="http://schemas.microsoft.com/office/drawing/2017/model3d" xmlns:o="urn:schemas-microsoft-com:office:office" xmlns:oel="http://schemas.microsoft.com/office/2019/extlst" xmlns:r="http://schemas.openxmlformats.org/officeDocument/2006/relationships" xmlns:m="http://schemas.openxmlformats.org/officeDocument/2006/math" xmlns:v="urn:schemas-microsoft-com:vml" xmlns:wp14="http://schemas.microsoft.com/office/word/2010/wordprocessingDrawing" xmlns:wp="http://schemas.openxmlformats.org/drawingml/2006/wordprocessingDrawing" xmlns:w10="urn:schemas-microsoft-com:office:word" xmlns:w="http://schemas.openxmlformats.org/wordprocessingml/2006/main" xmlns:w14="http://schemas.microsoft.com/office/word/2010/wordml" xmlns:w15="http://schemas.microsoft.com/office/word/2012/wordml" xmlns:w16cex="http://schemas.microsoft.com/office/word/2018/wordml/cex" xmlns:w16cid="http://schemas.microsoft.com/office/word/2016/wordml/cid" xmlns:w16="http://schemas.microsoft.com/office/word/2018/wordml" xmlns:w16du="http://schemas.microsoft.com/office/word/2023/wordml/word16du" xmlns:w16sdtdh="http://schemas.microsoft.com/office/word/2020/wordml/sdtdatahash" xmlns:w16sdtfl="http://schemas.microsoft.com/office/word/2024/wordml/sdtformatlock" xmlns:w16se="http://schemas.microsoft.com/office/word/2015/wordml/symex" xmlns:wpg="http://schemas.microsoft.com/office/word/2010/wordprocessingGroup" xmlns:wpi="http://schemas.microsoft.com/office/word/2010/wordprocessingInk" xmlns:wne="http://schemas.microsoft.com/office/word/2006/wordml" xmlns:wps="http://schemas.microsoft.com/office/word/2010/wordprocessingShape" mc:Ignorable="w14 w15 w16se w16cid w16 w16cex w16sdtdh w16sdtfl w16du wp14">
+<w:endnotes xmlns:wpc="http://schemas.microsoft.com/office/word/2010/wordprocessingCanvas" xmlns:cx="http://schemas.microsoft.com/office/drawing/2014/chartex" xmlns:cx1="http://schemas.microsoft.com/office/drawing/2015/9/8/chartex" xmlns:cx2="http://schemas.microsoft.com/office/drawing/2015/10/21/chartex" xmlns:cx3="http://schemas.microsoft.com/office/drawing/2016/5/9/chartex" xmlns:cx4="http://schemas.microsoft.com/office/drawing/2016/5/10/chartex" xmlns:cx5="http://schemas.microsoft.com/office/drawing/2016/5/11/chartex" xmlns:cx6="http://schemas.microsoft.com/office/drawing/2016/5/12/chartex" xmlns:cx7="http://schemas.microsoft.com/office/drawing/2016/5/13/chartex" xmlns:cx8="http://schemas.microsoft.com/office/drawing/2016/5/14/chartex" xmlns:mc="http://schemas.openxmlformats.org/markup-compatibility/2006" xmlns:m="http://schemas.openxmlformats.org/officeDocument/2006/math" xmlns:aink="http://schemas.microsoft.com/office/drawing/2016/ink" xmlns:am3d="http://schemas.microsoft.com/office/drawing/2017/model3d" xmlns:oel="http://schemas.microsoft.com/office/2019/extlst" xmlns:r="http://schemas.openxmlformats.org/officeDocument/2006/relationships" xmlns:wp14="http://schemas.microsoft.com/office/word/2010/wordprocessingDrawing" xmlns:wp="http://schemas.openxmlformats.org/drawingml/2006/wordprocessingDrawing" xmlns:wpg="http://schemas.microsoft.com/office/word/2010/wordprocessingGroup" xmlns:wpi="http://schemas.microsoft.com/office/word/2010/wordprocessingInk" xmlns:wps="http://schemas.microsoft.com/office/word/2010/wordprocessingShape" xmlns:o="urn:schemas-microsoft-com:office:office" xmlns:v="urn:schemas-microsoft-com:vml" xmlns:w10="urn:schemas-microsoft-com:office:word" xmlns:w="http://schemas.openxmlformats.org/wordprocessingml/2006/main" xmlns:w14="http://schemas.microsoft.com/office/word/2010/wordml" xmlns:w15="http://schemas.microsoft.com/office/word/2012/wordml" xmlns:w16cex="http://schemas.microsoft.com/office/word/2018/wordml/cex" xmlns:w16cid="http://schemas.microsoft.com/office/word/2016/wordml/cid" xmlns:w16="http://schemas.microsoft.com/office/word/2018/wordml" xmlns:w16sdtdh="http://schemas.microsoft.com/office/word/2020/wordml/sdtdatahash" xmlns:w16sdtfl="http://schemas.microsoft.com/office/word/2024/wordml/sdtformatlock" xmlns:w16se="http://schemas.microsoft.com/office/word/2015/wordml/symex" xmlns:w16du="http://schemas.microsoft.com/office/word/2023/wordml/word16du" xmlns:wne="http://schemas.microsoft.com/office/word/2006/wordml" mc:Ignorable="w14 w15 w16se w16cid w16 w16cex w16sdtdh w16sdtfl w16du wp14">
   <w:endnote w:type="separator" w:id="-1">
     <w:p>
       <w:pPr>
@@ -10169,7 +8705,7 @@
 </file>
 
 <file path=word/footer1.xml><?xml version="1.0" encoding="utf-8"?>
-<w:ftr xmlns:wpc="http://schemas.microsoft.com/office/word/2010/wordprocessingCanvas" xmlns:cx="http://schemas.microsoft.com/office/drawing/2014/chartex" xmlns:cx1="http://schemas.microsoft.com/office/drawing/2015/9/8/chartex" xmlns:cx2="http://schemas.microsoft.com/office/drawing/2015/10/21/chartex" xmlns:cx3="http://schemas.microsoft.com/office/drawing/2016/5/9/chartex" xmlns:cx4="http://schemas.microsoft.com/office/drawing/2016/5/10/chartex" xmlns:cx5="http://schemas.microsoft.com/office/drawing/2016/5/11/chartex" xmlns:cx6="http://schemas.microsoft.com/office/drawing/2016/5/12/chartex" xmlns:cx7="http://schemas.microsoft.com/office/drawing/2016/5/13/chartex" xmlns:cx8="http://schemas.microsoft.com/office/drawing/2016/5/14/chartex" xmlns:mc="http://schemas.openxmlformats.org/markup-compatibility/2006" xmlns:aink="http://schemas.microsoft.com/office/drawing/2016/ink" xmlns:am3d="http://schemas.microsoft.com/office/drawing/2017/model3d" xmlns:o="urn:schemas-microsoft-com:office:office" xmlns:oel="http://schemas.microsoft.com/office/2019/extlst" xmlns:r="http://schemas.openxmlformats.org/officeDocument/2006/relationships" xmlns:m="http://schemas.openxmlformats.org/officeDocument/2006/math" xmlns:v="urn:schemas-microsoft-com:vml" xmlns:wp14="http://schemas.microsoft.com/office/word/2010/wordprocessingDrawing" xmlns:wp="http://schemas.openxmlformats.org/drawingml/2006/wordprocessingDrawing" xmlns:w10="urn:schemas-microsoft-com:office:word" xmlns:w="http://schemas.openxmlformats.org/wordprocessingml/2006/main" xmlns:w14="http://schemas.microsoft.com/office/word/2010/wordml" xmlns:w15="http://schemas.microsoft.com/office/word/2012/wordml" xmlns:w16cex="http://schemas.microsoft.com/office/word/2018/wordml/cex" xmlns:w16cid="http://schemas.microsoft.com/office/word/2016/wordml/cid" xmlns:w16="http://schemas.microsoft.com/office/word/2018/wordml" xmlns:w16du="http://schemas.microsoft.com/office/word/2023/wordml/word16du" xmlns:w16sdtdh="http://schemas.microsoft.com/office/word/2020/wordml/sdtdatahash" xmlns:w16sdtfl="http://schemas.microsoft.com/office/word/2024/wordml/sdtformatlock" xmlns:w16se="http://schemas.microsoft.com/office/word/2015/wordml/symex" xmlns:wpg="http://schemas.microsoft.com/office/word/2010/wordprocessingGroup" xmlns:wpi="http://schemas.microsoft.com/office/word/2010/wordprocessingInk" xmlns:wne="http://schemas.microsoft.com/office/word/2006/wordml" xmlns:wps="http://schemas.microsoft.com/office/word/2010/wordprocessingShape" mc:Ignorable="w14 w15 w16se w16cid w16 w16cex w16sdtdh w16sdtfl w16du wp14">
+<w:ftr xmlns:wpc="http://schemas.microsoft.com/office/word/2010/wordprocessingCanvas" xmlns:cx="http://schemas.microsoft.com/office/drawing/2014/chartex" xmlns:cx1="http://schemas.microsoft.com/office/drawing/2015/9/8/chartex" xmlns:cx2="http://schemas.microsoft.com/office/drawing/2015/10/21/chartex" xmlns:cx3="http://schemas.microsoft.com/office/drawing/2016/5/9/chartex" xmlns:cx4="http://schemas.microsoft.com/office/drawing/2016/5/10/chartex" xmlns:cx5="http://schemas.microsoft.com/office/drawing/2016/5/11/chartex" xmlns:cx6="http://schemas.microsoft.com/office/drawing/2016/5/12/chartex" xmlns:cx7="http://schemas.microsoft.com/office/drawing/2016/5/13/chartex" xmlns:cx8="http://schemas.microsoft.com/office/drawing/2016/5/14/chartex" xmlns:mc="http://schemas.openxmlformats.org/markup-compatibility/2006" xmlns:m="http://schemas.openxmlformats.org/officeDocument/2006/math" xmlns:aink="http://schemas.microsoft.com/office/drawing/2016/ink" xmlns:am3d="http://schemas.microsoft.com/office/drawing/2017/model3d" xmlns:oel="http://schemas.microsoft.com/office/2019/extlst" xmlns:r="http://schemas.openxmlformats.org/officeDocument/2006/relationships" xmlns:wp14="http://schemas.microsoft.com/office/word/2010/wordprocessingDrawing" xmlns:wp="http://schemas.openxmlformats.org/drawingml/2006/wordprocessingDrawing" xmlns:wpg="http://schemas.microsoft.com/office/word/2010/wordprocessingGroup" xmlns:wpi="http://schemas.microsoft.com/office/word/2010/wordprocessingInk" xmlns:wps="http://schemas.microsoft.com/office/word/2010/wordprocessingShape" xmlns:o="urn:schemas-microsoft-com:office:office" xmlns:v="urn:schemas-microsoft-com:vml" xmlns:w10="urn:schemas-microsoft-com:office:word" xmlns:w="http://schemas.openxmlformats.org/wordprocessingml/2006/main" xmlns:w14="http://schemas.microsoft.com/office/word/2010/wordml" xmlns:w15="http://schemas.microsoft.com/office/word/2012/wordml" xmlns:w16cex="http://schemas.microsoft.com/office/word/2018/wordml/cex" xmlns:w16cid="http://schemas.microsoft.com/office/word/2016/wordml/cid" xmlns:w16="http://schemas.microsoft.com/office/word/2018/wordml" xmlns:w16sdtdh="http://schemas.microsoft.com/office/word/2020/wordml/sdtdatahash" xmlns:w16sdtfl="http://schemas.microsoft.com/office/word/2024/wordml/sdtformatlock" xmlns:w16se="http://schemas.microsoft.com/office/word/2015/wordml/symex" xmlns:w16du="http://schemas.microsoft.com/office/word/2023/wordml/word16du" xmlns:wne="http://schemas.microsoft.com/office/word/2006/wordml" mc:Ignorable="w14 w15 w16se w16cid w16 w16cex w16sdtdh w16sdtfl w16du wp14">
   <w:p>
     <w:pPr>
       <w:pStyle w:val="Footer"/>
@@ -10249,7 +8785,7 @@
 </file>
 
 <file path=word/footnotes.xml><?xml version="1.0" encoding="utf-8"?>
-<w:footnotes xmlns:wpc="http://schemas.microsoft.com/office/word/2010/wordprocessingCanvas" xmlns:cx="http://schemas.microsoft.com/office/drawing/2014/chartex" xmlns:cx1="http://schemas.microsoft.com/office/drawing/2015/9/8/chartex" xmlns:cx2="http://schemas.microsoft.com/office/drawing/2015/10/21/chartex" xmlns:cx3="http://schemas.microsoft.com/office/drawing/2016/5/9/chartex" xmlns:cx4="http://schemas.microsoft.com/office/drawing/2016/5/10/chartex" xmlns:cx5="http://schemas.microsoft.com/office/drawing/2016/5/11/chartex" xmlns:cx6="http://schemas.microsoft.com/office/drawing/2016/5/12/chartex" xmlns:cx7="http://schemas.microsoft.com/office/drawing/2016/5/13/chartex" xmlns:cx8="http://schemas.microsoft.com/office/drawing/2016/5/14/chartex" xmlns:mc="http://schemas.openxmlformats.org/markup-compatibility/2006" xmlns:aink="http://schemas.microsoft.com/office/drawing/2016/ink" xmlns:am3d="http://schemas.microsoft.com/office/drawing/2017/model3d" xmlns:o="urn:schemas-microsoft-com:office:office" xmlns:oel="http://schemas.microsoft.com/office/2019/extlst" xmlns:r="http://schemas.openxmlformats.org/officeDocument/2006/relationships" xmlns:m="http://schemas.openxmlformats.org/officeDocument/2006/math" xmlns:v="urn:schemas-microsoft-com:vml" xmlns:wp14="http://schemas.microsoft.com/office/word/2010/wordprocessingDrawing" xmlns:wp="http://schemas.openxmlformats.org/drawingml/2006/wordprocessingDrawing" xmlns:w10="urn:schemas-microsoft-com:office:word" xmlns:w="http://schemas.openxmlformats.org/wordprocessingml/2006/main" xmlns:w14="http://schemas.microsoft.com/office/word/2010/wordml" xmlns:w15="http://schemas.microsoft.com/office/word/2012/wordml" xmlns:w16cex="http://schemas.microsoft.com/office/word/2018/wordml/cex" xmlns:w16cid="http://schemas.microsoft.com/office/word/2016/wordml/cid" xmlns:w16="http://schemas.microsoft.com/office/word/2018/wordml" xmlns:w16du="http://schemas.microsoft.com/office/word/2023/wordml/word16du" xmlns:w16sdtdh="http://schemas.microsoft.com/office/word/2020/wordml/sdtdatahash" xmlns:w16sdtfl="http://schemas.microsoft.com/office/word/2024/wordml/sdtformatlock" xmlns:w16se="http://schemas.microsoft.com/office/word/2015/wordml/symex" xmlns:wpg="http://schemas.microsoft.com/office/word/2010/wordprocessingGroup" xmlns:wpi="http://schemas.microsoft.com/office/word/2010/wordprocessingInk" xmlns:wne="http://schemas.microsoft.com/office/word/2006/wordml" xmlns:wps="http://schemas.microsoft.com/office/word/2010/wordprocessingShape" mc:Ignorable="w14 w15 w16se w16cid w16 w16cex w16sdtdh w16sdtfl w16du wp14">
+<w:footnotes xmlns:wpc="http://schemas.microsoft.com/office/word/2010/wordprocessingCanvas" xmlns:cx="http://schemas.microsoft.com/office/drawing/2014/chartex" xmlns:cx1="http://schemas.microsoft.com/office/drawing/2015/9/8/chartex" xmlns:cx2="http://schemas.microsoft.com/office/drawing/2015/10/21/chartex" xmlns:cx3="http://schemas.microsoft.com/office/drawing/2016/5/9/chartex" xmlns:cx4="http://schemas.microsoft.com/office/drawing/2016/5/10/chartex" xmlns:cx5="http://schemas.microsoft.com/office/drawing/2016/5/11/chartex" xmlns:cx6="http://schemas.microsoft.com/office/drawing/2016/5/12/chartex" xmlns:cx7="http://schemas.microsoft.com/office/drawing/2016/5/13/chartex" xmlns:cx8="http://schemas.microsoft.com/office/drawing/2016/5/14/chartex" xmlns:mc="http://schemas.openxmlformats.org/markup-compatibility/2006" xmlns:m="http://schemas.openxmlformats.org/officeDocument/2006/math" xmlns:aink="http://schemas.microsoft.com/office/drawing/2016/ink" xmlns:am3d="http://schemas.microsoft.com/office/drawing/2017/model3d" xmlns:oel="http://schemas.microsoft.com/office/2019/extlst" xmlns:r="http://schemas.openxmlformats.org/officeDocument/2006/relationships" xmlns:wp14="http://schemas.microsoft.com/office/word/2010/wordprocessingDrawing" xmlns:wp="http://schemas.openxmlformats.org/drawingml/2006/wordprocessingDrawing" xmlns:wpg="http://schemas.microsoft.com/office/word/2010/wordprocessingGroup" xmlns:wpi="http://schemas.microsoft.com/office/word/2010/wordprocessingInk" xmlns:wps="http://schemas.microsoft.com/office/word/2010/wordprocessingShape" xmlns:o="urn:schemas-microsoft-com:office:office" xmlns:v="urn:schemas-microsoft-com:vml" xmlns:w10="urn:schemas-microsoft-com:office:word" xmlns:w="http://schemas.openxmlformats.org/wordprocessingml/2006/main" xmlns:w14="http://schemas.microsoft.com/office/word/2010/wordml" xmlns:w15="http://schemas.microsoft.com/office/word/2012/wordml" xmlns:w16cex="http://schemas.microsoft.com/office/word/2018/wordml/cex" xmlns:w16cid="http://schemas.microsoft.com/office/word/2016/wordml/cid" xmlns:w16="http://schemas.microsoft.com/office/word/2018/wordml" xmlns:w16sdtdh="http://schemas.microsoft.com/office/word/2020/wordml/sdtdatahash" xmlns:w16sdtfl="http://schemas.microsoft.com/office/word/2024/wordml/sdtformatlock" xmlns:w16se="http://schemas.microsoft.com/office/word/2015/wordml/symex" xmlns:w16du="http://schemas.microsoft.com/office/word/2023/wordml/word16du" xmlns:wne="http://schemas.microsoft.com/office/word/2006/wordml" mc:Ignorable="w14 w15 w16se w16cid w16 w16cex w16sdtdh w16sdtfl w16du wp14">
   <w:footnote w:type="separator" w:id="-1">
     <w:p>
       <w:pPr>
@@ -10274,7 +8810,7 @@
 </file>
 
 <file path=word/numbering.xml><?xml version="1.0" encoding="utf-8"?>
-<w:numbering xmlns:wpc="http://schemas.microsoft.com/office/word/2010/wordprocessingCanvas" xmlns:cx="http://schemas.microsoft.com/office/drawing/2014/chartex" xmlns:cx1="http://schemas.microsoft.com/office/drawing/2015/9/8/chartex" xmlns:cx2="http://schemas.microsoft.com/office/drawing/2015/10/21/chartex" xmlns:cx3="http://schemas.microsoft.com/office/drawing/2016/5/9/chartex" xmlns:cx4="http://schemas.microsoft.com/office/drawing/2016/5/10/chartex" xmlns:cx5="http://schemas.microsoft.com/office/drawing/2016/5/11/chartex" xmlns:cx6="http://schemas.microsoft.com/office/drawing/2016/5/12/chartex" xmlns:cx7="http://schemas.microsoft.com/office/drawing/2016/5/13/chartex" xmlns:cx8="http://schemas.microsoft.com/office/drawing/2016/5/14/chartex" xmlns:mc="http://schemas.openxmlformats.org/markup-compatibility/2006" xmlns:aink="http://schemas.microsoft.com/office/drawing/2016/ink" xmlns:am3d="http://schemas.microsoft.com/office/drawing/2017/model3d" xmlns:o="urn:schemas-microsoft-com:office:office" xmlns:oel="http://schemas.microsoft.com/office/2019/extlst" xmlns:r="http://schemas.openxmlformats.org/officeDocument/2006/relationships" xmlns:m="http://schemas.openxmlformats.org/officeDocument/2006/math" xmlns:v="urn:schemas-microsoft-com:vml" xmlns:wp14="http://schemas.microsoft.com/office/word/2010/wordprocessingDrawing" xmlns:wp="http://schemas.openxmlformats.org/drawingml/2006/wordprocessingDrawing" xmlns:w10="urn:schemas-microsoft-com:office:word" xmlns:w="http://schemas.openxmlformats.org/wordprocessingml/2006/main" xmlns:w14="http://schemas.microsoft.com/office/word/2010/wordml" xmlns:w15="http://schemas.microsoft.com/office/word/2012/wordml" xmlns:w16cex="http://schemas.microsoft.com/office/word/2018/wordml/cex" xmlns:w16cid="http://schemas.microsoft.com/office/word/2016/wordml/cid" xmlns:w16="http://schemas.microsoft.com/office/word/2018/wordml" xmlns:w16du="http://schemas.microsoft.com/office/word/2023/wordml/word16du" xmlns:w16sdtdh="http://schemas.microsoft.com/office/word/2020/wordml/sdtdatahash" xmlns:w16sdtfl="http://schemas.microsoft.com/office/word/2024/wordml/sdtformatlock" xmlns:w16se="http://schemas.microsoft.com/office/word/2015/wordml/symex" xmlns:wpg="http://schemas.microsoft.com/office/word/2010/wordprocessingGroup" xmlns:wpi="http://schemas.microsoft.com/office/word/2010/wordprocessingInk" xmlns:wne="http://schemas.microsoft.com/office/word/2006/wordml" xmlns:wps="http://schemas.microsoft.com/office/word/2010/wordprocessingShape" mc:Ignorable="w14 w15 w16se w16cid w16 w16cex w16sdtdh w16sdtfl w16du wp14">
+<w:numbering xmlns:wpc="http://schemas.microsoft.com/office/word/2010/wordprocessingCanvas" xmlns:cx="http://schemas.microsoft.com/office/drawing/2014/chartex" xmlns:cx1="http://schemas.microsoft.com/office/drawing/2015/9/8/chartex" xmlns:cx2="http://schemas.microsoft.com/office/drawing/2015/10/21/chartex" xmlns:cx3="http://schemas.microsoft.com/office/drawing/2016/5/9/chartex" xmlns:cx4="http://schemas.microsoft.com/office/drawing/2016/5/10/chartex" xmlns:cx5="http://schemas.microsoft.com/office/drawing/2016/5/11/chartex" xmlns:cx6="http://schemas.microsoft.com/office/drawing/2016/5/12/chartex" xmlns:cx7="http://schemas.microsoft.com/office/drawing/2016/5/13/chartex" xmlns:cx8="http://schemas.microsoft.com/office/drawing/2016/5/14/chartex" xmlns:mc="http://schemas.openxmlformats.org/markup-compatibility/2006" xmlns:m="http://schemas.openxmlformats.org/officeDocument/2006/math" xmlns:aink="http://schemas.microsoft.com/office/drawing/2016/ink" xmlns:am3d="http://schemas.microsoft.com/office/drawing/2017/model3d" xmlns:oel="http://schemas.microsoft.com/office/2019/extlst" xmlns:r="http://schemas.openxmlformats.org/officeDocument/2006/relationships" xmlns:wp14="http://schemas.microsoft.com/office/word/2010/wordprocessingDrawing" xmlns:wp="http://schemas.openxmlformats.org/drawingml/2006/wordprocessingDrawing" xmlns:wpg="http://schemas.microsoft.com/office/word/2010/wordprocessingGroup" xmlns:wpi="http://schemas.microsoft.com/office/word/2010/wordprocessingInk" xmlns:wps="http://schemas.microsoft.com/office/word/2010/wordprocessingShape" xmlns:o="urn:schemas-microsoft-com:office:office" xmlns:v="urn:schemas-microsoft-com:vml" xmlns:w10="urn:schemas-microsoft-com:office:word" xmlns:w="http://schemas.openxmlformats.org/wordprocessingml/2006/main" xmlns:w14="http://schemas.microsoft.com/office/word/2010/wordml" xmlns:w15="http://schemas.microsoft.com/office/word/2012/wordml" xmlns:w16cex="http://schemas.microsoft.com/office/word/2018/wordml/cex" xmlns:w16cid="http://schemas.microsoft.com/office/word/2016/wordml/cid" xmlns:w16="http://schemas.microsoft.com/office/word/2018/wordml" xmlns:w16sdtdh="http://schemas.microsoft.com/office/word/2020/wordml/sdtdatahash" xmlns:w16sdtfl="http://schemas.microsoft.com/office/word/2024/wordml/sdtformatlock" xmlns:w16se="http://schemas.microsoft.com/office/word/2015/wordml/symex" xmlns:w16du="http://schemas.microsoft.com/office/word/2023/wordml/word16du" xmlns:wne="http://schemas.microsoft.com/office/word/2006/wordml" mc:Ignorable="w14 w15 w16se w16cid w16 w16cex w16sdtdh w16sdtfl w16du wp14">
   <w:abstractNum w:abstractNumId="0" w15:restartNumberingAfterBreak="0">
     <w:nsid w:val="0917784D"/>
     <w:multiLevelType w:val="hybridMultilevel"/>
@@ -10926,7 +9462,7 @@
 </file>
 
 <file path=word/styles.xml><?xml version="1.0" encoding="utf-8"?>
-<w:styles xmlns:mc="http://schemas.openxmlformats.org/markup-compatibility/2006" xmlns:r="http://schemas.openxmlformats.org/officeDocument/2006/relationships" xmlns:w="http://schemas.openxmlformats.org/wordprocessingml/2006/main" xmlns:w14="http://schemas.microsoft.com/office/word/2010/wordml" xmlns:w15="http://schemas.microsoft.com/office/word/2012/wordml" xmlns:w16cex="http://schemas.microsoft.com/office/word/2018/wordml/cex" xmlns:w16cid="http://schemas.microsoft.com/office/word/2016/wordml/cid" xmlns:w16="http://schemas.microsoft.com/office/word/2018/wordml" xmlns:w16du="http://schemas.microsoft.com/office/word/2023/wordml/word16du" xmlns:w16sdtdh="http://schemas.microsoft.com/office/word/2020/wordml/sdtdatahash" xmlns:w16sdtfl="http://schemas.microsoft.com/office/word/2024/wordml/sdtformatlock" xmlns:w16se="http://schemas.microsoft.com/office/word/2015/wordml/symex" mc:Ignorable="w14 w15 w16se w16cid w16 w16cex w16sdtdh w16sdtfl w16du">
+<w:styles xmlns:mc="http://schemas.openxmlformats.org/markup-compatibility/2006" xmlns:r="http://schemas.openxmlformats.org/officeDocument/2006/relationships" xmlns:w="http://schemas.openxmlformats.org/wordprocessingml/2006/main" xmlns:w14="http://schemas.microsoft.com/office/word/2010/wordml" xmlns:w15="http://schemas.microsoft.com/office/word/2012/wordml" xmlns:w16cex="http://schemas.microsoft.com/office/word/2018/wordml/cex" xmlns:w16cid="http://schemas.microsoft.com/office/word/2016/wordml/cid" xmlns:w16="http://schemas.microsoft.com/office/word/2018/wordml" xmlns:w16sdtdh="http://schemas.microsoft.com/office/word/2020/wordml/sdtdatahash" xmlns:w16sdtfl="http://schemas.microsoft.com/office/word/2024/wordml/sdtformatlock" xmlns:w16se="http://schemas.microsoft.com/office/word/2015/wordml/symex" xmlns:w16du="http://schemas.microsoft.com/office/word/2023/wordml/word16du" mc:Ignorable="w14 w15 w16se w16cid w16 w16cex w16sdtdh w16sdtfl w16du">
   <w:docDefaults>
     <w:rPrDefault>
       <w:rPr>
@@ -11353,6 +9889,7 @@
   <w:style w:type="character" w:default="1" w:styleId="DefaultParagraphFont">
     <w:name w:val="Default Paragraph Font"/>
     <w:uiPriority w:val="1"/>
+    <w:semiHidden/>
     <w:unhideWhenUsed/>
   </w:style>
   <w:style w:type="table" w:default="1" w:styleId="TableNormal">
